--- a/js questions/📦 JavaScript Array Methods.docx
+++ b/js questions/📦 JavaScript Array Methods.docx
@@ -32,7 +32,7 @@
       </w:pPr>
       <w:r>
         <w:pict w14:anchorId="19EFD9EE">
-          <v:rect id="_x0000_i1397" style="width:0;height:1.5pt" o:hralign="center" o:hrstd="t" o:hr="t" fillcolor="#a0a0a0" stroked="f"/>
+          <v:rect id="_x0000_i1025" style="width:0;height:1.5pt" o:hralign="center" o:hrstd="t" o:hr="t" fillcolor="#a0a0a0" stroked="f"/>
         </w:pict>
       </w:r>
     </w:p>
@@ -147,7 +147,7 @@
       </w:pPr>
       <w:r>
         <w:pict w14:anchorId="218842D3">
-          <v:rect id="_x0000_i1398" style="width:0;height:1.5pt" o:hralign="center" o:hrstd="t" o:hr="t" fillcolor="#a0a0a0" stroked="f"/>
+          <v:rect id="_x0000_i1026" style="width:0;height:1.5pt" o:hralign="center" o:hrstd="t" o:hr="t" fillcolor="#a0a0a0" stroked="f"/>
         </w:pict>
       </w:r>
     </w:p>
@@ -262,7 +262,7 @@
       </w:pPr>
       <w:r>
         <w:pict w14:anchorId="03785772">
-          <v:rect id="_x0000_i1399" style="width:0;height:1.5pt" o:hralign="center" o:hrstd="t" o:hr="t" fillcolor="#a0a0a0" stroked="f"/>
+          <v:rect id="_x0000_i1027" style="width:0;height:1.5pt" o:hralign="center" o:hrstd="t" o:hr="t" fillcolor="#a0a0a0" stroked="f"/>
         </w:pict>
       </w:r>
     </w:p>
@@ -377,7 +377,7 @@
       </w:pPr>
       <w:r>
         <w:pict w14:anchorId="3ABF6C22">
-          <v:rect id="_x0000_i1400" style="width:0;height:1.5pt" o:hralign="center" o:hrstd="t" o:hr="t" fillcolor="#a0a0a0" stroked="f"/>
+          <v:rect id="_x0000_i1028" style="width:0;height:1.5pt" o:hralign="center" o:hrstd="t" o:hr="t" fillcolor="#a0a0a0" stroked="f"/>
         </w:pict>
       </w:r>
     </w:p>
@@ -492,7 +492,7 @@
       </w:pPr>
       <w:r>
         <w:pict w14:anchorId="5CA42546">
-          <v:rect id="_x0000_i1401" style="width:0;height:1.5pt" o:hralign="center" o:hrstd="t" o:hr="t" fillcolor="#a0a0a0" stroked="f"/>
+          <v:rect id="_x0000_i1029" style="width:0;height:1.5pt" o:hralign="center" o:hrstd="t" o:hr="t" fillcolor="#a0a0a0" stroked="f"/>
         </w:pict>
       </w:r>
     </w:p>
@@ -584,7 +584,7 @@
       </w:pPr>
       <w:r>
         <w:pict w14:anchorId="2036CEDD">
-          <v:rect id="_x0000_i1402" style="width:0;height:1.5pt" o:hralign="center" o:hrstd="t" o:hr="t" fillcolor="#a0a0a0" stroked="f"/>
+          <v:rect id="_x0000_i1030" style="width:0;height:1.5pt" o:hralign="center" o:hrstd="t" o:hr="t" fillcolor="#a0a0a0" stroked="f"/>
         </w:pict>
       </w:r>
     </w:p>
@@ -594,7 +594,7 @@
       </w:pPr>
       <w:r>
         <w:pict w14:anchorId="71AAC55B">
-          <v:rect id="_x0000_i1403" style="width:0;height:1.5pt" o:hralign="center" o:hrstd="t" o:hr="t" fillcolor="#a0a0a0" stroked="f"/>
+          <v:rect id="_x0000_i1031" style="width:0;height:1.5pt" o:hralign="center" o:hrstd="t" o:hr="t" fillcolor="#a0a0a0" stroked="f"/>
         </w:pict>
       </w:r>
     </w:p>
@@ -611,8 +611,138 @@
           <w:b/>
           <w:bCs/>
         </w:rPr>
+        <w:t>6️</w:t>
+      </w:r>
+      <w:r>
+        <w:rPr>
+          <w:rFonts w:ascii="Segoe UI Symbol" w:hAnsi="Segoe UI Symbol" w:cs="Segoe UI Symbol"/>
+          <w:b/>
+          <w:bCs/>
+        </w:rPr>
+        <w:t>⃣</w:t>
+      </w:r>
+      <w:r>
+        <w:rPr>
+          <w:b/>
+          <w:bCs/>
+        </w:rPr>
+        <w:t xml:space="preserve"> find()</w:t>
+      </w:r>
+    </w:p>
+    <w:p>
+      <w:pPr>
+        <w:spacing w:after="0" w:line="240" w:lineRule="auto"/>
+      </w:pPr>
+      <w:r>
+        <w:rPr>
+          <w:b/>
+          <w:bCs/>
+        </w:rPr>
+        <w:t>Definition:</w:t>
+      </w:r>
+      <w:r>
+        <w:t xml:space="preserve"> Returns the </w:t>
+      </w:r>
+      <w:r>
+        <w:rPr>
+          <w:b/>
+          <w:bCs/>
+        </w:rPr>
+        <w:t>first element</w:t>
+      </w:r>
+      <w:r>
+        <w:t xml:space="preserve"> that satisfies a condition.</w:t>
+      </w:r>
+    </w:p>
+    <w:p>
+      <w:pPr>
+        <w:spacing w:after="0" w:line="240" w:lineRule="auto"/>
+      </w:pPr>
+      <w:r>
+        <w:t>let nums = [10, 20, 30, 40];</w:t>
+      </w:r>
+    </w:p>
+    <w:p>
+      <w:pPr>
+        <w:spacing w:after="0" w:line="240" w:lineRule="auto"/>
+      </w:pPr>
+    </w:p>
+    <w:p>
+      <w:pPr>
+        <w:spacing w:after="0" w:line="240" w:lineRule="auto"/>
+      </w:pPr>
+      <w:r>
         <w:lastRenderedPageBreak/>
-        <w:t>6️</w:t>
+        <w:t>let result = nums.find(n =&gt; n &gt; 25);</w:t>
+      </w:r>
+    </w:p>
+    <w:p>
+      <w:pPr>
+        <w:spacing w:after="0" w:line="240" w:lineRule="auto"/>
+      </w:pPr>
+    </w:p>
+    <w:p>
+      <w:pPr>
+        <w:spacing w:after="0" w:line="240" w:lineRule="auto"/>
+      </w:pPr>
+      <w:r>
+        <w:t>console.log(result);</w:t>
+      </w:r>
+    </w:p>
+    <w:p>
+      <w:pPr>
+        <w:spacing w:after="0" w:line="240" w:lineRule="auto"/>
+      </w:pPr>
+      <w:r>
+        <w:rPr>
+          <w:b/>
+          <w:bCs/>
+        </w:rPr>
+        <w:t>Output:</w:t>
+      </w:r>
+    </w:p>
+    <w:p>
+      <w:pPr>
+        <w:spacing w:after="0" w:line="240" w:lineRule="auto"/>
+      </w:pPr>
+      <w:r>
+        <w:t>30</w:t>
+      </w:r>
+    </w:p>
+    <w:p>
+      <w:pPr>
+        <w:spacing w:after="0" w:line="240" w:lineRule="auto"/>
+      </w:pPr>
+      <w:r>
+        <w:pict w14:anchorId="3F62226E">
+          <v:rect id="_x0000_i1032" style="width:0;height:1.5pt" o:hralign="center" o:hrstd="t" o:hr="t" fillcolor="#a0a0a0" stroked="f"/>
+        </w:pict>
+      </w:r>
+    </w:p>
+    <w:p>
+      <w:pPr>
+        <w:spacing w:after="0" w:line="240" w:lineRule="auto"/>
+      </w:pPr>
+      <w:r>
+        <w:pict w14:anchorId="32CF9EDE">
+          <v:rect id="_x0000_i1033" style="width:0;height:1.5pt" o:hralign="center" o:hrstd="t" o:hr="t" fillcolor="#a0a0a0" stroked="f"/>
+        </w:pict>
+      </w:r>
+    </w:p>
+    <w:p>
+      <w:pPr>
+        <w:spacing w:after="0" w:line="240" w:lineRule="auto"/>
+        <w:rPr>
+          <w:b/>
+          <w:bCs/>
+        </w:rPr>
+      </w:pPr>
+      <w:r>
+        <w:rPr>
+          <w:b/>
+          <w:bCs/>
+        </w:rPr>
+        <w:t>7️</w:t>
       </w:r>
       <w:r>
         <w:rPr>
@@ -627,7 +757,7 @@
           <w:b/>
           <w:bCs/>
         </w:rPr>
-        <w:t xml:space="preserve"> find()</w:t>
+        <w:t xml:space="preserve"> includes()</w:t>
       </w:r>
     </w:p>
     <w:p>
@@ -642,6 +772,797 @@
         <w:t>Definition:</w:t>
       </w:r>
       <w:r>
+        <w:t xml:space="preserve"> Checks whether an array contains a value → returns true or false.</w:t>
+      </w:r>
+    </w:p>
+    <w:p>
+      <w:pPr>
+        <w:spacing w:after="0" w:line="240" w:lineRule="auto"/>
+      </w:pPr>
+      <w:r>
+        <w:t>let arr = ["apple", "banana"];</w:t>
+      </w:r>
+    </w:p>
+    <w:p>
+      <w:pPr>
+        <w:spacing w:after="0" w:line="240" w:lineRule="auto"/>
+      </w:pPr>
+    </w:p>
+    <w:p>
+      <w:pPr>
+        <w:spacing w:after="0" w:line="240" w:lineRule="auto"/>
+      </w:pPr>
+      <w:r>
+        <w:t>console.log(arr.includes("banana"));</w:t>
+      </w:r>
+    </w:p>
+    <w:p>
+      <w:pPr>
+        <w:spacing w:after="0" w:line="240" w:lineRule="auto"/>
+      </w:pPr>
+      <w:r>
+        <w:rPr>
+          <w:b/>
+          <w:bCs/>
+        </w:rPr>
+        <w:t>Output:</w:t>
+      </w:r>
+    </w:p>
+    <w:p>
+      <w:pPr>
+        <w:spacing w:after="0" w:line="240" w:lineRule="auto"/>
+      </w:pPr>
+      <w:r>
+        <w:t>true</w:t>
+      </w:r>
+    </w:p>
+    <w:p>
+      <w:pPr>
+        <w:spacing w:after="0" w:line="240" w:lineRule="auto"/>
+      </w:pPr>
+      <w:r>
+        <w:pict w14:anchorId="620E7A5F">
+          <v:rect id="_x0000_i1034" style="width:0;height:1.5pt" o:hralign="center" o:hrstd="t" o:hr="t" fillcolor="#a0a0a0" stroked="f"/>
+        </w:pict>
+      </w:r>
+    </w:p>
+    <w:p>
+      <w:pPr>
+        <w:spacing w:after="0" w:line="240" w:lineRule="auto"/>
+      </w:pPr>
+      <w:r>
+        <w:pict w14:anchorId="6079728A">
+          <v:rect id="_x0000_i1035" style="width:0;height:1.5pt" o:hralign="center" o:hrstd="t" o:hr="t" fillcolor="#a0a0a0" stroked="f"/>
+        </w:pict>
+      </w:r>
+    </w:p>
+    <w:p>
+      <w:pPr>
+        <w:spacing w:after="0" w:line="240" w:lineRule="auto"/>
+        <w:rPr>
+          <w:b/>
+          <w:bCs/>
+        </w:rPr>
+      </w:pPr>
+      <w:r>
+        <w:rPr>
+          <w:b/>
+          <w:bCs/>
+        </w:rPr>
+        <w:t>8️</w:t>
+      </w:r>
+      <w:r>
+        <w:rPr>
+          <w:rFonts w:ascii="Segoe UI Symbol" w:hAnsi="Segoe UI Symbol" w:cs="Segoe UI Symbol"/>
+          <w:b/>
+          <w:bCs/>
+        </w:rPr>
+        <w:t>⃣</w:t>
+      </w:r>
+      <w:r>
+        <w:rPr>
+          <w:b/>
+          <w:bCs/>
+        </w:rPr>
+        <w:t xml:space="preserve"> concat()</w:t>
+      </w:r>
+    </w:p>
+    <w:p>
+      <w:pPr>
+        <w:spacing w:after="0" w:line="240" w:lineRule="auto"/>
+      </w:pPr>
+      <w:r>
+        <w:rPr>
+          <w:b/>
+          <w:bCs/>
+        </w:rPr>
+        <w:t>Definition:</w:t>
+      </w:r>
+      <w:r>
+        <w:t xml:space="preserve"> Joins two or more arrays and returns a </w:t>
+      </w:r>
+      <w:r>
+        <w:rPr>
+          <w:b/>
+          <w:bCs/>
+        </w:rPr>
+        <w:t>new array</w:t>
+      </w:r>
+      <w:r>
+        <w:t>.</w:t>
+      </w:r>
+    </w:p>
+    <w:p>
+      <w:pPr>
+        <w:spacing w:after="0" w:line="240" w:lineRule="auto"/>
+      </w:pPr>
+      <w:r>
+        <w:t>let a = [1, 2];</w:t>
+      </w:r>
+    </w:p>
+    <w:p>
+      <w:pPr>
+        <w:spacing w:after="0" w:line="240" w:lineRule="auto"/>
+      </w:pPr>
+      <w:r>
+        <w:t>let b = [3, 4];</w:t>
+      </w:r>
+    </w:p>
+    <w:p>
+      <w:pPr>
+        <w:spacing w:after="0" w:line="240" w:lineRule="auto"/>
+      </w:pPr>
+    </w:p>
+    <w:p>
+      <w:pPr>
+        <w:spacing w:after="0" w:line="240" w:lineRule="auto"/>
+      </w:pPr>
+      <w:r>
+        <w:t>let c = a.concat(b);</w:t>
+      </w:r>
+    </w:p>
+    <w:p>
+      <w:pPr>
+        <w:spacing w:after="0" w:line="240" w:lineRule="auto"/>
+      </w:pPr>
+    </w:p>
+    <w:p>
+      <w:pPr>
+        <w:spacing w:after="0" w:line="240" w:lineRule="auto"/>
+      </w:pPr>
+      <w:r>
+        <w:t>console.log(c);</w:t>
+      </w:r>
+    </w:p>
+    <w:p>
+      <w:pPr>
+        <w:spacing w:after="0" w:line="240" w:lineRule="auto"/>
+      </w:pPr>
+      <w:r>
+        <w:rPr>
+          <w:b/>
+          <w:bCs/>
+        </w:rPr>
+        <w:t>Output:</w:t>
+      </w:r>
+    </w:p>
+    <w:p>
+      <w:pPr>
+        <w:spacing w:after="0" w:line="240" w:lineRule="auto"/>
+      </w:pPr>
+      <w:r>
+        <w:t>[1, 2, 3, 4]</w:t>
+      </w:r>
+    </w:p>
+    <w:p>
+      <w:pPr>
+        <w:spacing w:after="0" w:line="240" w:lineRule="auto"/>
+      </w:pPr>
+      <w:r>
+        <w:pict w14:anchorId="2E2C04C8">
+          <v:rect id="_x0000_i1036" style="width:0;height:1.5pt" o:hralign="center" o:hrstd="t" o:hr="t" fillcolor="#a0a0a0" stroked="f"/>
+        </w:pict>
+      </w:r>
+    </w:p>
+    <w:p>
+      <w:pPr>
+        <w:spacing w:after="0" w:line="240" w:lineRule="auto"/>
+      </w:pPr>
+      <w:r>
+        <w:pict w14:anchorId="69C02EAA">
+          <v:rect id="_x0000_i1037" style="width:0;height:1.5pt" o:hralign="center" o:hrstd="t" o:hr="t" fillcolor="#a0a0a0" stroked="f"/>
+        </w:pict>
+      </w:r>
+    </w:p>
+    <w:p>
+      <w:pPr>
+        <w:spacing w:after="0" w:line="240" w:lineRule="auto"/>
+        <w:rPr>
+          <w:b/>
+          <w:bCs/>
+        </w:rPr>
+      </w:pPr>
+      <w:r>
+        <w:rPr>
+          <w:b/>
+          <w:bCs/>
+        </w:rPr>
+        <w:t>9️</w:t>
+      </w:r>
+      <w:r>
+        <w:rPr>
+          <w:rFonts w:ascii="Segoe UI Symbol" w:hAnsi="Segoe UI Symbol" w:cs="Segoe UI Symbol"/>
+          <w:b/>
+          <w:bCs/>
+        </w:rPr>
+        <w:t>⃣</w:t>
+      </w:r>
+      <w:r>
+        <w:rPr>
+          <w:b/>
+          <w:bCs/>
+        </w:rPr>
+        <w:t xml:space="preserve"> join()</w:t>
+      </w:r>
+    </w:p>
+    <w:p>
+      <w:pPr>
+        <w:spacing w:after="0" w:line="240" w:lineRule="auto"/>
+      </w:pPr>
+      <w:r>
+        <w:rPr>
+          <w:b/>
+          <w:bCs/>
+        </w:rPr>
+        <w:t>Definition:</w:t>
+      </w:r>
+      <w:r>
+        <w:t xml:space="preserve"> Converts array elements into a string.</w:t>
+      </w:r>
+    </w:p>
+    <w:p>
+      <w:pPr>
+        <w:spacing w:after="0" w:line="240" w:lineRule="auto"/>
+      </w:pPr>
+      <w:r>
+        <w:t>let arr = ["red", "blue", "green"];</w:t>
+      </w:r>
+    </w:p>
+    <w:p>
+      <w:pPr>
+        <w:spacing w:after="0" w:line="240" w:lineRule="auto"/>
+      </w:pPr>
+    </w:p>
+    <w:p>
+      <w:pPr>
+        <w:spacing w:after="0" w:line="240" w:lineRule="auto"/>
+      </w:pPr>
+      <w:r>
+        <w:t>console.log(arr.join("-"));</w:t>
+      </w:r>
+    </w:p>
+    <w:p>
+      <w:pPr>
+        <w:spacing w:after="0" w:line="240" w:lineRule="auto"/>
+      </w:pPr>
+      <w:r>
+        <w:rPr>
+          <w:b/>
+          <w:bCs/>
+        </w:rPr>
+        <w:t>Output:</w:t>
+      </w:r>
+    </w:p>
+    <w:p>
+      <w:pPr>
+        <w:spacing w:after="0" w:line="240" w:lineRule="auto"/>
+      </w:pPr>
+      <w:r>
+        <w:t>red-blue-green</w:t>
+      </w:r>
+    </w:p>
+    <w:p>
+      <w:pPr>
+        <w:spacing w:after="0" w:line="240" w:lineRule="auto"/>
+      </w:pPr>
+      <w:r>
+        <w:pict w14:anchorId="0CCB30F0">
+          <v:rect id="_x0000_i1038" style="width:0;height:1.5pt" o:hralign="center" o:hrstd="t" o:hr="t" fillcolor="#a0a0a0" stroked="f"/>
+        </w:pict>
+      </w:r>
+    </w:p>
+    <w:p>
+      <w:pPr>
+        <w:spacing w:after="0" w:line="240" w:lineRule="auto"/>
+      </w:pPr>
+      <w:r>
+        <w:pict w14:anchorId="6A21205B">
+          <v:rect id="_x0000_i1039" style="width:0;height:1.5pt" o:hralign="center" o:hrstd="t" o:hr="t" fillcolor="#a0a0a0" stroked="f"/>
+        </w:pict>
+      </w:r>
+    </w:p>
+    <w:p>
+      <w:pPr>
+        <w:spacing w:after="0" w:line="240" w:lineRule="auto"/>
+        <w:rPr>
+          <w:b/>
+          <w:bCs/>
+        </w:rPr>
+      </w:pPr>
+      <w:r>
+        <w:rPr>
+          <w:rFonts w:ascii="Segoe UI Emoji" w:hAnsi="Segoe UI Emoji" w:cs="Segoe UI Emoji"/>
+          <w:b/>
+          <w:bCs/>
+        </w:rPr>
+        <w:t>🔟</w:t>
+      </w:r>
+      <w:r>
+        <w:rPr>
+          <w:b/>
+          <w:bCs/>
+        </w:rPr>
+        <w:t xml:space="preserve"> splice()</w:t>
+      </w:r>
+    </w:p>
+    <w:p>
+      <w:pPr>
+        <w:spacing w:after="0" w:line="240" w:lineRule="auto"/>
+      </w:pPr>
+      <w:r>
+        <w:rPr>
+          <w:b/>
+          <w:bCs/>
+        </w:rPr>
+        <w:t>Definition:</w:t>
+      </w:r>
+      <w:r>
+        <w:t xml:space="preserve"> Adds or removes elements </w:t>
+      </w:r>
+      <w:r>
+        <w:rPr>
+          <w:b/>
+          <w:bCs/>
+        </w:rPr>
+        <w:t>inside</w:t>
+      </w:r>
+      <w:r>
+        <w:t xml:space="preserve"> the array (changes original).</w:t>
+      </w:r>
+    </w:p>
+    <w:p>
+      <w:pPr>
+        <w:spacing w:after="0" w:line="240" w:lineRule="auto"/>
+      </w:pPr>
+      <w:r>
+        <w:t>let arr = [1, 2, 3, 4];</w:t>
+      </w:r>
+    </w:p>
+    <w:p>
+      <w:pPr>
+        <w:spacing w:after="0" w:line="240" w:lineRule="auto"/>
+      </w:pPr>
+    </w:p>
+    <w:p>
+      <w:pPr>
+        <w:spacing w:after="0" w:line="240" w:lineRule="auto"/>
+      </w:pPr>
+      <w:r>
+        <w:t>// remove 1 element from index 1</w:t>
+      </w:r>
+    </w:p>
+    <w:p>
+      <w:pPr>
+        <w:spacing w:after="0" w:line="240" w:lineRule="auto"/>
+      </w:pPr>
+      <w:r>
+        <w:t>arr.splice(1, 1);</w:t>
+      </w:r>
+    </w:p>
+    <w:p>
+      <w:pPr>
+        <w:spacing w:after="0" w:line="240" w:lineRule="auto"/>
+      </w:pPr>
+    </w:p>
+    <w:p>
+      <w:pPr>
+        <w:spacing w:after="0" w:line="240" w:lineRule="auto"/>
+      </w:pPr>
+      <w:r>
+        <w:t>console.log(arr);</w:t>
+      </w:r>
+    </w:p>
+    <w:p>
+      <w:pPr>
+        <w:spacing w:after="0" w:line="240" w:lineRule="auto"/>
+      </w:pPr>
+      <w:r>
+        <w:rPr>
+          <w:b/>
+          <w:bCs/>
+        </w:rPr>
+        <w:t>Output:</w:t>
+      </w:r>
+    </w:p>
+    <w:p>
+      <w:pPr>
+        <w:spacing w:after="0" w:line="240" w:lineRule="auto"/>
+      </w:pPr>
+      <w:r>
+        <w:t>[1, 3, 4]</w:t>
+      </w:r>
+    </w:p>
+    <w:p>
+      <w:pPr>
+        <w:spacing w:after="0" w:line="240" w:lineRule="auto"/>
+      </w:pPr>
+      <w:r>
+        <w:pict w14:anchorId="13E3339B">
+          <v:rect id="_x0000_i1040" style="width:0;height:1.5pt" o:hralign="center" o:hrstd="t" o:hr="t" fillcolor="#a0a0a0" stroked="f"/>
+        </w:pict>
+      </w:r>
+    </w:p>
+    <w:p>
+      <w:pPr>
+        <w:spacing w:after="0" w:line="240" w:lineRule="auto"/>
+      </w:pPr>
+      <w:r>
+        <w:pict w14:anchorId="0E3F6E0B">
+          <v:rect id="_x0000_i1041" style="width:0;height:1.5pt" o:hralign="center" o:hrstd="t" o:hr="t" fillcolor="#a0a0a0" stroked="f"/>
+        </w:pict>
+      </w:r>
+    </w:p>
+    <w:p>
+      <w:pPr>
+        <w:spacing w:after="0" w:line="240" w:lineRule="auto"/>
+        <w:rPr>
+          <w:b/>
+          <w:bCs/>
+        </w:rPr>
+      </w:pPr>
+      <w:r>
+        <w:rPr>
+          <w:b/>
+          <w:bCs/>
+        </w:rPr>
+        <w:t>1️</w:t>
+      </w:r>
+      <w:r>
+        <w:rPr>
+          <w:rFonts w:ascii="Segoe UI Symbol" w:hAnsi="Segoe UI Symbol" w:cs="Segoe UI Symbol"/>
+          <w:b/>
+          <w:bCs/>
+        </w:rPr>
+        <w:t>⃣</w:t>
+      </w:r>
+      <w:r>
+        <w:rPr>
+          <w:b/>
+          <w:bCs/>
+        </w:rPr>
+        <w:t>1️</w:t>
+      </w:r>
+      <w:r>
+        <w:rPr>
+          <w:rFonts w:ascii="Segoe UI Symbol" w:hAnsi="Segoe UI Symbol" w:cs="Segoe UI Symbol"/>
+          <w:b/>
+          <w:bCs/>
+        </w:rPr>
+        <w:t>⃣</w:t>
+      </w:r>
+      <w:r>
+        <w:rPr>
+          <w:b/>
+          <w:bCs/>
+        </w:rPr>
+        <w:t xml:space="preserve"> slice()</w:t>
+      </w:r>
+    </w:p>
+    <w:p>
+      <w:pPr>
+        <w:spacing w:after="0" w:line="240" w:lineRule="auto"/>
+      </w:pPr>
+      <w:r>
+        <w:rPr>
+          <w:b/>
+          <w:bCs/>
+        </w:rPr>
+        <w:t>Definition:</w:t>
+      </w:r>
+      <w:r>
+        <w:t xml:space="preserve"> Returns a portion of array (does NOT modify original).</w:t>
+      </w:r>
+    </w:p>
+    <w:p>
+      <w:pPr>
+        <w:spacing w:after="0" w:line="240" w:lineRule="auto"/>
+      </w:pPr>
+      <w:r>
+        <w:lastRenderedPageBreak/>
+        <w:t>let arr = [10, 20, 30, 40];</w:t>
+      </w:r>
+    </w:p>
+    <w:p>
+      <w:pPr>
+        <w:spacing w:after="0" w:line="240" w:lineRule="auto"/>
+      </w:pPr>
+    </w:p>
+    <w:p>
+      <w:pPr>
+        <w:spacing w:after="0" w:line="240" w:lineRule="auto"/>
+      </w:pPr>
+      <w:r>
+        <w:t>let part = arr.slice(1, 3);</w:t>
+      </w:r>
+    </w:p>
+    <w:p>
+      <w:pPr>
+        <w:spacing w:after="0" w:line="240" w:lineRule="auto"/>
+      </w:pPr>
+    </w:p>
+    <w:p>
+      <w:pPr>
+        <w:spacing w:after="0" w:line="240" w:lineRule="auto"/>
+      </w:pPr>
+      <w:r>
+        <w:t>console.log(part);</w:t>
+      </w:r>
+    </w:p>
+    <w:p>
+      <w:pPr>
+        <w:spacing w:after="0" w:line="240" w:lineRule="auto"/>
+      </w:pPr>
+      <w:r>
+        <w:rPr>
+          <w:b/>
+          <w:bCs/>
+        </w:rPr>
+        <w:t>Output:</w:t>
+      </w:r>
+    </w:p>
+    <w:p>
+      <w:pPr>
+        <w:spacing w:after="0" w:line="240" w:lineRule="auto"/>
+      </w:pPr>
+      <w:r>
+        <w:t>[20, 30]</w:t>
+      </w:r>
+    </w:p>
+    <w:p>
+      <w:pPr>
+        <w:spacing w:after="0" w:line="240" w:lineRule="auto"/>
+      </w:pPr>
+      <w:r>
+        <w:pict w14:anchorId="326D6055">
+          <v:rect id="_x0000_i1042" style="width:0;height:1.5pt" o:hralign="center" o:hrstd="t" o:hr="t" fillcolor="#a0a0a0" stroked="f"/>
+        </w:pict>
+      </w:r>
+    </w:p>
+    <w:p>
+      <w:pPr>
+        <w:spacing w:after="0" w:line="240" w:lineRule="auto"/>
+      </w:pPr>
+      <w:r>
+        <w:pict w14:anchorId="29156988">
+          <v:rect id="_x0000_i1043" style="width:0;height:1.5pt" o:hralign="center" o:hrstd="t" o:hr="t" fillcolor="#a0a0a0" stroked="f"/>
+        </w:pict>
+      </w:r>
+    </w:p>
+    <w:p>
+      <w:pPr>
+        <w:spacing w:after="0" w:line="240" w:lineRule="auto"/>
+        <w:rPr>
+          <w:b/>
+          <w:bCs/>
+        </w:rPr>
+      </w:pPr>
+      <w:r>
+        <w:rPr>
+          <w:b/>
+          <w:bCs/>
+        </w:rPr>
+        <w:t>1️</w:t>
+      </w:r>
+      <w:r>
+        <w:rPr>
+          <w:rFonts w:ascii="Segoe UI Symbol" w:hAnsi="Segoe UI Symbol" w:cs="Segoe UI Symbol"/>
+          <w:b/>
+          <w:bCs/>
+        </w:rPr>
+        <w:t>⃣</w:t>
+      </w:r>
+      <w:r>
+        <w:rPr>
+          <w:b/>
+          <w:bCs/>
+        </w:rPr>
+        <w:t>2️</w:t>
+      </w:r>
+      <w:r>
+        <w:rPr>
+          <w:rFonts w:ascii="Segoe UI Symbol" w:hAnsi="Segoe UI Symbol" w:cs="Segoe UI Symbol"/>
+          <w:b/>
+          <w:bCs/>
+        </w:rPr>
+        <w:t>⃣</w:t>
+      </w:r>
+      <w:r>
+        <w:rPr>
+          <w:b/>
+          <w:bCs/>
+        </w:rPr>
+        <w:t xml:space="preserve"> sort()</w:t>
+      </w:r>
+    </w:p>
+    <w:p>
+      <w:pPr>
+        <w:spacing w:after="0" w:line="240" w:lineRule="auto"/>
+      </w:pPr>
+      <w:r>
+        <w:rPr>
+          <w:b/>
+          <w:bCs/>
+        </w:rPr>
+        <w:t>Definition:</w:t>
+      </w:r>
+      <w:r>
+        <w:t xml:space="preserve"> Sorts array elements (default alphabetical).</w:t>
+      </w:r>
+    </w:p>
+    <w:p>
+      <w:pPr>
+        <w:spacing w:after="0" w:line="240" w:lineRule="auto"/>
+      </w:pPr>
+      <w:r>
+        <w:t>let arr = [3, 1, 20, 5];</w:t>
+      </w:r>
+    </w:p>
+    <w:p>
+      <w:pPr>
+        <w:spacing w:after="0" w:line="240" w:lineRule="auto"/>
+      </w:pPr>
+    </w:p>
+    <w:p>
+      <w:pPr>
+        <w:spacing w:after="0" w:line="240" w:lineRule="auto"/>
+      </w:pPr>
+      <w:r>
+        <w:t>arr.sort();</w:t>
+      </w:r>
+    </w:p>
+    <w:p>
+      <w:pPr>
+        <w:spacing w:after="0" w:line="240" w:lineRule="auto"/>
+      </w:pPr>
+    </w:p>
+    <w:p>
+      <w:pPr>
+        <w:spacing w:after="0" w:line="240" w:lineRule="auto"/>
+      </w:pPr>
+      <w:r>
+        <w:t>console.log(arr);</w:t>
+      </w:r>
+    </w:p>
+    <w:p>
+      <w:pPr>
+        <w:spacing w:after="0" w:line="240" w:lineRule="auto"/>
+      </w:pPr>
+      <w:r>
+        <w:rPr>
+          <w:b/>
+          <w:bCs/>
+        </w:rPr>
+        <w:t>Output:</w:t>
+      </w:r>
+    </w:p>
+    <w:p>
+      <w:pPr>
+        <w:spacing w:after="0" w:line="240" w:lineRule="auto"/>
+      </w:pPr>
+      <w:r>
+        <w:t>[1, 20, 3, 5]</w:t>
+      </w:r>
+    </w:p>
+    <w:p>
+      <w:pPr>
+        <w:spacing w:after="0" w:line="240" w:lineRule="auto"/>
+      </w:pPr>
+      <w:r>
+        <w:rPr>
+          <w:rFonts w:ascii="Segoe UI Emoji" w:hAnsi="Segoe UI Emoji" w:cs="Segoe UI Emoji"/>
+        </w:rPr>
+        <w:t>⚠️</w:t>
+      </w:r>
+      <w:r>
+        <w:t xml:space="preserve"> For numbers correctly:</w:t>
+      </w:r>
+    </w:p>
+    <w:p>
+      <w:pPr>
+        <w:spacing w:after="0" w:line="240" w:lineRule="auto"/>
+      </w:pPr>
+      <w:r>
+        <w:t>arr.sort((a, b) =&gt; a - b);</w:t>
+      </w:r>
+    </w:p>
+    <w:p>
+      <w:pPr>
+        <w:spacing w:after="0" w:line="240" w:lineRule="auto"/>
+      </w:pPr>
+      <w:r>
+        <w:pict w14:anchorId="357E5947">
+          <v:rect id="_x0000_i1044" style="width:0;height:1.5pt" o:hralign="center" o:hrstd="t" o:hr="t" fillcolor="#a0a0a0" stroked="f"/>
+        </w:pict>
+      </w:r>
+    </w:p>
+    <w:p>
+      <w:pPr>
+        <w:spacing w:after="0" w:line="240" w:lineRule="auto"/>
+      </w:pPr>
+      <w:r>
+        <w:pict w14:anchorId="4B33CE96">
+          <v:rect id="_x0000_i1045" style="width:0;height:1.5pt" o:hralign="center" o:hrstd="t" o:hr="t" fillcolor="#a0a0a0" stroked="f"/>
+        </w:pict>
+      </w:r>
+    </w:p>
+    <w:p>
+      <w:pPr>
+        <w:spacing w:after="0" w:line="240" w:lineRule="auto"/>
+        <w:rPr>
+          <w:b/>
+          <w:bCs/>
+        </w:rPr>
+      </w:pPr>
+      <w:r>
+        <w:rPr>
+          <w:b/>
+          <w:bCs/>
+        </w:rPr>
+        <w:t>1️</w:t>
+      </w:r>
+      <w:r>
+        <w:rPr>
+          <w:rFonts w:ascii="Segoe UI Symbol" w:hAnsi="Segoe UI Symbol" w:cs="Segoe UI Symbol"/>
+          <w:b/>
+          <w:bCs/>
+        </w:rPr>
+        <w:t>⃣</w:t>
+      </w:r>
+      <w:r>
+        <w:rPr>
+          <w:b/>
+          <w:bCs/>
+        </w:rPr>
+        <w:t>3️</w:t>
+      </w:r>
+      <w:r>
+        <w:rPr>
+          <w:rFonts w:ascii="Segoe UI Symbol" w:hAnsi="Segoe UI Symbol" w:cs="Segoe UI Symbol"/>
+          <w:b/>
+          <w:bCs/>
+        </w:rPr>
+        <w:t>⃣</w:t>
+      </w:r>
+      <w:r>
+        <w:rPr>
+          <w:b/>
+          <w:bCs/>
+        </w:rPr>
+        <w:t xml:space="preserve"> findIndex()</w:t>
+      </w:r>
+    </w:p>
+    <w:p>
+      <w:pPr>
+        <w:spacing w:after="0" w:line="240" w:lineRule="auto"/>
+      </w:pPr>
+      <w:r>
+        <w:rPr>
+          <w:b/>
+          <w:bCs/>
+        </w:rPr>
+        <w:t>Definition:</w:t>
+      </w:r>
+      <w:r>
         <w:t xml:space="preserve"> Returns the </w:t>
       </w:r>
       <w:r>
@@ -649,43 +1570,310 @@
           <w:b/>
           <w:bCs/>
         </w:rPr>
-        <w:t>first element</w:t>
-      </w:r>
-      <w:r>
-        <w:t xml:space="preserve"> that satisfies a condition.</w:t>
-      </w:r>
-    </w:p>
-    <w:p>
-      <w:pPr>
-        <w:spacing w:after="0" w:line="240" w:lineRule="auto"/>
-      </w:pPr>
-      <w:r>
-        <w:t>let nums = [10, 20, 30, 40];</w:t>
-      </w:r>
-    </w:p>
-    <w:p>
-      <w:pPr>
-        <w:spacing w:after="0" w:line="240" w:lineRule="auto"/>
-      </w:pPr>
-    </w:p>
-    <w:p>
-      <w:pPr>
-        <w:spacing w:after="0" w:line="240" w:lineRule="auto"/>
-      </w:pPr>
-      <w:r>
-        <w:t>let result = nums.find(n =&gt; n &gt; 25);</w:t>
-      </w:r>
-    </w:p>
-    <w:p>
-      <w:pPr>
-        <w:spacing w:after="0" w:line="240" w:lineRule="auto"/>
-      </w:pPr>
-    </w:p>
-    <w:p>
-      <w:pPr>
-        <w:spacing w:after="0" w:line="240" w:lineRule="auto"/>
-      </w:pPr>
-      <w:r>
+        <w:t>index</w:t>
+      </w:r>
+      <w:r>
+        <w:t xml:space="preserve"> of first matched element.</w:t>
+      </w:r>
+    </w:p>
+    <w:p>
+      <w:pPr>
+        <w:spacing w:after="0" w:line="240" w:lineRule="auto"/>
+      </w:pPr>
+      <w:r>
+        <w:t>let nums = [5, 10, 15];</w:t>
+      </w:r>
+    </w:p>
+    <w:p>
+      <w:pPr>
+        <w:spacing w:after="0" w:line="240" w:lineRule="auto"/>
+      </w:pPr>
+    </w:p>
+    <w:p>
+      <w:pPr>
+        <w:spacing w:after="0" w:line="240" w:lineRule="auto"/>
+      </w:pPr>
+      <w:r>
+        <w:t>let idx = nums.findIndex(n =&gt; n &gt; 8);</w:t>
+      </w:r>
+    </w:p>
+    <w:p>
+      <w:pPr>
+        <w:spacing w:after="0" w:line="240" w:lineRule="auto"/>
+      </w:pPr>
+    </w:p>
+    <w:p>
+      <w:pPr>
+        <w:spacing w:after="0" w:line="240" w:lineRule="auto"/>
+      </w:pPr>
+      <w:r>
+        <w:t>console.log(idx);</w:t>
+      </w:r>
+    </w:p>
+    <w:p>
+      <w:pPr>
+        <w:spacing w:after="0" w:line="240" w:lineRule="auto"/>
+      </w:pPr>
+      <w:r>
+        <w:rPr>
+          <w:b/>
+          <w:bCs/>
+        </w:rPr>
+        <w:t>Output:</w:t>
+      </w:r>
+    </w:p>
+    <w:p>
+      <w:pPr>
+        <w:spacing w:after="0" w:line="240" w:lineRule="auto"/>
+      </w:pPr>
+      <w:r>
+        <w:t>1</w:t>
+      </w:r>
+    </w:p>
+    <w:p>
+      <w:pPr>
+        <w:spacing w:after="0" w:line="240" w:lineRule="auto"/>
+      </w:pPr>
+      <w:r>
+        <w:pict w14:anchorId="1D892982">
+          <v:rect id="_x0000_i1046" style="width:0;height:1.5pt" o:hralign="center" o:hrstd="t" o:hr="t" fillcolor="#a0a0a0" stroked="f"/>
+        </w:pict>
+      </w:r>
+    </w:p>
+    <w:p>
+      <w:pPr>
+        <w:spacing w:after="0" w:line="240" w:lineRule="auto"/>
+      </w:pPr>
+      <w:r>
+        <w:pict w14:anchorId="320A31F9">
+          <v:rect id="_x0000_i1047" style="width:0;height:1.5pt" o:hralign="center" o:hrstd="t" o:hr="t" fillcolor="#a0a0a0" stroked="f"/>
+        </w:pict>
+      </w:r>
+    </w:p>
+    <w:p>
+      <w:pPr>
+        <w:spacing w:after="0" w:line="240" w:lineRule="auto"/>
+        <w:rPr>
+          <w:b/>
+          <w:bCs/>
+        </w:rPr>
+      </w:pPr>
+      <w:r>
+        <w:rPr>
+          <w:b/>
+          <w:bCs/>
+        </w:rPr>
+        <w:t>1️</w:t>
+      </w:r>
+      <w:r>
+        <w:rPr>
+          <w:rFonts w:ascii="Segoe UI Symbol" w:hAnsi="Segoe UI Symbol" w:cs="Segoe UI Symbol"/>
+          <w:b/>
+          <w:bCs/>
+        </w:rPr>
+        <w:t>⃣</w:t>
+      </w:r>
+      <w:r>
+        <w:rPr>
+          <w:b/>
+          <w:bCs/>
+        </w:rPr>
+        <w:t>4️</w:t>
+      </w:r>
+      <w:r>
+        <w:rPr>
+          <w:rFonts w:ascii="Segoe UI Symbol" w:hAnsi="Segoe UI Symbol" w:cs="Segoe UI Symbol"/>
+          <w:b/>
+          <w:bCs/>
+        </w:rPr>
+        <w:t>⃣</w:t>
+      </w:r>
+      <w:r>
+        <w:rPr>
+          <w:b/>
+          <w:bCs/>
+        </w:rPr>
+        <w:t xml:space="preserve"> Array.from()</w:t>
+      </w:r>
+    </w:p>
+    <w:p>
+      <w:pPr>
+        <w:spacing w:after="0" w:line="240" w:lineRule="auto"/>
+      </w:pPr>
+      <w:r>
+        <w:rPr>
+          <w:b/>
+          <w:bCs/>
+        </w:rPr>
+        <w:t>Definition:</w:t>
+      </w:r>
+      <w:r>
+        <w:t xml:space="preserve"> Creates a new array from iterable or array-like object.</w:t>
+      </w:r>
+    </w:p>
+    <w:p>
+      <w:pPr>
+        <w:spacing w:after="0" w:line="240" w:lineRule="auto"/>
+      </w:pPr>
+      <w:r>
+        <w:t>let str = "HELLO";</w:t>
+      </w:r>
+    </w:p>
+    <w:p>
+      <w:pPr>
+        <w:spacing w:after="0" w:line="240" w:lineRule="auto"/>
+      </w:pPr>
+    </w:p>
+    <w:p>
+      <w:pPr>
+        <w:spacing w:after="0" w:line="240" w:lineRule="auto"/>
+      </w:pPr>
+      <w:r>
+        <w:t>let arr = Array.from(str);</w:t>
+      </w:r>
+    </w:p>
+    <w:p>
+      <w:pPr>
+        <w:spacing w:after="0" w:line="240" w:lineRule="auto"/>
+      </w:pPr>
+      <w:r>
+        <w:t>.</w:t>
+      </w:r>
+    </w:p>
+    <w:p>
+      <w:pPr>
+        <w:spacing w:after="0" w:line="240" w:lineRule="auto"/>
+      </w:pPr>
+    </w:p>
+    <w:p>
+      <w:pPr>
+        <w:spacing w:after="0" w:line="240" w:lineRule="auto"/>
+      </w:pPr>
+      <w:r>
+        <w:t>console.log(arr);</w:t>
+      </w:r>
+    </w:p>
+    <w:p>
+      <w:pPr>
+        <w:spacing w:after="0" w:line="240" w:lineRule="auto"/>
+      </w:pPr>
+      <w:r>
+        <w:rPr>
+          <w:b/>
+          <w:bCs/>
+        </w:rPr>
+        <w:t>Output:</w:t>
+      </w:r>
+    </w:p>
+    <w:p>
+      <w:pPr>
+        <w:spacing w:after="0" w:line="240" w:lineRule="auto"/>
+      </w:pPr>
+      <w:r>
+        <w:t>["H", "E", "L", "L", "O"]</w:t>
+      </w:r>
+    </w:p>
+    <w:p>
+      <w:pPr>
+        <w:spacing w:after="0" w:line="240" w:lineRule="auto"/>
+      </w:pPr>
+    </w:p>
+    <w:p>
+      <w:pPr>
+        <w:spacing w:after="0" w:line="240" w:lineRule="auto"/>
+      </w:pPr>
+    </w:p>
+    <w:p>
+      <w:pPr>
+        <w:spacing w:after="0" w:line="240" w:lineRule="auto"/>
+      </w:pPr>
+    </w:p>
+    <w:p>
+      <w:pPr>
+        <w:spacing w:after="0" w:line="240" w:lineRule="auto"/>
+      </w:pPr>
+    </w:p>
+    <w:p>
+      <w:pPr>
+        <w:spacing w:after="0" w:line="240" w:lineRule="auto"/>
+      </w:pPr>
+      <w:r>
+        <w:rPr>
+          <w:rFonts w:ascii="Segoe UI Emoji" w:hAnsi="Segoe UI Emoji" w:cs="Segoe UI Emoji"/>
+        </w:rPr>
+        <w:t>🔹</w:t>
+      </w:r>
+      <w:r>
+        <w:t xml:space="preserve"> split("")</w:t>
+      </w:r>
+    </w:p>
+    <w:p>
+      <w:pPr>
+        <w:spacing w:after="0" w:line="240" w:lineRule="auto"/>
+        <w:rPr>
+          <w:b/>
+          <w:bCs/>
+        </w:rPr>
+      </w:pPr>
+      <w:r>
+        <w:t xml:space="preserve"> </w:t>
+      </w:r>
+      <w:r>
+        <w:t xml:space="preserve">split("") is a </w:t>
+      </w:r>
+      <w:r>
+        <w:rPr>
+          <w:b/>
+          <w:bCs/>
+        </w:rPr>
+        <w:t>string method</w:t>
+      </w:r>
+      <w:r>
+        <w:t xml:space="preserve"> that breaks a string into an </w:t>
+      </w:r>
+      <w:r>
+        <w:rPr>
+          <w:b/>
+          <w:bCs/>
+        </w:rPr>
+        <w:t>array of individual characters</w:t>
+      </w:r>
+    </w:p>
+    <w:p>
+      <w:pPr>
+        <w:spacing w:after="0" w:line="240" w:lineRule="auto"/>
+        <w:rPr>
+          <w:b/>
+          <w:bCs/>
+        </w:rPr>
+      </w:pPr>
+    </w:p>
+    <w:p>
+      <w:pPr>
+        <w:spacing w:after="0" w:line="240" w:lineRule="auto"/>
+        <w:rPr>
+          <w:b/>
+          <w:bCs/>
+        </w:rPr>
+      </w:pPr>
+    </w:p>
+    <w:p>
+      <w:pPr>
+        <w:spacing w:after="0" w:line="240" w:lineRule="auto"/>
+      </w:pPr>
+      <w:r>
+        <w:lastRenderedPageBreak/>
+        <w:t>let str = "JavaScript";</w:t>
+      </w:r>
+      <w:r>
+        <w:br/>
+        <w:t>let result = str.split("");</w:t>
+      </w:r>
+      <w:r>
+        <w:br/>
+      </w:r>
+      <w:r>
+        <w:br/>
         <w:t>console.log(result);</w:t>
       </w:r>
     </w:p>
@@ -706,1064 +1894,13 @@
         <w:spacing w:after="0" w:line="240" w:lineRule="auto"/>
       </w:pPr>
       <w:r>
-        <w:t>30</w:t>
-      </w:r>
-    </w:p>
-    <w:p>
-      <w:pPr>
-        <w:spacing w:after="0" w:line="240" w:lineRule="auto"/>
-      </w:pPr>
-      <w:r>
-        <w:pict w14:anchorId="3F62226E">
-          <v:rect id="_x0000_i1404" style="width:0;height:1.5pt" o:hralign="center" o:hrstd="t" o:hr="t" fillcolor="#a0a0a0" stroked="f"/>
-        </w:pict>
-      </w:r>
-    </w:p>
-    <w:p>
-      <w:pPr>
-        <w:spacing w:after="0" w:line="240" w:lineRule="auto"/>
-      </w:pPr>
-      <w:r>
-        <w:pict w14:anchorId="32CF9EDE">
-          <v:rect id="_x0000_i1405" style="width:0;height:1.5pt" o:hralign="center" o:hrstd="t" o:hr="t" fillcolor="#a0a0a0" stroked="f"/>
-        </w:pict>
-      </w:r>
-    </w:p>
-    <w:p>
-      <w:pPr>
-        <w:spacing w:after="0" w:line="240" w:lineRule="auto"/>
-        <w:rPr>
-          <w:b/>
-          <w:bCs/>
-        </w:rPr>
-      </w:pPr>
-      <w:r>
-        <w:rPr>
-          <w:b/>
-          <w:bCs/>
-        </w:rPr>
-        <w:t>7️</w:t>
-      </w:r>
-      <w:r>
-        <w:rPr>
-          <w:rFonts w:ascii="Segoe UI Symbol" w:hAnsi="Segoe UI Symbol" w:cs="Segoe UI Symbol"/>
-          <w:b/>
-          <w:bCs/>
-        </w:rPr>
-        <w:t>⃣</w:t>
-      </w:r>
-      <w:r>
-        <w:rPr>
-          <w:b/>
-          <w:bCs/>
-        </w:rPr>
-        <w:t xml:space="preserve"> includes()</w:t>
-      </w:r>
-    </w:p>
-    <w:p>
-      <w:pPr>
-        <w:spacing w:after="0" w:line="240" w:lineRule="auto"/>
-      </w:pPr>
-      <w:r>
-        <w:rPr>
-          <w:b/>
-          <w:bCs/>
-        </w:rPr>
-        <w:t>Definition:</w:t>
-      </w:r>
-      <w:r>
-        <w:t xml:space="preserve"> Checks whether an array contains a value → returns true or false.</w:t>
-      </w:r>
-    </w:p>
-    <w:p>
-      <w:pPr>
-        <w:spacing w:after="0" w:line="240" w:lineRule="auto"/>
-      </w:pPr>
-      <w:r>
-        <w:t>let arr = ["apple", "banana"];</w:t>
-      </w:r>
-    </w:p>
-    <w:p>
-      <w:pPr>
-        <w:spacing w:after="0" w:line="240" w:lineRule="auto"/>
-      </w:pPr>
-    </w:p>
-    <w:p>
-      <w:pPr>
-        <w:spacing w:after="0" w:line="240" w:lineRule="auto"/>
-      </w:pPr>
-      <w:r>
-        <w:t>console.log(arr.includes("banana"));</w:t>
-      </w:r>
-    </w:p>
-    <w:p>
-      <w:pPr>
-        <w:spacing w:after="0" w:line="240" w:lineRule="auto"/>
-      </w:pPr>
-      <w:r>
-        <w:rPr>
-          <w:b/>
-          <w:bCs/>
-        </w:rPr>
-        <w:t>Output:</w:t>
-      </w:r>
-    </w:p>
-    <w:p>
-      <w:pPr>
-        <w:spacing w:after="0" w:line="240" w:lineRule="auto"/>
-      </w:pPr>
-      <w:r>
-        <w:t>true</w:t>
-      </w:r>
-    </w:p>
-    <w:p>
-      <w:pPr>
-        <w:spacing w:after="0" w:line="240" w:lineRule="auto"/>
-      </w:pPr>
-      <w:r>
-        <w:pict w14:anchorId="620E7A5F">
-          <v:rect id="_x0000_i1406" style="width:0;height:1.5pt" o:hralign="center" o:hrstd="t" o:hr="t" fillcolor="#a0a0a0" stroked="f"/>
-        </w:pict>
-      </w:r>
-    </w:p>
-    <w:p>
-      <w:pPr>
-        <w:spacing w:after="0" w:line="240" w:lineRule="auto"/>
-      </w:pPr>
-      <w:r>
-        <w:pict w14:anchorId="6079728A">
-          <v:rect id="_x0000_i1407" style="width:0;height:1.5pt" o:hralign="center" o:hrstd="t" o:hr="t" fillcolor="#a0a0a0" stroked="f"/>
-        </w:pict>
-      </w:r>
-    </w:p>
-    <w:p>
-      <w:pPr>
-        <w:spacing w:after="0" w:line="240" w:lineRule="auto"/>
-        <w:rPr>
-          <w:b/>
-          <w:bCs/>
-        </w:rPr>
-      </w:pPr>
-      <w:r>
-        <w:rPr>
-          <w:b/>
-          <w:bCs/>
-        </w:rPr>
-        <w:t>8️</w:t>
-      </w:r>
-      <w:r>
-        <w:rPr>
-          <w:rFonts w:ascii="Segoe UI Symbol" w:hAnsi="Segoe UI Symbol" w:cs="Segoe UI Symbol"/>
-          <w:b/>
-          <w:bCs/>
-        </w:rPr>
-        <w:t>⃣</w:t>
-      </w:r>
-      <w:r>
-        <w:rPr>
-          <w:b/>
-          <w:bCs/>
-        </w:rPr>
-        <w:t xml:space="preserve"> concat()</w:t>
-      </w:r>
-    </w:p>
-    <w:p>
-      <w:pPr>
-        <w:spacing w:after="0" w:line="240" w:lineRule="auto"/>
-      </w:pPr>
-      <w:r>
-        <w:rPr>
-          <w:b/>
-          <w:bCs/>
-        </w:rPr>
-        <w:t>Definition:</w:t>
-      </w:r>
-      <w:r>
-        <w:t xml:space="preserve"> Joins two or more arrays and returns a </w:t>
-      </w:r>
-      <w:r>
-        <w:rPr>
-          <w:b/>
-          <w:bCs/>
-        </w:rPr>
-        <w:t>new array</w:t>
-      </w:r>
-      <w:r>
-        <w:t>.</w:t>
-      </w:r>
-    </w:p>
-    <w:p>
-      <w:pPr>
-        <w:spacing w:after="0" w:line="240" w:lineRule="auto"/>
-      </w:pPr>
-      <w:r>
-        <w:t>let a = [1, 2];</w:t>
-      </w:r>
-    </w:p>
-    <w:p>
-      <w:pPr>
-        <w:spacing w:after="0" w:line="240" w:lineRule="auto"/>
-      </w:pPr>
-      <w:r>
-        <w:t>let b = [3, 4];</w:t>
-      </w:r>
-    </w:p>
-    <w:p>
-      <w:pPr>
-        <w:spacing w:after="0" w:line="240" w:lineRule="auto"/>
-      </w:pPr>
-    </w:p>
-    <w:p>
-      <w:pPr>
-        <w:spacing w:after="0" w:line="240" w:lineRule="auto"/>
-      </w:pPr>
-      <w:r>
-        <w:t>let c = a.concat(b);</w:t>
-      </w:r>
-    </w:p>
-    <w:p>
-      <w:pPr>
-        <w:spacing w:after="0" w:line="240" w:lineRule="auto"/>
-      </w:pPr>
-    </w:p>
-    <w:p>
-      <w:pPr>
-        <w:spacing w:after="0" w:line="240" w:lineRule="auto"/>
-      </w:pPr>
-      <w:r>
-        <w:t>console.log(c);</w:t>
-      </w:r>
-    </w:p>
-    <w:p>
-      <w:pPr>
-        <w:spacing w:after="0" w:line="240" w:lineRule="auto"/>
-      </w:pPr>
-      <w:r>
-        <w:rPr>
-          <w:b/>
-          <w:bCs/>
-        </w:rPr>
-        <w:t>Output:</w:t>
-      </w:r>
-    </w:p>
-    <w:p>
-      <w:pPr>
-        <w:spacing w:after="0" w:line="240" w:lineRule="auto"/>
-      </w:pPr>
-      <w:r>
-        <w:t>[1, 2, 3, 4]</w:t>
-      </w:r>
-    </w:p>
-    <w:p>
-      <w:pPr>
-        <w:spacing w:after="0" w:line="240" w:lineRule="auto"/>
-      </w:pPr>
-      <w:r>
-        <w:pict w14:anchorId="2E2C04C8">
-          <v:rect id="_x0000_i1408" style="width:0;height:1.5pt" o:hralign="center" o:hrstd="t" o:hr="t" fillcolor="#a0a0a0" stroked="f"/>
-        </w:pict>
-      </w:r>
-    </w:p>
-    <w:p>
-      <w:pPr>
-        <w:spacing w:after="0" w:line="240" w:lineRule="auto"/>
-      </w:pPr>
-      <w:r>
-        <w:pict w14:anchorId="69C02EAA">
-          <v:rect id="_x0000_i1409" style="width:0;height:1.5pt" o:hralign="center" o:hrstd="t" o:hr="t" fillcolor="#a0a0a0" stroked="f"/>
-        </w:pict>
-      </w:r>
-    </w:p>
-    <w:p>
-      <w:pPr>
-        <w:spacing w:after="0" w:line="240" w:lineRule="auto"/>
-        <w:rPr>
-          <w:b/>
-          <w:bCs/>
-        </w:rPr>
-      </w:pPr>
-      <w:r>
-        <w:rPr>
-          <w:b/>
-          <w:bCs/>
-        </w:rPr>
-        <w:t>9️</w:t>
-      </w:r>
-      <w:r>
-        <w:rPr>
-          <w:rFonts w:ascii="Segoe UI Symbol" w:hAnsi="Segoe UI Symbol" w:cs="Segoe UI Symbol"/>
-          <w:b/>
-          <w:bCs/>
-        </w:rPr>
-        <w:t>⃣</w:t>
-      </w:r>
-      <w:r>
-        <w:rPr>
-          <w:b/>
-          <w:bCs/>
-        </w:rPr>
-        <w:t xml:space="preserve"> join()</w:t>
-      </w:r>
-    </w:p>
-    <w:p>
-      <w:pPr>
-        <w:spacing w:after="0" w:line="240" w:lineRule="auto"/>
-      </w:pPr>
-      <w:r>
-        <w:rPr>
-          <w:b/>
-          <w:bCs/>
-        </w:rPr>
-        <w:t>Definition:</w:t>
-      </w:r>
-      <w:r>
-        <w:t xml:space="preserve"> Converts array elements into a string.</w:t>
-      </w:r>
-    </w:p>
-    <w:p>
-      <w:pPr>
-        <w:spacing w:after="0" w:line="240" w:lineRule="auto"/>
-      </w:pPr>
-      <w:r>
-        <w:t>let arr = ["red", "blue", "green"];</w:t>
-      </w:r>
-    </w:p>
-    <w:p>
-      <w:pPr>
-        <w:spacing w:after="0" w:line="240" w:lineRule="auto"/>
-      </w:pPr>
-    </w:p>
-    <w:p>
-      <w:pPr>
-        <w:spacing w:after="0" w:line="240" w:lineRule="auto"/>
-      </w:pPr>
-      <w:r>
-        <w:t>console.log(arr.join("-"));</w:t>
-      </w:r>
-    </w:p>
-    <w:p>
-      <w:pPr>
-        <w:spacing w:after="0" w:line="240" w:lineRule="auto"/>
-      </w:pPr>
-      <w:r>
-        <w:rPr>
-          <w:b/>
-          <w:bCs/>
-        </w:rPr>
-        <w:t>Output:</w:t>
-      </w:r>
-    </w:p>
-    <w:p>
-      <w:pPr>
-        <w:spacing w:after="0" w:line="240" w:lineRule="auto"/>
-      </w:pPr>
-      <w:r>
-        <w:t>red-blue-green</w:t>
-      </w:r>
-    </w:p>
-    <w:p>
-      <w:pPr>
-        <w:spacing w:after="0" w:line="240" w:lineRule="auto"/>
-      </w:pPr>
-      <w:r>
-        <w:pict w14:anchorId="0CCB30F0">
-          <v:rect id="_x0000_i1410" style="width:0;height:1.5pt" o:hralign="center" o:hrstd="t" o:hr="t" fillcolor="#a0a0a0" stroked="f"/>
-        </w:pict>
-      </w:r>
-    </w:p>
-    <w:p>
-      <w:pPr>
-        <w:spacing w:after="0" w:line="240" w:lineRule="auto"/>
-      </w:pPr>
-      <w:r>
-        <w:pict w14:anchorId="6A21205B">
-          <v:rect id="_x0000_i1411" style="width:0;height:1.5pt" o:hralign="center" o:hrstd="t" o:hr="t" fillcolor="#a0a0a0" stroked="f"/>
-        </w:pict>
-      </w:r>
-    </w:p>
-    <w:p>
-      <w:pPr>
-        <w:spacing w:after="0" w:line="240" w:lineRule="auto"/>
-        <w:rPr>
-          <w:b/>
-          <w:bCs/>
-        </w:rPr>
-      </w:pPr>
-      <w:r>
-        <w:rPr>
-          <w:rFonts w:ascii="Segoe UI Emoji" w:hAnsi="Segoe UI Emoji" w:cs="Segoe UI Emoji"/>
-          <w:b/>
-          <w:bCs/>
-        </w:rPr>
-        <w:t>🔟</w:t>
-      </w:r>
-      <w:r>
-        <w:rPr>
-          <w:b/>
-          <w:bCs/>
-        </w:rPr>
-        <w:t xml:space="preserve"> splice()</w:t>
-      </w:r>
-    </w:p>
-    <w:p>
-      <w:pPr>
-        <w:spacing w:after="0" w:line="240" w:lineRule="auto"/>
-      </w:pPr>
-      <w:r>
-        <w:rPr>
-          <w:b/>
-          <w:bCs/>
-        </w:rPr>
-        <w:t>Definition:</w:t>
-      </w:r>
-      <w:r>
-        <w:t xml:space="preserve"> Adds or removes elements </w:t>
-      </w:r>
-      <w:r>
-        <w:rPr>
-          <w:b/>
-          <w:bCs/>
-        </w:rPr>
-        <w:t>inside</w:t>
-      </w:r>
-      <w:r>
-        <w:t xml:space="preserve"> the array (changes original).</w:t>
-      </w:r>
-    </w:p>
-    <w:p>
-      <w:pPr>
-        <w:spacing w:after="0" w:line="240" w:lineRule="auto"/>
-      </w:pPr>
-      <w:r>
-        <w:t>let arr = [1, 2, 3, 4];</w:t>
-      </w:r>
-    </w:p>
-    <w:p>
-      <w:pPr>
-        <w:spacing w:after="0" w:line="240" w:lineRule="auto"/>
-      </w:pPr>
-    </w:p>
-    <w:p>
-      <w:pPr>
-        <w:spacing w:after="0" w:line="240" w:lineRule="auto"/>
-      </w:pPr>
-      <w:r>
-        <w:t>// remove 1 element from index 1</w:t>
-      </w:r>
-    </w:p>
-    <w:p>
-      <w:pPr>
-        <w:spacing w:after="0" w:line="240" w:lineRule="auto"/>
-      </w:pPr>
-      <w:r>
-        <w:t>arr.splice(1, 1);</w:t>
-      </w:r>
-    </w:p>
-    <w:p>
-      <w:pPr>
-        <w:spacing w:after="0" w:line="240" w:lineRule="auto"/>
-      </w:pPr>
-    </w:p>
-    <w:p>
-      <w:pPr>
-        <w:spacing w:after="0" w:line="240" w:lineRule="auto"/>
-      </w:pPr>
-      <w:r>
-        <w:t>console.log(arr);</w:t>
-      </w:r>
-    </w:p>
-    <w:p>
-      <w:pPr>
-        <w:spacing w:after="0" w:line="240" w:lineRule="auto"/>
-      </w:pPr>
-      <w:r>
-        <w:rPr>
-          <w:b/>
-          <w:bCs/>
-        </w:rPr>
-        <w:t>Output:</w:t>
-      </w:r>
-    </w:p>
-    <w:p>
-      <w:pPr>
-        <w:spacing w:after="0" w:line="240" w:lineRule="auto"/>
-      </w:pPr>
-      <w:r>
-        <w:t>[1, 3, 4]</w:t>
-      </w:r>
-    </w:p>
-    <w:p>
-      <w:pPr>
-        <w:spacing w:after="0" w:line="240" w:lineRule="auto"/>
-      </w:pPr>
-      <w:r>
-        <w:pict w14:anchorId="13E3339B">
-          <v:rect id="_x0000_i1412" style="width:0;height:1.5pt" o:hralign="center" o:hrstd="t" o:hr="t" fillcolor="#a0a0a0" stroked="f"/>
-        </w:pict>
-      </w:r>
-    </w:p>
-    <w:p>
-      <w:pPr>
-        <w:spacing w:after="0" w:line="240" w:lineRule="auto"/>
-      </w:pPr>
-      <w:r>
-        <w:pict w14:anchorId="0E3F6E0B">
-          <v:rect id="_x0000_i1413" style="width:0;height:1.5pt" o:hralign="center" o:hrstd="t" o:hr="t" fillcolor="#a0a0a0" stroked="f"/>
-        </w:pict>
-      </w:r>
-    </w:p>
-    <w:p>
-      <w:pPr>
-        <w:spacing w:after="0" w:line="240" w:lineRule="auto"/>
-        <w:rPr>
-          <w:b/>
-          <w:bCs/>
-        </w:rPr>
-      </w:pPr>
-      <w:r>
-        <w:rPr>
-          <w:b/>
-          <w:bCs/>
-        </w:rPr>
-        <w:t>1️</w:t>
-      </w:r>
-      <w:r>
-        <w:rPr>
-          <w:rFonts w:ascii="Segoe UI Symbol" w:hAnsi="Segoe UI Symbol" w:cs="Segoe UI Symbol"/>
-          <w:b/>
-          <w:bCs/>
-        </w:rPr>
-        <w:t>⃣</w:t>
-      </w:r>
-      <w:r>
-        <w:rPr>
-          <w:b/>
-          <w:bCs/>
-        </w:rPr>
-        <w:t>1️</w:t>
-      </w:r>
-      <w:r>
-        <w:rPr>
-          <w:rFonts w:ascii="Segoe UI Symbol" w:hAnsi="Segoe UI Symbol" w:cs="Segoe UI Symbol"/>
-          <w:b/>
-          <w:bCs/>
-        </w:rPr>
-        <w:t>⃣</w:t>
-      </w:r>
-      <w:r>
-        <w:rPr>
-          <w:b/>
-          <w:bCs/>
-        </w:rPr>
-        <w:t xml:space="preserve"> slice()</w:t>
-      </w:r>
-    </w:p>
-    <w:p>
-      <w:pPr>
-        <w:spacing w:after="0" w:line="240" w:lineRule="auto"/>
-      </w:pPr>
-      <w:r>
-        <w:rPr>
-          <w:b/>
-          <w:bCs/>
-        </w:rPr>
-        <w:t>Definition:</w:t>
-      </w:r>
-      <w:r>
-        <w:t xml:space="preserve"> Returns a portion of array (does NOT modify original).</w:t>
-      </w:r>
-    </w:p>
-    <w:p>
-      <w:pPr>
-        <w:spacing w:after="0" w:line="240" w:lineRule="auto"/>
-      </w:pPr>
-      <w:r>
-        <w:t>let arr = [10, 20, 30, 40];</w:t>
-      </w:r>
-    </w:p>
-    <w:p>
-      <w:pPr>
-        <w:spacing w:after="0" w:line="240" w:lineRule="auto"/>
-      </w:pPr>
-    </w:p>
-    <w:p>
-      <w:pPr>
-        <w:spacing w:after="0" w:line="240" w:lineRule="auto"/>
-      </w:pPr>
-      <w:r>
-        <w:t>let part = arr.slice(1, 3);</w:t>
-      </w:r>
-    </w:p>
-    <w:p>
-      <w:pPr>
-        <w:spacing w:after="0" w:line="240" w:lineRule="auto"/>
-      </w:pPr>
-    </w:p>
-    <w:p>
-      <w:pPr>
-        <w:spacing w:after="0" w:line="240" w:lineRule="auto"/>
-      </w:pPr>
-      <w:r>
-        <w:t>console.log(part);</w:t>
-      </w:r>
-    </w:p>
-    <w:p>
-      <w:pPr>
-        <w:spacing w:after="0" w:line="240" w:lineRule="auto"/>
-      </w:pPr>
-      <w:r>
-        <w:rPr>
-          <w:b/>
-          <w:bCs/>
-        </w:rPr>
-        <w:t>Output:</w:t>
-      </w:r>
-    </w:p>
-    <w:p>
-      <w:pPr>
-        <w:spacing w:after="0" w:line="240" w:lineRule="auto"/>
-      </w:pPr>
-      <w:r>
-        <w:t>[20, 30]</w:t>
-      </w:r>
-    </w:p>
-    <w:p>
-      <w:pPr>
-        <w:spacing w:after="0" w:line="240" w:lineRule="auto"/>
-      </w:pPr>
-      <w:r>
-        <w:pict w14:anchorId="326D6055">
-          <v:rect id="_x0000_i1414" style="width:0;height:1.5pt" o:hralign="center" o:hrstd="t" o:hr="t" fillcolor="#a0a0a0" stroked="f"/>
-        </w:pict>
-      </w:r>
-    </w:p>
-    <w:p>
-      <w:pPr>
-        <w:spacing w:after="0" w:line="240" w:lineRule="auto"/>
-      </w:pPr>
-      <w:r>
-        <w:pict w14:anchorId="29156988">
-          <v:rect id="_x0000_i1415" style="width:0;height:1.5pt" o:hralign="center" o:hrstd="t" o:hr="t" fillcolor="#a0a0a0" stroked="f"/>
-        </w:pict>
-      </w:r>
-    </w:p>
-    <w:p>
-      <w:pPr>
-        <w:spacing w:after="0" w:line="240" w:lineRule="auto"/>
-        <w:rPr>
-          <w:b/>
-          <w:bCs/>
-        </w:rPr>
-      </w:pPr>
-      <w:r>
-        <w:rPr>
-          <w:b/>
-          <w:bCs/>
-        </w:rPr>
-        <w:t>1️</w:t>
-      </w:r>
-      <w:r>
-        <w:rPr>
-          <w:rFonts w:ascii="Segoe UI Symbol" w:hAnsi="Segoe UI Symbol" w:cs="Segoe UI Symbol"/>
-          <w:b/>
-          <w:bCs/>
-        </w:rPr>
-        <w:t>⃣</w:t>
-      </w:r>
-      <w:r>
-        <w:rPr>
-          <w:b/>
-          <w:bCs/>
-        </w:rPr>
-        <w:t>2️</w:t>
-      </w:r>
-      <w:r>
-        <w:rPr>
-          <w:rFonts w:ascii="Segoe UI Symbol" w:hAnsi="Segoe UI Symbol" w:cs="Segoe UI Symbol"/>
-          <w:b/>
-          <w:bCs/>
-        </w:rPr>
-        <w:t>⃣</w:t>
-      </w:r>
-      <w:r>
-        <w:rPr>
-          <w:b/>
-          <w:bCs/>
-        </w:rPr>
-        <w:t xml:space="preserve"> sort()</w:t>
-      </w:r>
-    </w:p>
-    <w:p>
-      <w:pPr>
-        <w:spacing w:after="0" w:line="240" w:lineRule="auto"/>
-      </w:pPr>
-      <w:r>
-        <w:rPr>
-          <w:b/>
-          <w:bCs/>
-        </w:rPr>
-        <w:t>Definition:</w:t>
-      </w:r>
-      <w:r>
-        <w:t xml:space="preserve"> Sorts array elements (default alphabetical).</w:t>
-      </w:r>
-    </w:p>
-    <w:p>
-      <w:pPr>
-        <w:spacing w:after="0" w:line="240" w:lineRule="auto"/>
-      </w:pPr>
-      <w:r>
-        <w:t>let arr = [3, 1, 20, 5];</w:t>
-      </w:r>
-    </w:p>
-    <w:p>
-      <w:pPr>
-        <w:spacing w:after="0" w:line="240" w:lineRule="auto"/>
-      </w:pPr>
-    </w:p>
-    <w:p>
-      <w:pPr>
-        <w:spacing w:after="0" w:line="240" w:lineRule="auto"/>
-      </w:pPr>
-      <w:r>
-        <w:t>arr.sort();</w:t>
-      </w:r>
-    </w:p>
-    <w:p>
-      <w:pPr>
-        <w:spacing w:after="0" w:line="240" w:lineRule="auto"/>
-      </w:pPr>
-    </w:p>
-    <w:p>
-      <w:pPr>
-        <w:spacing w:after="0" w:line="240" w:lineRule="auto"/>
-      </w:pPr>
-      <w:r>
-        <w:t>console.log(arr);</w:t>
-      </w:r>
-    </w:p>
-    <w:p>
-      <w:pPr>
-        <w:spacing w:after="0" w:line="240" w:lineRule="auto"/>
-      </w:pPr>
-      <w:r>
-        <w:rPr>
-          <w:b/>
-          <w:bCs/>
-        </w:rPr>
-        <w:t>Output:</w:t>
-      </w:r>
-    </w:p>
-    <w:p>
-      <w:pPr>
-        <w:spacing w:after="0" w:line="240" w:lineRule="auto"/>
-      </w:pPr>
-      <w:r>
-        <w:t>[1, 20, 3, 5]</w:t>
-      </w:r>
-    </w:p>
-    <w:p>
-      <w:pPr>
-        <w:spacing w:after="0" w:line="240" w:lineRule="auto"/>
-      </w:pPr>
-      <w:r>
-        <w:rPr>
-          <w:rFonts w:ascii="Segoe UI Emoji" w:hAnsi="Segoe UI Emoji" w:cs="Segoe UI Emoji"/>
-        </w:rPr>
-        <w:t>⚠️</w:t>
-      </w:r>
-      <w:r>
-        <w:t xml:space="preserve"> For numbers correctly:</w:t>
-      </w:r>
-    </w:p>
-    <w:p>
-      <w:pPr>
-        <w:spacing w:after="0" w:line="240" w:lineRule="auto"/>
-      </w:pPr>
-      <w:r>
-        <w:t>arr.sort((a, b) =&gt; a - b);</w:t>
-      </w:r>
-    </w:p>
-    <w:p>
-      <w:pPr>
-        <w:spacing w:after="0" w:line="240" w:lineRule="auto"/>
-      </w:pPr>
-      <w:r>
-        <w:pict w14:anchorId="357E5947">
-          <v:rect id="_x0000_i1416" style="width:0;height:1.5pt" o:hralign="center" o:hrstd="t" o:hr="t" fillcolor="#a0a0a0" stroked="f"/>
-        </w:pict>
-      </w:r>
-    </w:p>
-    <w:p>
-      <w:pPr>
-        <w:spacing w:after="0" w:line="240" w:lineRule="auto"/>
-      </w:pPr>
-      <w:r>
-        <w:pict w14:anchorId="4B33CE96">
-          <v:rect id="_x0000_i1417" style="width:0;height:1.5pt" o:hralign="center" o:hrstd="t" o:hr="t" fillcolor="#a0a0a0" stroked="f"/>
-        </w:pict>
-      </w:r>
-    </w:p>
-    <w:p>
-      <w:pPr>
-        <w:spacing w:after="0" w:line="240" w:lineRule="auto"/>
-        <w:rPr>
-          <w:b/>
-          <w:bCs/>
-        </w:rPr>
-      </w:pPr>
-      <w:r>
-        <w:rPr>
-          <w:b/>
-          <w:bCs/>
-        </w:rPr>
-        <w:t>1️</w:t>
-      </w:r>
-      <w:r>
-        <w:rPr>
-          <w:rFonts w:ascii="Segoe UI Symbol" w:hAnsi="Segoe UI Symbol" w:cs="Segoe UI Symbol"/>
-          <w:b/>
-          <w:bCs/>
-        </w:rPr>
-        <w:t>⃣</w:t>
-      </w:r>
-      <w:r>
-        <w:rPr>
-          <w:b/>
-          <w:bCs/>
-        </w:rPr>
-        <w:t>3️</w:t>
-      </w:r>
-      <w:r>
-        <w:rPr>
-          <w:rFonts w:ascii="Segoe UI Symbol" w:hAnsi="Segoe UI Symbol" w:cs="Segoe UI Symbol"/>
-          <w:b/>
-          <w:bCs/>
-        </w:rPr>
-        <w:t>⃣</w:t>
-      </w:r>
-      <w:r>
-        <w:rPr>
-          <w:b/>
-          <w:bCs/>
-        </w:rPr>
-        <w:t xml:space="preserve"> findIndex()</w:t>
-      </w:r>
-    </w:p>
-    <w:p>
-      <w:pPr>
-        <w:spacing w:after="0" w:line="240" w:lineRule="auto"/>
-      </w:pPr>
-      <w:r>
-        <w:rPr>
-          <w:b/>
-          <w:bCs/>
-        </w:rPr>
-        <w:t>Definition:</w:t>
-      </w:r>
-      <w:r>
-        <w:t xml:space="preserve"> Returns the </w:t>
-      </w:r>
-      <w:r>
-        <w:rPr>
-          <w:b/>
-          <w:bCs/>
-        </w:rPr>
-        <w:t>index</w:t>
-      </w:r>
-      <w:r>
-        <w:t xml:space="preserve"> of first matched element.</w:t>
-      </w:r>
-    </w:p>
-    <w:p>
-      <w:pPr>
-        <w:spacing w:after="0" w:line="240" w:lineRule="auto"/>
-      </w:pPr>
-      <w:r>
-        <w:t>let nums = [5, 10, 15];</w:t>
-      </w:r>
-    </w:p>
-    <w:p>
-      <w:pPr>
-        <w:spacing w:after="0" w:line="240" w:lineRule="auto"/>
-      </w:pPr>
-    </w:p>
-    <w:p>
-      <w:pPr>
-        <w:spacing w:after="0" w:line="240" w:lineRule="auto"/>
-      </w:pPr>
-      <w:r>
-        <w:t>let idx = nums.findIndex(n =&gt; n &gt; 8);</w:t>
-      </w:r>
-    </w:p>
-    <w:p>
-      <w:pPr>
-        <w:spacing w:after="0" w:line="240" w:lineRule="auto"/>
-      </w:pPr>
-    </w:p>
-    <w:p>
-      <w:pPr>
-        <w:spacing w:after="0" w:line="240" w:lineRule="auto"/>
-      </w:pPr>
-      <w:r>
-        <w:t>console.log(idx);</w:t>
-      </w:r>
-    </w:p>
-    <w:p>
-      <w:pPr>
-        <w:spacing w:after="0" w:line="240" w:lineRule="auto"/>
-      </w:pPr>
-      <w:r>
-        <w:rPr>
-          <w:b/>
-          <w:bCs/>
-        </w:rPr>
-        <w:t>Output:</w:t>
-      </w:r>
-    </w:p>
-    <w:p>
-      <w:pPr>
-        <w:spacing w:after="0" w:line="240" w:lineRule="auto"/>
-      </w:pPr>
-      <w:r>
-        <w:t>1</w:t>
-      </w:r>
-    </w:p>
-    <w:p>
-      <w:pPr>
-        <w:spacing w:after="0" w:line="240" w:lineRule="auto"/>
-      </w:pPr>
-      <w:r>
-        <w:pict w14:anchorId="1D892982">
-          <v:rect id="_x0000_i1418" style="width:0;height:1.5pt" o:hralign="center" o:hrstd="t" o:hr="t" fillcolor="#a0a0a0" stroked="f"/>
-        </w:pict>
-      </w:r>
-    </w:p>
-    <w:p>
-      <w:pPr>
-        <w:spacing w:after="0" w:line="240" w:lineRule="auto"/>
-      </w:pPr>
-      <w:r>
-        <w:pict w14:anchorId="320A31F9">
-          <v:rect id="_x0000_i1419" style="width:0;height:1.5pt" o:hralign="center" o:hrstd="t" o:hr="t" fillcolor="#a0a0a0" stroked="f"/>
-        </w:pict>
-      </w:r>
-    </w:p>
-    <w:p>
-      <w:pPr>
-        <w:spacing w:after="0" w:line="240" w:lineRule="auto"/>
-        <w:rPr>
-          <w:b/>
-          <w:bCs/>
-        </w:rPr>
-      </w:pPr>
-      <w:r>
-        <w:rPr>
-          <w:b/>
-          <w:bCs/>
-        </w:rPr>
-        <w:t>1️</w:t>
-      </w:r>
-      <w:r>
-        <w:rPr>
-          <w:rFonts w:ascii="Segoe UI Symbol" w:hAnsi="Segoe UI Symbol" w:cs="Segoe UI Symbol"/>
-          <w:b/>
-          <w:bCs/>
-        </w:rPr>
-        <w:t>⃣</w:t>
-      </w:r>
-      <w:r>
-        <w:rPr>
-          <w:b/>
-          <w:bCs/>
-        </w:rPr>
-        <w:t>4️</w:t>
-      </w:r>
-      <w:r>
-        <w:rPr>
-          <w:rFonts w:ascii="Segoe UI Symbol" w:hAnsi="Segoe UI Symbol" w:cs="Segoe UI Symbol"/>
-          <w:b/>
-          <w:bCs/>
-        </w:rPr>
-        <w:t>⃣</w:t>
-      </w:r>
-      <w:r>
-        <w:rPr>
-          <w:b/>
-          <w:bCs/>
-        </w:rPr>
-        <w:t xml:space="preserve"> Array.from()</w:t>
-      </w:r>
-    </w:p>
-    <w:p>
-      <w:pPr>
-        <w:spacing w:after="0" w:line="240" w:lineRule="auto"/>
-      </w:pPr>
-      <w:r>
-        <w:rPr>
-          <w:b/>
-          <w:bCs/>
-        </w:rPr>
-        <w:t>Definition:</w:t>
-      </w:r>
-      <w:r>
-        <w:t xml:space="preserve"> Creates a new array from iterable or array-like object.</w:t>
-      </w:r>
-    </w:p>
-    <w:p>
-      <w:pPr>
-        <w:spacing w:after="0" w:line="240" w:lineRule="auto"/>
-      </w:pPr>
-      <w:r>
-        <w:t>let str = "HELLO";</w:t>
-      </w:r>
-    </w:p>
-    <w:p>
-      <w:pPr>
-        <w:spacing w:after="0" w:line="240" w:lineRule="auto"/>
-      </w:pPr>
-    </w:p>
-    <w:p>
-      <w:pPr>
-        <w:spacing w:after="0" w:line="240" w:lineRule="auto"/>
-      </w:pPr>
-      <w:r>
-        <w:t>let arr = Array.from(str);</w:t>
-      </w:r>
-    </w:p>
-    <w:p>
-      <w:pPr>
-        <w:spacing w:after="0" w:line="240" w:lineRule="auto"/>
-      </w:pPr>
-    </w:p>
-    <w:p>
-      <w:pPr>
-        <w:spacing w:after="0" w:line="240" w:lineRule="auto"/>
-      </w:pPr>
-      <w:r>
-        <w:lastRenderedPageBreak/>
-        <w:t>console.log(arr);</w:t>
-      </w:r>
-    </w:p>
-    <w:p>
-      <w:pPr>
-        <w:spacing w:after="0" w:line="240" w:lineRule="auto"/>
-      </w:pPr>
-      <w:r>
-        <w:rPr>
-          <w:b/>
-          <w:bCs/>
-        </w:rPr>
-        <w:t>Output:</w:t>
-      </w:r>
-    </w:p>
-    <w:p>
-      <w:pPr>
-        <w:spacing w:after="0" w:line="240" w:lineRule="auto"/>
-      </w:pPr>
-      <w:r>
-        <w:t>["H", "E", "L", "L", "O"]</w:t>
-      </w:r>
+        <w:t>["J","a","v","a","S","c","r","i","p","t"]</w:t>
+      </w:r>
+    </w:p>
+    <w:p>
+      <w:pPr>
+        <w:spacing w:after="0" w:line="240" w:lineRule="auto"/>
+      </w:pPr>
     </w:p>
     <w:p>
       <w:pPr>
@@ -1771,7 +1908,7 @@
       </w:pPr>
       <w:r>
         <w:pict w14:anchorId="4C2BFDD0">
-          <v:rect id="_x0000_i1420" style="width:0;height:1.5pt" o:hralign="center" o:hrstd="t" o:hr="t" fillcolor="#a0a0a0" stroked="f"/>
+          <v:rect id="_x0000_i1048" style="width:0;height:1.5pt" o:hralign="center" o:hrstd="t" o:hr="t" fillcolor="#a0a0a0" stroked="f"/>
         </w:pict>
       </w:r>
     </w:p>
@@ -2364,7 +2501,7 @@
       </w:pPr>
       <w:r>
         <w:pict w14:anchorId="4EB50507">
-          <v:rect id="_x0000_i1421" style="width:0;height:1.5pt" o:hralign="center" o:hrstd="t" o:hr="t" fillcolor="#a0a0a0" stroked="f"/>
+          <v:rect id="_x0000_i1049" style="width:0;height:1.5pt" o:hralign="center" o:hrstd="t" o:hr="t" fillcolor="#a0a0a0" stroked="f"/>
         </w:pict>
       </w:r>
     </w:p>
@@ -2374,7 +2511,7 @@
       </w:pPr>
       <w:r>
         <w:pict w14:anchorId="118ED009">
-          <v:rect id="_x0000_i1422" style="width:0;height:1.5pt" o:hralign="center" o:hrstd="t" o:hr="t" fillcolor="#a0a0a0" stroked="f"/>
+          <v:rect id="_x0000_i1050" style="width:0;height:1.5pt" o:hralign="center" o:hrstd="t" o:hr="t" fillcolor="#a0a0a0" stroked="f"/>
         </w:pict>
       </w:r>
     </w:p>
@@ -2408,7 +2545,7 @@
       </w:pPr>
       <w:r>
         <w:pict w14:anchorId="2ECFB1BA">
-          <v:rect id="_x0000_i1423" style="width:0;height:1.5pt" o:hralign="center" o:hrstd="t" o:hr="t" fillcolor="#a0a0a0" stroked="f"/>
+          <v:rect id="_x0000_i1051" style="width:0;height:1.5pt" o:hralign="center" o:hrstd="t" o:hr="t" fillcolor="#a0a0a0" stroked="f"/>
         </w:pict>
       </w:r>
     </w:p>
@@ -2519,7 +2656,7 @@
       </w:pPr>
       <w:r>
         <w:pict w14:anchorId="70E1F8D8">
-          <v:rect id="_x0000_i1424" style="width:0;height:1.5pt" o:hralign="center" o:hrstd="t" o:hr="t" fillcolor="#a0a0a0" stroked="f"/>
+          <v:rect id="_x0000_i1052" style="width:0;height:1.5pt" o:hralign="center" o:hrstd="t" o:hr="t" fillcolor="#a0a0a0" stroked="f"/>
         </w:pict>
       </w:r>
     </w:p>
@@ -2529,7 +2666,7 @@
       </w:pPr>
       <w:r>
         <w:pict w14:anchorId="2814733A">
-          <v:rect id="_x0000_i1425" style="width:0;height:1.5pt" o:hralign="center" o:hrstd="t" o:hr="t" fillcolor="#a0a0a0" stroked="f"/>
+          <v:rect id="_x0000_i1053" style="width:0;height:1.5pt" o:hralign="center" o:hrstd="t" o:hr="t" fillcolor="#a0a0a0" stroked="f"/>
         </w:pict>
       </w:r>
     </w:p>
@@ -2641,7 +2778,7 @@
       </w:pPr>
       <w:r>
         <w:pict w14:anchorId="33953C2E">
-          <v:rect id="_x0000_i1426" style="width:0;height:1.5pt" o:hralign="center" o:hrstd="t" o:hr="t" fillcolor="#a0a0a0" stroked="f"/>
+          <v:rect id="_x0000_i1054" style="width:0;height:1.5pt" o:hralign="center" o:hrstd="t" o:hr="t" fillcolor="#a0a0a0" stroked="f"/>
         </w:pict>
       </w:r>
     </w:p>
@@ -2651,7 +2788,7 @@
       </w:pPr>
       <w:r>
         <w:pict w14:anchorId="7F328ED1">
-          <v:rect id="_x0000_i1427" style="width:0;height:1.5pt" o:hralign="center" o:hrstd="t" o:hr="t" fillcolor="#a0a0a0" stroked="f"/>
+          <v:rect id="_x0000_i1055" style="width:0;height:1.5pt" o:hralign="center" o:hrstd="t" o:hr="t" fillcolor="#a0a0a0" stroked="f"/>
         </w:pict>
       </w:r>
     </w:p>
@@ -2746,7 +2883,7 @@
       </w:pPr>
       <w:r>
         <w:pict w14:anchorId="519DED86">
-          <v:rect id="_x0000_i1428" style="width:0;height:1.5pt" o:hralign="center" o:hrstd="t" o:hr="t" fillcolor="#a0a0a0" stroked="f"/>
+          <v:rect id="_x0000_i1056" style="width:0;height:1.5pt" o:hralign="center" o:hrstd="t" o:hr="t" fillcolor="#a0a0a0" stroked="f"/>
         </w:pict>
       </w:r>
     </w:p>
@@ -2756,7 +2893,7 @@
       </w:pPr>
       <w:r>
         <w:pict w14:anchorId="32AE026D">
-          <v:rect id="_x0000_i1429" style="width:0;height:1.5pt" o:hralign="center" o:hrstd="t" o:hr="t" fillcolor="#a0a0a0" stroked="f"/>
+          <v:rect id="_x0000_i1057" style="width:0;height:1.5pt" o:hralign="center" o:hrstd="t" o:hr="t" fillcolor="#a0a0a0" stroked="f"/>
         </w:pict>
       </w:r>
     </w:p>
@@ -2851,7 +2988,7 @@
       </w:pPr>
       <w:r>
         <w:pict w14:anchorId="589FD3C8">
-          <v:rect id="_x0000_i1430" style="width:0;height:1.5pt" o:hralign="center" o:hrstd="t" o:hr="t" fillcolor="#a0a0a0" stroked="f"/>
+          <v:rect id="_x0000_i1058" style="width:0;height:1.5pt" o:hralign="center" o:hrstd="t" o:hr="t" fillcolor="#a0a0a0" stroked="f"/>
         </w:pict>
       </w:r>
     </w:p>
@@ -2861,7 +2998,7 @@
       </w:pPr>
       <w:r>
         <w:pict w14:anchorId="068C84BD">
-          <v:rect id="_x0000_i1431" style="width:0;height:1.5pt" o:hralign="center" o:hrstd="t" o:hr="t" fillcolor="#a0a0a0" stroked="f"/>
+          <v:rect id="_x0000_i1059" style="width:0;height:1.5pt" o:hralign="center" o:hrstd="t" o:hr="t" fillcolor="#a0a0a0" stroked="f"/>
         </w:pict>
       </w:r>
     </w:p>
@@ -2943,7 +3080,7 @@
       </w:pPr>
       <w:r>
         <w:pict w14:anchorId="57CCFB69">
-          <v:rect id="_x0000_i1432" style="width:0;height:1.5pt" o:hralign="center" o:hrstd="t" o:hr="t" fillcolor="#a0a0a0" stroked="f"/>
+          <v:rect id="_x0000_i1060" style="width:0;height:1.5pt" o:hralign="center" o:hrstd="t" o:hr="t" fillcolor="#a0a0a0" stroked="f"/>
         </w:pict>
       </w:r>
     </w:p>
@@ -2953,7 +3090,7 @@
       </w:pPr>
       <w:r>
         <w:pict w14:anchorId="6DD5C030">
-          <v:rect id="_x0000_i1433" style="width:0;height:1.5pt" o:hralign="center" o:hrstd="t" o:hr="t" fillcolor="#a0a0a0" stroked="f"/>
+          <v:rect id="_x0000_i1061" style="width:0;height:1.5pt" o:hralign="center" o:hrstd="t" o:hr="t" fillcolor="#a0a0a0" stroked="f"/>
         </w:pict>
       </w:r>
     </w:p>
@@ -3040,7 +3177,7 @@
       </w:pPr>
       <w:r>
         <w:pict w14:anchorId="3C3AD17F">
-          <v:rect id="_x0000_i1434" style="width:0;height:1.5pt" o:hralign="center" o:hrstd="t" o:hr="t" fillcolor="#a0a0a0" stroked="f"/>
+          <v:rect id="_x0000_i1062" style="width:0;height:1.5pt" o:hralign="center" o:hrstd="t" o:hr="t" fillcolor="#a0a0a0" stroked="f"/>
         </w:pict>
       </w:r>
     </w:p>
@@ -3050,7 +3187,7 @@
       </w:pPr>
       <w:r>
         <w:pict w14:anchorId="3783C9E2">
-          <v:rect id="_x0000_i1435" style="width:0;height:1.5pt" o:hralign="center" o:hrstd="t" o:hr="t" fillcolor="#a0a0a0" stroked="f"/>
+          <v:rect id="_x0000_i1063" style="width:0;height:1.5pt" o:hralign="center" o:hrstd="t" o:hr="t" fillcolor="#a0a0a0" stroked="f"/>
         </w:pict>
       </w:r>
     </w:p>
@@ -3121,7 +3258,235 @@
         <w:spacing w:after="0" w:line="240" w:lineRule="auto"/>
       </w:pPr>
       <w:r>
+        <w:t>console.log(result);</w:t>
+      </w:r>
+    </w:p>
+    <w:p>
+      <w:pPr>
+        <w:spacing w:after="0" w:line="240" w:lineRule="auto"/>
+      </w:pPr>
+      <w:r>
+        <w:rPr>
+          <w:b/>
+          <w:bCs/>
+        </w:rPr>
+        <w:t>Output:</w:t>
+      </w:r>
+    </w:p>
+    <w:p>
+      <w:pPr>
+        <w:spacing w:after="0" w:line="240" w:lineRule="auto"/>
+      </w:pPr>
+      <w:r>
+        <w:t>40</w:t>
+      </w:r>
+    </w:p>
+    <w:p>
+      <w:pPr>
+        <w:spacing w:after="0" w:line="240" w:lineRule="auto"/>
+      </w:pPr>
+      <w:r>
+        <w:pict w14:anchorId="55E4A749">
+          <v:rect id="_x0000_i1064" style="width:0;height:1.5pt" o:hralign="center" o:hrstd="t" o:hr="t" fillcolor="#a0a0a0" stroked="f"/>
+        </w:pict>
+      </w:r>
+    </w:p>
+    <w:p>
+      <w:pPr>
+        <w:spacing w:after="0" w:line="240" w:lineRule="auto"/>
+      </w:pPr>
+      <w:r>
         <w:lastRenderedPageBreak/>
+        <w:pict w14:anchorId="3FF28099">
+          <v:rect id="_x0000_i1065" style="width:0;height:1.5pt" o:hralign="center" o:hrstd="t" o:hr="t" fillcolor="#a0a0a0" stroked="f"/>
+        </w:pict>
+      </w:r>
+    </w:p>
+    <w:p>
+      <w:pPr>
+        <w:spacing w:after="0" w:line="240" w:lineRule="auto"/>
+        <w:rPr>
+          <w:b/>
+          <w:bCs/>
+        </w:rPr>
+      </w:pPr>
+      <w:r>
+        <w:rPr>
+          <w:rFonts w:ascii="Segoe UI Emoji" w:hAnsi="Segoe UI Emoji" w:cs="Segoe UI Emoji"/>
+          <w:b/>
+          <w:bCs/>
+        </w:rPr>
+        <w:t>🟡</w:t>
+      </w:r>
+      <w:r>
+        <w:rPr>
+          <w:b/>
+          <w:bCs/>
+        </w:rPr>
+        <w:t xml:space="preserve"> Q8. findIndex()</w:t>
+      </w:r>
+    </w:p>
+    <w:p>
+      <w:pPr>
+        <w:spacing w:after="0" w:line="240" w:lineRule="auto"/>
+      </w:pPr>
+      <w:r>
+        <w:rPr>
+          <w:b/>
+          <w:bCs/>
+        </w:rPr>
+        <w:t>Find index of first even number.</w:t>
+      </w:r>
+    </w:p>
+    <w:p>
+      <w:pPr>
+        <w:spacing w:after="0" w:line="240" w:lineRule="auto"/>
+      </w:pPr>
+      <w:r>
+        <w:t>let arr = [3, 7, 8, 9];</w:t>
+      </w:r>
+    </w:p>
+    <w:p>
+      <w:pPr>
+        <w:spacing w:after="0" w:line="240" w:lineRule="auto"/>
+      </w:pPr>
+    </w:p>
+    <w:p>
+      <w:pPr>
+        <w:spacing w:after="0" w:line="240" w:lineRule="auto"/>
+      </w:pPr>
+      <w:r>
+        <w:t>let index = arr.findIndex(n =&gt; n % 2 === 0);</w:t>
+      </w:r>
+    </w:p>
+    <w:p>
+      <w:pPr>
+        <w:spacing w:after="0" w:line="240" w:lineRule="auto"/>
+      </w:pPr>
+    </w:p>
+    <w:p>
+      <w:pPr>
+        <w:spacing w:after="0" w:line="240" w:lineRule="auto"/>
+      </w:pPr>
+      <w:r>
+        <w:t>console.log(index);</w:t>
+      </w:r>
+    </w:p>
+    <w:p>
+      <w:pPr>
+        <w:spacing w:after="0" w:line="240" w:lineRule="auto"/>
+      </w:pPr>
+      <w:r>
+        <w:rPr>
+          <w:b/>
+          <w:bCs/>
+        </w:rPr>
+        <w:t>Output:</w:t>
+      </w:r>
+    </w:p>
+    <w:p>
+      <w:pPr>
+        <w:spacing w:after="0" w:line="240" w:lineRule="auto"/>
+      </w:pPr>
+      <w:r>
+        <w:t>2</w:t>
+      </w:r>
+    </w:p>
+    <w:p>
+      <w:pPr>
+        <w:spacing w:after="0" w:line="240" w:lineRule="auto"/>
+      </w:pPr>
+      <w:r>
+        <w:pict w14:anchorId="553C48B2">
+          <v:rect id="_x0000_i1066" style="width:0;height:1.5pt" o:hralign="center" o:hrstd="t" o:hr="t" fillcolor="#a0a0a0" stroked="f"/>
+        </w:pict>
+      </w:r>
+    </w:p>
+    <w:p>
+      <w:pPr>
+        <w:spacing w:after="0" w:line="240" w:lineRule="auto"/>
+      </w:pPr>
+      <w:r>
+        <w:pict w14:anchorId="04BDA9B6">
+          <v:rect id="_x0000_i1067" style="width:0;height:1.5pt" o:hralign="center" o:hrstd="t" o:hr="t" fillcolor="#a0a0a0" stroked="f"/>
+        </w:pict>
+      </w:r>
+    </w:p>
+    <w:p>
+      <w:pPr>
+        <w:spacing w:after="0" w:line="240" w:lineRule="auto"/>
+        <w:rPr>
+          <w:b/>
+          <w:bCs/>
+        </w:rPr>
+      </w:pPr>
+      <w:r>
+        <w:rPr>
+          <w:rFonts w:ascii="Segoe UI Emoji" w:hAnsi="Segoe UI Emoji" w:cs="Segoe UI Emoji"/>
+          <w:b/>
+          <w:bCs/>
+        </w:rPr>
+        <w:t>🟡</w:t>
+      </w:r>
+      <w:r>
+        <w:rPr>
+          <w:b/>
+          <w:bCs/>
+        </w:rPr>
+        <w:t xml:space="preserve"> Q9. concat()</w:t>
+      </w:r>
+    </w:p>
+    <w:p>
+      <w:pPr>
+        <w:spacing w:after="0" w:line="240" w:lineRule="auto"/>
+      </w:pPr>
+      <w:r>
+        <w:rPr>
+          <w:b/>
+          <w:bCs/>
+        </w:rPr>
+        <w:t>Merge two arrays.</w:t>
+      </w:r>
+    </w:p>
+    <w:p>
+      <w:pPr>
+        <w:spacing w:after="0" w:line="240" w:lineRule="auto"/>
+      </w:pPr>
+      <w:r>
+        <w:t>let a = [1, 2];</w:t>
+      </w:r>
+    </w:p>
+    <w:p>
+      <w:pPr>
+        <w:spacing w:after="0" w:line="240" w:lineRule="auto"/>
+      </w:pPr>
+      <w:r>
+        <w:t>let b = [3, 4];</w:t>
+      </w:r>
+    </w:p>
+    <w:p>
+      <w:pPr>
+        <w:spacing w:after="0" w:line="240" w:lineRule="auto"/>
+      </w:pPr>
+    </w:p>
+    <w:p>
+      <w:pPr>
+        <w:spacing w:after="0" w:line="240" w:lineRule="auto"/>
+      </w:pPr>
+      <w:r>
+        <w:t>let result = a.concat(b);</w:t>
+      </w:r>
+    </w:p>
+    <w:p>
+      <w:pPr>
+        <w:spacing w:after="0" w:line="240" w:lineRule="auto"/>
+      </w:pPr>
+    </w:p>
+    <w:p>
+      <w:pPr>
+        <w:spacing w:after="0" w:line="240" w:lineRule="auto"/>
+      </w:pPr>
+      <w:r>
         <w:t>console.log(result);</w:t>
       </w:r>
     </w:p>
@@ -3142,16 +3507,16 @@
         <w:spacing w:after="0" w:line="240" w:lineRule="auto"/>
       </w:pPr>
       <w:r>
-        <w:t>40</w:t>
-      </w:r>
-    </w:p>
-    <w:p>
-      <w:pPr>
-        <w:spacing w:after="0" w:line="240" w:lineRule="auto"/>
-      </w:pPr>
-      <w:r>
-        <w:pict w14:anchorId="55E4A749">
-          <v:rect id="_x0000_i1436" style="width:0;height:1.5pt" o:hralign="center" o:hrstd="t" o:hr="t" fillcolor="#a0a0a0" stroked="f"/>
+        <w:t>[1, 2, 3, 4]</w:t>
+      </w:r>
+    </w:p>
+    <w:p>
+      <w:pPr>
+        <w:spacing w:after="0" w:line="240" w:lineRule="auto"/>
+      </w:pPr>
+      <w:r>
+        <w:pict w14:anchorId="7B2464CF">
+          <v:rect id="_x0000_i1068" style="width:0;height:1.5pt" o:hralign="center" o:hrstd="t" o:hr="t" fillcolor="#a0a0a0" stroked="f"/>
         </w:pict>
       </w:r>
     </w:p>
@@ -3160,8 +3525,8 @@
         <w:spacing w:after="0" w:line="240" w:lineRule="auto"/>
       </w:pPr>
       <w:r>
-        <w:pict w14:anchorId="3FF28099">
-          <v:rect id="_x0000_i1437" style="width:0;height:1.5pt" o:hralign="center" o:hrstd="t" o:hr="t" fillcolor="#a0a0a0" stroked="f"/>
+        <w:pict w14:anchorId="3E3C5428">
+          <v:rect id="_x0000_i1069" style="width:0;height:1.5pt" o:hralign="center" o:hrstd="t" o:hr="t" fillcolor="#a0a0a0" stroked="f"/>
         </w:pict>
       </w:r>
     </w:p>
@@ -3186,53 +3551,40 @@
           <w:b/>
           <w:bCs/>
         </w:rPr>
-        <w:t xml:space="preserve"> Q8. findIndex()</w:t>
-      </w:r>
-    </w:p>
-    <w:p>
-      <w:pPr>
-        <w:spacing w:after="0" w:line="240" w:lineRule="auto"/>
-      </w:pPr>
-      <w:r>
-        <w:rPr>
-          <w:b/>
-          <w:bCs/>
-        </w:rPr>
-        <w:t>Find index of first even number.</w:t>
-      </w:r>
-    </w:p>
-    <w:p>
-      <w:pPr>
-        <w:spacing w:after="0" w:line="240" w:lineRule="auto"/>
-      </w:pPr>
-      <w:r>
-        <w:t>let arr = [3, 7, 8, 9];</w:t>
-      </w:r>
-    </w:p>
-    <w:p>
-      <w:pPr>
-        <w:spacing w:after="0" w:line="240" w:lineRule="auto"/>
-      </w:pPr>
-    </w:p>
-    <w:p>
-      <w:pPr>
-        <w:spacing w:after="0" w:line="240" w:lineRule="auto"/>
-      </w:pPr>
-      <w:r>
-        <w:t>let index = arr.findIndex(n =&gt; n % 2 === 0);</w:t>
-      </w:r>
-    </w:p>
-    <w:p>
-      <w:pPr>
-        <w:spacing w:after="0" w:line="240" w:lineRule="auto"/>
-      </w:pPr>
-    </w:p>
-    <w:p>
-      <w:pPr>
-        <w:spacing w:after="0" w:line="240" w:lineRule="auto"/>
-      </w:pPr>
-      <w:r>
-        <w:t>console.log(index);</w:t>
+        <w:t xml:space="preserve"> Q10. join()</w:t>
+      </w:r>
+    </w:p>
+    <w:p>
+      <w:pPr>
+        <w:spacing w:after="0" w:line="240" w:lineRule="auto"/>
+      </w:pPr>
+      <w:r>
+        <w:rPr>
+          <w:b/>
+          <w:bCs/>
+        </w:rPr>
+        <w:t>Convert to string using |.</w:t>
+      </w:r>
+    </w:p>
+    <w:p>
+      <w:pPr>
+        <w:spacing w:after="0" w:line="240" w:lineRule="auto"/>
+      </w:pPr>
+      <w:r>
+        <w:t>let colors = ["red", "blue", "green"];</w:t>
+      </w:r>
+    </w:p>
+    <w:p>
+      <w:pPr>
+        <w:spacing w:after="0" w:line="240" w:lineRule="auto"/>
+      </w:pPr>
+    </w:p>
+    <w:p>
+      <w:pPr>
+        <w:spacing w:after="0" w:line="240" w:lineRule="auto"/>
+      </w:pPr>
+      <w:r>
+        <w:t>console.log(colors.join("|"));</w:t>
       </w:r>
     </w:p>
     <w:p>
@@ -3252,16 +3604,16 @@
         <w:spacing w:after="0" w:line="240" w:lineRule="auto"/>
       </w:pPr>
       <w:r>
-        <w:t>2</w:t>
-      </w:r>
-    </w:p>
-    <w:p>
-      <w:pPr>
-        <w:spacing w:after="0" w:line="240" w:lineRule="auto"/>
-      </w:pPr>
-      <w:r>
-        <w:pict w14:anchorId="553C48B2">
-          <v:rect id="_x0000_i1438" style="width:0;height:1.5pt" o:hralign="center" o:hrstd="t" o:hr="t" fillcolor="#a0a0a0" stroked="f"/>
+        <w:t>red|blue|green</w:t>
+      </w:r>
+    </w:p>
+    <w:p>
+      <w:pPr>
+        <w:spacing w:after="0" w:line="240" w:lineRule="auto"/>
+      </w:pPr>
+      <w:r>
+        <w:pict w14:anchorId="2B755F38">
+          <v:rect id="_x0000_i1070" style="width:0;height:1.5pt" o:hralign="center" o:hrstd="t" o:hr="t" fillcolor="#a0a0a0" stroked="f"/>
         </w:pict>
       </w:r>
     </w:p>
@@ -3270,8 +3622,8 @@
         <w:spacing w:after="0" w:line="240" w:lineRule="auto"/>
       </w:pPr>
       <w:r>
-        <w:pict w14:anchorId="04BDA9B6">
-          <v:rect id="_x0000_i1439" style="width:0;height:1.5pt" o:hralign="center" o:hrstd="t" o:hr="t" fillcolor="#a0a0a0" stroked="f"/>
+        <w:pict w14:anchorId="50D2B545">
+          <v:rect id="_x0000_i1071" style="width:0;height:1.5pt" o:hralign="center" o:hrstd="t" o:hr="t" fillcolor="#a0a0a0" stroked="f"/>
         </w:pict>
       </w:r>
     </w:p>
@@ -3289,68 +3641,60 @@
           <w:b/>
           <w:bCs/>
         </w:rPr>
-        <w:t>🟡</w:t>
-      </w:r>
-      <w:r>
-        <w:rPr>
-          <w:b/>
-          <w:bCs/>
-        </w:rPr>
-        <w:t xml:space="preserve"> Q9. concat()</w:t>
-      </w:r>
-    </w:p>
-    <w:p>
-      <w:pPr>
-        <w:spacing w:after="0" w:line="240" w:lineRule="auto"/>
-      </w:pPr>
-      <w:r>
-        <w:rPr>
-          <w:b/>
-          <w:bCs/>
-        </w:rPr>
-        <w:t>Merge two arrays.</w:t>
-      </w:r>
-    </w:p>
-    <w:p>
-      <w:pPr>
-        <w:spacing w:after="0" w:line="240" w:lineRule="auto"/>
-      </w:pPr>
-      <w:r>
-        <w:t>let a = [1, 2];</w:t>
-      </w:r>
-    </w:p>
-    <w:p>
-      <w:pPr>
-        <w:spacing w:after="0" w:line="240" w:lineRule="auto"/>
-      </w:pPr>
-      <w:r>
-        <w:t>let b = [3, 4];</w:t>
-      </w:r>
-    </w:p>
-    <w:p>
-      <w:pPr>
-        <w:spacing w:after="0" w:line="240" w:lineRule="auto"/>
-      </w:pPr>
-    </w:p>
-    <w:p>
-      <w:pPr>
-        <w:spacing w:after="0" w:line="240" w:lineRule="auto"/>
-      </w:pPr>
-      <w:r>
-        <w:t>let result = a.concat(b);</w:t>
-      </w:r>
-    </w:p>
-    <w:p>
-      <w:pPr>
-        <w:spacing w:after="0" w:line="240" w:lineRule="auto"/>
-      </w:pPr>
-    </w:p>
-    <w:p>
-      <w:pPr>
-        <w:spacing w:after="0" w:line="240" w:lineRule="auto"/>
-      </w:pPr>
-      <w:r>
-        <w:t>console.log(result);</w:t>
+        <w:t>🔴</w:t>
+      </w:r>
+      <w:r>
+        <w:rPr>
+          <w:b/>
+          <w:bCs/>
+        </w:rPr>
+        <w:t xml:space="preserve"> Q11. splice()</w:t>
+      </w:r>
+    </w:p>
+    <w:p>
+      <w:pPr>
+        <w:spacing w:after="0" w:line="240" w:lineRule="auto"/>
+      </w:pPr>
+      <w:r>
+        <w:rPr>
+          <w:b/>
+          <w:bCs/>
+        </w:rPr>
+        <w:t>Remove 2 elements from index 1.</w:t>
+      </w:r>
+    </w:p>
+    <w:p>
+      <w:pPr>
+        <w:spacing w:after="0" w:line="240" w:lineRule="auto"/>
+      </w:pPr>
+      <w:r>
+        <w:t>let arr = [10, 20, 30, 40];</w:t>
+      </w:r>
+    </w:p>
+    <w:p>
+      <w:pPr>
+        <w:spacing w:after="0" w:line="240" w:lineRule="auto"/>
+      </w:pPr>
+    </w:p>
+    <w:p>
+      <w:pPr>
+        <w:spacing w:after="0" w:line="240" w:lineRule="auto"/>
+      </w:pPr>
+      <w:r>
+        <w:t>arr.splice(1, 2);</w:t>
+      </w:r>
+    </w:p>
+    <w:p>
+      <w:pPr>
+        <w:spacing w:after="0" w:line="240" w:lineRule="auto"/>
+      </w:pPr>
+    </w:p>
+    <w:p>
+      <w:pPr>
+        <w:spacing w:after="0" w:line="240" w:lineRule="auto"/>
+      </w:pPr>
+      <w:r>
+        <w:t>console.log(arr);</w:t>
       </w:r>
     </w:p>
     <w:p>
@@ -3370,213 +3714,6 @@
         <w:spacing w:after="0" w:line="240" w:lineRule="auto"/>
       </w:pPr>
       <w:r>
-        <w:t>[1, 2, 3, 4]</w:t>
-      </w:r>
-    </w:p>
-    <w:p>
-      <w:pPr>
-        <w:spacing w:after="0" w:line="240" w:lineRule="auto"/>
-      </w:pPr>
-      <w:r>
-        <w:pict w14:anchorId="7B2464CF">
-          <v:rect id="_x0000_i1440" style="width:0;height:1.5pt" o:hralign="center" o:hrstd="t" o:hr="t" fillcolor="#a0a0a0" stroked="f"/>
-        </w:pict>
-      </w:r>
-    </w:p>
-    <w:p>
-      <w:pPr>
-        <w:spacing w:after="0" w:line="240" w:lineRule="auto"/>
-      </w:pPr>
-      <w:r>
-        <w:pict w14:anchorId="3E3C5428">
-          <v:rect id="_x0000_i1441" style="width:0;height:1.5pt" o:hralign="center" o:hrstd="t" o:hr="t" fillcolor="#a0a0a0" stroked="f"/>
-        </w:pict>
-      </w:r>
-    </w:p>
-    <w:p>
-      <w:pPr>
-        <w:spacing w:after="0" w:line="240" w:lineRule="auto"/>
-        <w:rPr>
-          <w:b/>
-          <w:bCs/>
-        </w:rPr>
-      </w:pPr>
-      <w:r>
-        <w:rPr>
-          <w:rFonts w:ascii="Segoe UI Emoji" w:hAnsi="Segoe UI Emoji" w:cs="Segoe UI Emoji"/>
-          <w:b/>
-          <w:bCs/>
-        </w:rPr>
-        <w:t>🟡</w:t>
-      </w:r>
-      <w:r>
-        <w:rPr>
-          <w:b/>
-          <w:bCs/>
-        </w:rPr>
-        <w:t xml:space="preserve"> Q10. join()</w:t>
-      </w:r>
-    </w:p>
-    <w:p>
-      <w:pPr>
-        <w:spacing w:after="0" w:line="240" w:lineRule="auto"/>
-      </w:pPr>
-      <w:r>
-        <w:rPr>
-          <w:b/>
-          <w:bCs/>
-        </w:rPr>
-        <w:t>Convert to string using |.</w:t>
-      </w:r>
-    </w:p>
-    <w:p>
-      <w:pPr>
-        <w:spacing w:after="0" w:line="240" w:lineRule="auto"/>
-      </w:pPr>
-      <w:r>
-        <w:t>let colors = ["red", "blue", "green"];</w:t>
-      </w:r>
-    </w:p>
-    <w:p>
-      <w:pPr>
-        <w:spacing w:after="0" w:line="240" w:lineRule="auto"/>
-      </w:pPr>
-    </w:p>
-    <w:p>
-      <w:pPr>
-        <w:spacing w:after="0" w:line="240" w:lineRule="auto"/>
-      </w:pPr>
-      <w:r>
-        <w:t>console.log(colors.join("|"));</w:t>
-      </w:r>
-    </w:p>
-    <w:p>
-      <w:pPr>
-        <w:spacing w:after="0" w:line="240" w:lineRule="auto"/>
-      </w:pPr>
-      <w:r>
-        <w:rPr>
-          <w:b/>
-          <w:bCs/>
-        </w:rPr>
-        <w:t>Output:</w:t>
-      </w:r>
-    </w:p>
-    <w:p>
-      <w:pPr>
-        <w:spacing w:after="0" w:line="240" w:lineRule="auto"/>
-      </w:pPr>
-      <w:r>
-        <w:t>red|blue|green</w:t>
-      </w:r>
-    </w:p>
-    <w:p>
-      <w:pPr>
-        <w:spacing w:after="0" w:line="240" w:lineRule="auto"/>
-      </w:pPr>
-      <w:r>
-        <w:pict w14:anchorId="2B755F38">
-          <v:rect id="_x0000_i1442" style="width:0;height:1.5pt" o:hralign="center" o:hrstd="t" o:hr="t" fillcolor="#a0a0a0" stroked="f"/>
-        </w:pict>
-      </w:r>
-    </w:p>
-    <w:p>
-      <w:pPr>
-        <w:spacing w:after="0" w:line="240" w:lineRule="auto"/>
-      </w:pPr>
-      <w:r>
-        <w:pict w14:anchorId="50D2B545">
-          <v:rect id="_x0000_i1443" style="width:0;height:1.5pt" o:hralign="center" o:hrstd="t" o:hr="t" fillcolor="#a0a0a0" stroked="f"/>
-        </w:pict>
-      </w:r>
-    </w:p>
-    <w:p>
-      <w:pPr>
-        <w:spacing w:after="0" w:line="240" w:lineRule="auto"/>
-        <w:rPr>
-          <w:b/>
-          <w:bCs/>
-        </w:rPr>
-      </w:pPr>
-      <w:r>
-        <w:rPr>
-          <w:rFonts w:ascii="Segoe UI Emoji" w:hAnsi="Segoe UI Emoji" w:cs="Segoe UI Emoji"/>
-          <w:b/>
-          <w:bCs/>
-        </w:rPr>
-        <w:t>🔴</w:t>
-      </w:r>
-      <w:r>
-        <w:rPr>
-          <w:b/>
-          <w:bCs/>
-        </w:rPr>
-        <w:t xml:space="preserve"> Q11. splice()</w:t>
-      </w:r>
-    </w:p>
-    <w:p>
-      <w:pPr>
-        <w:spacing w:after="0" w:line="240" w:lineRule="auto"/>
-      </w:pPr>
-      <w:r>
-        <w:rPr>
-          <w:b/>
-          <w:bCs/>
-        </w:rPr>
-        <w:t>Remove 2 elements from index 1.</w:t>
-      </w:r>
-    </w:p>
-    <w:p>
-      <w:pPr>
-        <w:spacing w:after="0" w:line="240" w:lineRule="auto"/>
-      </w:pPr>
-      <w:r>
-        <w:t>let arr = [10, 20, 30, 40];</w:t>
-      </w:r>
-    </w:p>
-    <w:p>
-      <w:pPr>
-        <w:spacing w:after="0" w:line="240" w:lineRule="auto"/>
-      </w:pPr>
-    </w:p>
-    <w:p>
-      <w:pPr>
-        <w:spacing w:after="0" w:line="240" w:lineRule="auto"/>
-      </w:pPr>
-      <w:r>
-        <w:t>arr.splice(1, 2);</w:t>
-      </w:r>
-    </w:p>
-    <w:p>
-      <w:pPr>
-        <w:spacing w:after="0" w:line="240" w:lineRule="auto"/>
-      </w:pPr>
-    </w:p>
-    <w:p>
-      <w:pPr>
-        <w:spacing w:after="0" w:line="240" w:lineRule="auto"/>
-      </w:pPr>
-      <w:r>
-        <w:t>console.log(arr);</w:t>
-      </w:r>
-    </w:p>
-    <w:p>
-      <w:pPr>
-        <w:spacing w:after="0" w:line="240" w:lineRule="auto"/>
-      </w:pPr>
-      <w:r>
-        <w:rPr>
-          <w:b/>
-          <w:bCs/>
-        </w:rPr>
-        <w:t>Output:</w:t>
-      </w:r>
-    </w:p>
-    <w:p>
-      <w:pPr>
-        <w:spacing w:after="0" w:line="240" w:lineRule="auto"/>
-      </w:pPr>
-      <w:r>
         <w:t>[10, 40]</w:t>
       </w:r>
     </w:p>
@@ -3589,7 +3726,6 @@
           <w:b/>
           <w:bCs/>
         </w:rPr>
-        <w:lastRenderedPageBreak/>
         <w:t>Explanation:</w:t>
       </w:r>
       <w:r>
@@ -3603,7 +3739,7 @@
       </w:pPr>
       <w:r>
         <w:pict w14:anchorId="3E80EE4F">
-          <v:rect id="_x0000_i1444" style="width:0;height:1.5pt" o:hralign="center" o:hrstd="t" o:hr="t" fillcolor="#a0a0a0" stroked="f"/>
+          <v:rect id="_x0000_i1072" style="width:0;height:1.5pt" o:hralign="center" o:hrstd="t" o:hr="t" fillcolor="#a0a0a0" stroked="f"/>
         </w:pict>
       </w:r>
     </w:p>
@@ -3613,7 +3749,7 @@
       </w:pPr>
       <w:r>
         <w:pict w14:anchorId="73432928">
-          <v:rect id="_x0000_i1445" style="width:0;height:1.5pt" o:hralign="center" o:hrstd="t" o:hr="t" fillcolor="#a0a0a0" stroked="f"/>
+          <v:rect id="_x0000_i1073" style="width:0;height:1.5pt" o:hralign="center" o:hrstd="t" o:hr="t" fillcolor="#a0a0a0" stroked="f"/>
         </w:pict>
       </w:r>
     </w:p>
@@ -3713,7 +3849,7 @@
       </w:pPr>
       <w:r>
         <w:pict w14:anchorId="728EE947">
-          <v:rect id="_x0000_i1446" style="width:0;height:1.5pt" o:hralign="center" o:hrstd="t" o:hr="t" fillcolor="#a0a0a0" stroked="f"/>
+          <v:rect id="_x0000_i1074" style="width:0;height:1.5pt" o:hralign="center" o:hrstd="t" o:hr="t" fillcolor="#a0a0a0" stroked="f"/>
         </w:pict>
       </w:r>
     </w:p>
@@ -3723,7 +3859,7 @@
       </w:pPr>
       <w:r>
         <w:pict w14:anchorId="6F982B79">
-          <v:rect id="_x0000_i1447" style="width:0;height:1.5pt" o:hralign="center" o:hrstd="t" o:hr="t" fillcolor="#a0a0a0" stroked="f"/>
+          <v:rect id="_x0000_i1075" style="width:0;height:1.5pt" o:hralign="center" o:hrstd="t" o:hr="t" fillcolor="#a0a0a0" stroked="f"/>
         </w:pict>
       </w:r>
     </w:p>
@@ -3823,7 +3959,7 @@
       </w:pPr>
       <w:r>
         <w:pict w14:anchorId="3BC8A357">
-          <v:rect id="_x0000_i1448" style="width:0;height:1.5pt" o:hralign="center" o:hrstd="t" o:hr="t" fillcolor="#a0a0a0" stroked="f"/>
+          <v:rect id="_x0000_i1076" style="width:0;height:1.5pt" o:hralign="center" o:hrstd="t" o:hr="t" fillcolor="#a0a0a0" stroked="f"/>
         </w:pict>
       </w:r>
     </w:p>
@@ -3833,7 +3969,7 @@
       </w:pPr>
       <w:r>
         <w:pict w14:anchorId="1B2F071E">
-          <v:rect id="_x0000_i1449" style="width:0;height:1.5pt" o:hralign="center" o:hrstd="t" o:hr="t" fillcolor="#a0a0a0" stroked="f"/>
+          <v:rect id="_x0000_i1077" style="width:0;height:1.5pt" o:hralign="center" o:hrstd="t" o:hr="t" fillcolor="#a0a0a0" stroked="f"/>
         </w:pict>
       </w:r>
     </w:p>
@@ -3921,7 +4057,7 @@
       </w:pPr>
       <w:r>
         <w:pict w14:anchorId="7630BA73">
-          <v:rect id="_x0000_i1450" style="width:0;height:1.5pt" o:hralign="center" o:hrstd="t" o:hr="t" fillcolor="#a0a0a0" stroked="f"/>
+          <v:rect id="_x0000_i1078" style="width:0;height:1.5pt" o:hralign="center" o:hrstd="t" o:hr="t" fillcolor="#a0a0a0" stroked="f"/>
         </w:pict>
       </w:r>
     </w:p>
@@ -3931,7 +4067,7 @@
       </w:pPr>
       <w:r>
         <w:pict w14:anchorId="466DC297">
-          <v:rect id="_x0000_i1451" style="width:0;height:1.5pt" o:hralign="center" o:hrstd="t" o:hr="t" fillcolor="#a0a0a0" stroked="f"/>
+          <v:rect id="_x0000_i1079" style="width:0;height:1.5pt" o:hralign="center" o:hrstd="t" o:hr="t" fillcolor="#a0a0a0" stroked="f"/>
         </w:pict>
       </w:r>
     </w:p>
@@ -4031,7 +4167,7 @@
       </w:pPr>
       <w:r>
         <w:pict w14:anchorId="7BCEFB96">
-          <v:rect id="_x0000_i1452" style="width:0;height:1.5pt" o:hralign="center" o:hrstd="t" o:hr="t" fillcolor="#a0a0a0" stroked="f"/>
+          <v:rect id="_x0000_i1080" style="width:0;height:1.5pt" o:hralign="center" o:hrstd="t" o:hr="t" fillcolor="#a0a0a0" stroked="f"/>
         </w:pict>
       </w:r>
     </w:p>
@@ -4041,7 +4177,7 @@
       </w:pPr>
       <w:r>
         <w:pict w14:anchorId="021624BA">
-          <v:rect id="_x0000_i1454" style="width:0;height:1.5pt" o:hralign="center" o:hrstd="t" o:hr="t" fillcolor="#a0a0a0" stroked="f"/>
+          <v:rect id="_x0000_i1081" style="width:0;height:1.5pt" o:hralign="center" o:hrstd="t" o:hr="t" fillcolor="#a0a0a0" stroked="f"/>
         </w:pict>
       </w:r>
     </w:p>
@@ -4059,15 +4195,171 @@
           <w:b/>
           <w:bCs/>
         </w:rPr>
+        <w:t>🟢</w:t>
+      </w:r>
+      <w:r>
+        <w:rPr>
+          <w:b/>
+          <w:bCs/>
+        </w:rPr>
+        <w:t xml:space="preserve"> Easy (1–20)</w:t>
+      </w:r>
+    </w:p>
+    <w:p>
+      <w:pPr>
+        <w:numPr>
+          <w:ilvl w:val="0"/>
+          <w:numId w:val="1"/>
+        </w:numPr>
+        <w:spacing w:after="0" w:line="240" w:lineRule="auto"/>
+      </w:pPr>
+      <w:r>
+        <w:t>Add "mango" at the end of fruits.</w:t>
+      </w:r>
+    </w:p>
+    <w:p>
+      <w:pPr>
+        <w:numPr>
+          <w:ilvl w:val="0"/>
+          <w:numId w:val="1"/>
+        </w:numPr>
+        <w:spacing w:after="0" w:line="240" w:lineRule="auto"/>
+      </w:pPr>
+      <w:r>
+        <w:t>Remove last element from nums.</w:t>
+      </w:r>
+    </w:p>
+    <w:p>
+      <w:pPr>
+        <w:numPr>
+          <w:ilvl w:val="0"/>
+          <w:numId w:val="1"/>
+        </w:numPr>
+        <w:spacing w:after="0" w:line="240" w:lineRule="auto"/>
+      </w:pPr>
+      <w:r>
+        <w:t>Add 0 at start of arr.</w:t>
+      </w:r>
+    </w:p>
+    <w:p>
+      <w:pPr>
+        <w:numPr>
+          <w:ilvl w:val="0"/>
+          <w:numId w:val="1"/>
+        </w:numPr>
+        <w:spacing w:after="0" w:line="240" w:lineRule="auto"/>
+      </w:pPr>
+      <w:r>
+        <w:t>Remove first element from data.</w:t>
+      </w:r>
+    </w:p>
+    <w:p>
+      <w:pPr>
+        <w:numPr>
+          <w:ilvl w:val="0"/>
+          <w:numId w:val="1"/>
+        </w:numPr>
+        <w:spacing w:after="0" w:line="240" w:lineRule="auto"/>
+      </w:pPr>
+      <w:r>
+        <w:t>Print length of colors.</w:t>
+      </w:r>
+    </w:p>
+    <w:p>
+      <w:pPr>
+        <w:numPr>
+          <w:ilvl w:val="0"/>
+          <w:numId w:val="1"/>
+        </w:numPr>
+        <w:spacing w:after="0" w:line="240" w:lineRule="auto"/>
+      </w:pPr>
+      <w:r>
+        <w:t>Check if "cat" exists in array.</w:t>
+      </w:r>
+    </w:p>
+    <w:p>
+      <w:pPr>
+        <w:numPr>
+          <w:ilvl w:val="0"/>
+          <w:numId w:val="1"/>
+        </w:numPr>
+        <w:spacing w:after="0" w:line="240" w:lineRule="auto"/>
+      </w:pPr>
+      <w:r>
+        <w:t>Join array using comma ,.</w:t>
+      </w:r>
+    </w:p>
+    <w:p>
+      <w:pPr>
+        <w:numPr>
+          <w:ilvl w:val="0"/>
+          <w:numId w:val="1"/>
+        </w:numPr>
+        <w:spacing w:after="0" w:line="240" w:lineRule="auto"/>
+      </w:pPr>
+      <w:r>
+        <w:t>Merge a and b.</w:t>
+      </w:r>
+    </w:p>
+    <w:p>
+      <w:pPr>
+        <w:numPr>
+          <w:ilvl w:val="0"/>
+          <w:numId w:val="1"/>
+        </w:numPr>
+        <w:spacing w:after="0" w:line="240" w:lineRule="auto"/>
+      </w:pPr>
+      <w:r>
+        <w:t>Convert "HELLO" into array.</w:t>
+      </w:r>
+    </w:p>
+    <w:p>
+      <w:pPr>
+        <w:numPr>
+          <w:ilvl w:val="0"/>
+          <w:numId w:val="1"/>
+        </w:numPr>
+        <w:spacing w:after="0" w:line="240" w:lineRule="auto"/>
+      </w:pPr>
+      <w:r>
+        <w:t>Sort numbers [3,1,2] correctly.</w:t>
+      </w:r>
+    </w:p>
+    <w:p>
+      <w:pPr>
+        <w:numPr>
+          <w:ilvl w:val="0"/>
+          <w:numId w:val="1"/>
+        </w:numPr>
+        <w:spacing w:after="0" w:line="240" w:lineRule="auto"/>
+      </w:pPr>
+      <w:r>
+        <w:t>Find first value &gt; 50.</w:t>
+      </w:r>
+    </w:p>
+    <w:p>
+      <w:pPr>
+        <w:numPr>
+          <w:ilvl w:val="0"/>
+          <w:numId w:val="1"/>
+        </w:numPr>
+        <w:spacing w:after="0" w:line="240" w:lineRule="auto"/>
+      </w:pPr>
+      <w:r>
+        <w:t>Find index of "pen".</w:t>
+      </w:r>
+    </w:p>
+    <w:p>
+      <w:pPr>
+        <w:numPr>
+          <w:ilvl w:val="0"/>
+          <w:numId w:val="1"/>
+        </w:numPr>
+        <w:spacing w:after="0" w:line="240" w:lineRule="auto"/>
+      </w:pPr>
+      <w:r>
         <w:lastRenderedPageBreak/>
-        <w:t>🟢</w:t>
-      </w:r>
-      <w:r>
-        <w:rPr>
-          <w:b/>
-          <w:bCs/>
-        </w:rPr>
-        <w:t xml:space="preserve"> Easy (1–20)</w:t>
+        <w:t>Slice first 3 elements.</w:t>
       </w:r>
     </w:p>
     <w:p>
@@ -4079,7 +4371,7 @@
         <w:spacing w:after="0" w:line="240" w:lineRule="auto"/>
       </w:pPr>
       <w:r>
-        <w:t>Add "mango" at the end of fruits.</w:t>
+        <w:t>Remove 1 element from index 0.</w:t>
       </w:r>
     </w:p>
     <w:p>
@@ -4091,7 +4383,7 @@
         <w:spacing w:after="0" w:line="240" w:lineRule="auto"/>
       </w:pPr>
       <w:r>
-        <w:t>Remove last element from nums.</w:t>
+        <w:t>Add "A" at index 1 using splice.</w:t>
       </w:r>
     </w:p>
     <w:p>
@@ -4103,7 +4395,7 @@
         <w:spacing w:after="0" w:line="240" w:lineRule="auto"/>
       </w:pPr>
       <w:r>
-        <w:t>Add 0 at start of arr.</w:t>
+        <w:t>Check if 100 is present.</w:t>
       </w:r>
     </w:p>
     <w:p>
@@ -4115,7 +4407,7 @@
         <w:spacing w:after="0" w:line="240" w:lineRule="auto"/>
       </w:pPr>
       <w:r>
-        <w:t>Remove first element from data.</w:t>
+        <w:t>Join using "|".</w:t>
       </w:r>
     </w:p>
     <w:p>
@@ -4127,7 +4419,7 @@
         <w:spacing w:after="0" w:line="240" w:lineRule="auto"/>
       </w:pPr>
       <w:r>
-        <w:t>Print length of colors.</w:t>
+        <w:t>Merge 3 arrays.</w:t>
       </w:r>
     </w:p>
     <w:p>
@@ -4139,7 +4431,7 @@
         <w:spacing w:after="0" w:line="240" w:lineRule="auto"/>
       </w:pPr>
       <w:r>
-        <w:t>Check if "cat" exists in array.</w:t>
+        <w:t>Get length after push.</w:t>
       </w:r>
     </w:p>
     <w:p>
@@ -4151,162 +4443,6 @@
         <w:spacing w:after="0" w:line="240" w:lineRule="auto"/>
       </w:pPr>
       <w:r>
-        <w:t>Join array using comma ,.</w:t>
-      </w:r>
-    </w:p>
-    <w:p>
-      <w:pPr>
-        <w:numPr>
-          <w:ilvl w:val="0"/>
-          <w:numId w:val="1"/>
-        </w:numPr>
-        <w:spacing w:after="0" w:line="240" w:lineRule="auto"/>
-      </w:pPr>
-      <w:r>
-        <w:t>Merge a and b.</w:t>
-      </w:r>
-    </w:p>
-    <w:p>
-      <w:pPr>
-        <w:numPr>
-          <w:ilvl w:val="0"/>
-          <w:numId w:val="1"/>
-        </w:numPr>
-        <w:spacing w:after="0" w:line="240" w:lineRule="auto"/>
-      </w:pPr>
-      <w:r>
-        <w:t>Convert "HELLO" into array.</w:t>
-      </w:r>
-    </w:p>
-    <w:p>
-      <w:pPr>
-        <w:numPr>
-          <w:ilvl w:val="0"/>
-          <w:numId w:val="1"/>
-        </w:numPr>
-        <w:spacing w:after="0" w:line="240" w:lineRule="auto"/>
-      </w:pPr>
-      <w:r>
-        <w:t>Sort numbers [3,1,2] correctly.</w:t>
-      </w:r>
-    </w:p>
-    <w:p>
-      <w:pPr>
-        <w:numPr>
-          <w:ilvl w:val="0"/>
-          <w:numId w:val="1"/>
-        </w:numPr>
-        <w:spacing w:after="0" w:line="240" w:lineRule="auto"/>
-      </w:pPr>
-      <w:r>
-        <w:t>Find first value &gt; 50.</w:t>
-      </w:r>
-    </w:p>
-    <w:p>
-      <w:pPr>
-        <w:numPr>
-          <w:ilvl w:val="0"/>
-          <w:numId w:val="1"/>
-        </w:numPr>
-        <w:spacing w:after="0" w:line="240" w:lineRule="auto"/>
-      </w:pPr>
-      <w:r>
-        <w:t>Find index of "pen".</w:t>
-      </w:r>
-    </w:p>
-    <w:p>
-      <w:pPr>
-        <w:numPr>
-          <w:ilvl w:val="0"/>
-          <w:numId w:val="1"/>
-        </w:numPr>
-        <w:spacing w:after="0" w:line="240" w:lineRule="auto"/>
-      </w:pPr>
-      <w:r>
-        <w:t>Slice first 3 elements.</w:t>
-      </w:r>
-    </w:p>
-    <w:p>
-      <w:pPr>
-        <w:numPr>
-          <w:ilvl w:val="0"/>
-          <w:numId w:val="1"/>
-        </w:numPr>
-        <w:spacing w:after="0" w:line="240" w:lineRule="auto"/>
-      </w:pPr>
-      <w:r>
-        <w:t>Remove 1 element from index 0.</w:t>
-      </w:r>
-    </w:p>
-    <w:p>
-      <w:pPr>
-        <w:numPr>
-          <w:ilvl w:val="0"/>
-          <w:numId w:val="1"/>
-        </w:numPr>
-        <w:spacing w:after="0" w:line="240" w:lineRule="auto"/>
-      </w:pPr>
-      <w:r>
-        <w:t>Add "A" at index 1 using splice.</w:t>
-      </w:r>
-    </w:p>
-    <w:p>
-      <w:pPr>
-        <w:numPr>
-          <w:ilvl w:val="0"/>
-          <w:numId w:val="1"/>
-        </w:numPr>
-        <w:spacing w:after="0" w:line="240" w:lineRule="auto"/>
-      </w:pPr>
-      <w:r>
-        <w:t>Check if 100 is present.</w:t>
-      </w:r>
-    </w:p>
-    <w:p>
-      <w:pPr>
-        <w:numPr>
-          <w:ilvl w:val="0"/>
-          <w:numId w:val="1"/>
-        </w:numPr>
-        <w:spacing w:after="0" w:line="240" w:lineRule="auto"/>
-      </w:pPr>
-      <w:r>
-        <w:t>Join using "|".</w:t>
-      </w:r>
-    </w:p>
-    <w:p>
-      <w:pPr>
-        <w:numPr>
-          <w:ilvl w:val="0"/>
-          <w:numId w:val="1"/>
-        </w:numPr>
-        <w:spacing w:after="0" w:line="240" w:lineRule="auto"/>
-      </w:pPr>
-      <w:r>
-        <w:t>Merge 3 arrays.</w:t>
-      </w:r>
-    </w:p>
-    <w:p>
-      <w:pPr>
-        <w:numPr>
-          <w:ilvl w:val="0"/>
-          <w:numId w:val="1"/>
-        </w:numPr>
-        <w:spacing w:after="0" w:line="240" w:lineRule="auto"/>
-      </w:pPr>
-      <w:r>
-        <w:t>Get length after push.</w:t>
-      </w:r>
-    </w:p>
-    <w:p>
-      <w:pPr>
-        <w:numPr>
-          <w:ilvl w:val="0"/>
-          <w:numId w:val="1"/>
-        </w:numPr>
-        <w:spacing w:after="0" w:line="240" w:lineRule="auto"/>
-      </w:pPr>
-      <w:r>
         <w:t>Convert NodeList-like object using Array.from.</w:t>
       </w:r>
     </w:p>
@@ -4316,7 +4452,7 @@
       </w:pPr>
       <w:r>
         <w:pict w14:anchorId="268BA579">
-          <v:rect id="_x0000_i1455" style="width:0;height:1.5pt" o:hralign="center" o:hrstd="t" o:hr="t" fillcolor="#a0a0a0" stroked="f"/>
+          <v:rect id="_x0000_i1082" style="width:0;height:1.5pt" o:hralign="center" o:hrstd="t" o:hr="t" fillcolor="#a0a0a0" stroked="f"/>
         </w:pict>
       </w:r>
     </w:p>
@@ -4326,7 +4462,7 @@
       </w:pPr>
       <w:r>
         <w:pict w14:anchorId="5657EBC0">
-          <v:rect id="_x0000_i1456" style="width:0;height:1.5pt" o:hralign="center" o:hrstd="t" o:hr="t" fillcolor="#a0a0a0" stroked="f"/>
+          <v:rect id="_x0000_i1083" style="width:0;height:1.5pt" o:hralign="center" o:hrstd="t" o:hr="t" fillcolor="#a0a0a0" stroked="f"/>
         </w:pict>
       </w:r>
     </w:p>
@@ -4540,7 +4676,7 @@
       </w:pPr>
       <w:r>
         <w:pict w14:anchorId="05FBF899">
-          <v:rect id="_x0000_i1457" style="width:0;height:1.5pt" o:hralign="center" o:hrstd="t" o:hr="t" fillcolor="#a0a0a0" stroked="f"/>
+          <v:rect id="_x0000_i1084" style="width:0;height:1.5pt" o:hralign="center" o:hrstd="t" o:hr="t" fillcolor="#a0a0a0" stroked="f"/>
         </w:pict>
       </w:r>
     </w:p>
@@ -4550,7 +4686,7 @@
       </w:pPr>
       <w:r>
         <w:pict w14:anchorId="2E7CC2E0">
-          <v:rect id="_x0000_i1458" style="width:0;height:1.5pt" o:hralign="center" o:hrstd="t" o:hr="t" fillcolor="#a0a0a0" stroked="f"/>
+          <v:rect id="_x0000_i1085" style="width:0;height:1.5pt" o:hralign="center" o:hrstd="t" o:hr="t" fillcolor="#a0a0a0" stroked="f"/>
         </w:pict>
       </w:r>
     </w:p>
@@ -4647,157 +4783,268 @@
         <w:spacing w:after="0" w:line="240" w:lineRule="auto"/>
       </w:pPr>
       <w:r>
+        <w:t>Find index of price &gt; 500.</w:t>
+      </w:r>
+    </w:p>
+    <w:p>
+      <w:pPr>
+        <w:numPr>
+          <w:ilvl w:val="0"/>
+          <w:numId w:val="3"/>
+        </w:numPr>
+        <w:spacing w:after="0" w:line="240" w:lineRule="auto"/>
+      </w:pPr>
+      <w:r>
+        <w:t>Merge and then sort ascending.</w:t>
+      </w:r>
+    </w:p>
+    <w:p>
+      <w:pPr>
+        <w:numPr>
+          <w:ilvl w:val="0"/>
+          <w:numId w:val="3"/>
+        </w:numPr>
+        <w:spacing w:after="0" w:line="240" w:lineRule="auto"/>
+      </w:pPr>
+      <w:r>
+        <w:t>Remove duplicates (use includes).</w:t>
+      </w:r>
+    </w:p>
+    <w:p>
+      <w:pPr>
+        <w:numPr>
+          <w:ilvl w:val="0"/>
+          <w:numId w:val="3"/>
+        </w:numPr>
+        <w:spacing w:after="0" w:line="240" w:lineRule="auto"/>
+      </w:pPr>
+      <w:r>
+        <w:t>Create array from Set using Array.from.</w:t>
+      </w:r>
+    </w:p>
+    <w:p>
+      <w:pPr>
+        <w:numPr>
+          <w:ilvl w:val="0"/>
+          <w:numId w:val="3"/>
+        </w:numPr>
+        <w:spacing w:after="0" w:line="240" w:lineRule="auto"/>
+      </w:pPr>
+      <w:r>
+        <w:t>Replace 2 elements starting index 1.</w:t>
+      </w:r>
+    </w:p>
+    <w:p>
+      <w:pPr>
+        <w:numPr>
+          <w:ilvl w:val="0"/>
+          <w:numId w:val="3"/>
+        </w:numPr>
+        <w:spacing w:after="0" w:line="240" w:lineRule="auto"/>
+      </w:pPr>
+      <w:r>
+        <w:t>Join numbers with -.</w:t>
+      </w:r>
+    </w:p>
+    <w:p>
+      <w:pPr>
+        <w:numPr>
+          <w:ilvl w:val="0"/>
+          <w:numId w:val="3"/>
+        </w:numPr>
+        <w:spacing w:after="0" w:line="240" w:lineRule="auto"/>
+      </w:pPr>
+      <w:r>
+        <w:t>Remove negative numbers using splice.</w:t>
+      </w:r>
+    </w:p>
+    <w:p>
+      <w:pPr>
+        <w:numPr>
+          <w:ilvl w:val="0"/>
+          <w:numId w:val="3"/>
+        </w:numPr>
+        <w:spacing w:after="0" w:line="240" w:lineRule="auto"/>
+      </w:pPr>
+      <w:r>
+        <w:t>Add multiple elements at start.</w:t>
+      </w:r>
+    </w:p>
+    <w:p>
+      <w:pPr>
+        <w:numPr>
+          <w:ilvl w:val="0"/>
+          <w:numId w:val="3"/>
+        </w:numPr>
+        <w:spacing w:after="0" w:line="240" w:lineRule="auto"/>
+      </w:pPr>
+      <w:r>
+        <w:t>Slice without using negative indexes to get last 3.</w:t>
+      </w:r>
+    </w:p>
+    <w:p>
+      <w:pPr>
+        <w:numPr>
+          <w:ilvl w:val="0"/>
+          <w:numId w:val="3"/>
+        </w:numPr>
+        <w:spacing w:after="0" w:line="240" w:lineRule="auto"/>
+      </w:pPr>
+      <w:r>
+        <w:t>Convert arguments object to array.</w:t>
+      </w:r>
+    </w:p>
+    <w:p>
+      <w:pPr>
+        <w:spacing w:after="0" w:line="240" w:lineRule="auto"/>
+        <w:ind w:firstLine="426"/>
+      </w:pPr>
+    </w:p>
+    <w:p>
+      <w:pPr>
+        <w:spacing w:after="0" w:line="240" w:lineRule="auto"/>
+        <w:ind w:firstLine="426"/>
+        <w:rPr>
+          <w:b/>
+          <w:bCs/>
+        </w:rPr>
+      </w:pPr>
+      <w:r>
+        <w:rPr>
+          <w:rFonts w:ascii="Segoe UI Emoji" w:hAnsi="Segoe UI Emoji" w:cs="Segoe UI Emoji"/>
+          <w:b/>
+          <w:bCs/>
+        </w:rPr>
+        <w:t>🔥</w:t>
+      </w:r>
+      <w:r>
+        <w:rPr>
+          <w:b/>
+          <w:bCs/>
+        </w:rPr>
+        <w:t xml:space="preserve"> JavaScript: map(), filter(), reduce()</w:t>
+      </w:r>
+    </w:p>
+    <w:p>
+      <w:pPr>
+        <w:spacing w:after="0" w:line="240" w:lineRule="auto"/>
+        <w:ind w:firstLine="426"/>
+      </w:pPr>
+      <w:r>
+        <w:pict w14:anchorId="0ADA27CD">
+          <v:rect id="_x0000_i1086" style="width:0;height:1.5pt" o:hralign="center" o:hrstd="t" o:hr="t" fillcolor="#a0a0a0" stroked="f"/>
+        </w:pict>
+      </w:r>
+    </w:p>
+    <w:p>
+      <w:pPr>
+        <w:spacing w:after="0" w:line="240" w:lineRule="auto"/>
+        <w:ind w:firstLine="426"/>
+        <w:rPr>
+          <w:b/>
+          <w:bCs/>
+        </w:rPr>
+      </w:pPr>
+      <w:r>
+        <w:rPr>
+          <w:rFonts w:ascii="Segoe UI Emoji" w:hAnsi="Segoe UI Emoji" w:cs="Segoe UI Emoji"/>
+          <w:b/>
+          <w:bCs/>
+        </w:rPr>
+        <w:t>✅</w:t>
+      </w:r>
+      <w:r>
+        <w:rPr>
+          <w:b/>
+          <w:bCs/>
+        </w:rPr>
+        <w:t xml:space="preserve"> 1) map()</w:t>
+      </w:r>
+    </w:p>
+    <w:p>
+      <w:pPr>
+        <w:spacing w:after="0" w:line="240" w:lineRule="auto"/>
+        <w:ind w:firstLine="426"/>
+        <w:rPr>
+          <w:b/>
+          <w:bCs/>
+        </w:rPr>
+      </w:pPr>
+      <w:r>
+        <w:rPr>
+          <w:rFonts w:ascii="Segoe UI Emoji" w:hAnsi="Segoe UI Emoji" w:cs="Segoe UI Emoji"/>
+          <w:b/>
+          <w:bCs/>
+        </w:rPr>
+        <w:t>📌</w:t>
+      </w:r>
+      <w:r>
+        <w:rPr>
+          <w:b/>
+          <w:bCs/>
+        </w:rPr>
+        <w:t xml:space="preserve"> Definition:</w:t>
+      </w:r>
+    </w:p>
+    <w:p>
+      <w:pPr>
+        <w:spacing w:after="0" w:line="240" w:lineRule="auto"/>
+        <w:ind w:firstLine="426"/>
+      </w:pPr>
+      <w:r>
+        <w:rPr>
+          <w:b/>
+          <w:bCs/>
+        </w:rPr>
+        <w:t>Creates a new array by applying a function to every element of the array.</w:t>
+      </w:r>
+    </w:p>
+    <w:p>
+      <w:pPr>
+        <w:spacing w:after="0" w:line="240" w:lineRule="auto"/>
+        <w:ind w:firstLine="426"/>
+      </w:pPr>
+      <w:r>
+        <w:rPr>
+          <w:rFonts w:ascii="Segoe UI Emoji" w:hAnsi="Segoe UI Emoji" w:cs="Segoe UI Emoji"/>
+        </w:rPr>
         <w:lastRenderedPageBreak/>
-        <w:t>Find index of price &gt; 500.</w:t>
-      </w:r>
-    </w:p>
-    <w:p>
-      <w:pPr>
-        <w:numPr>
-          <w:ilvl w:val="0"/>
-          <w:numId w:val="3"/>
-        </w:numPr>
-        <w:spacing w:after="0" w:line="240" w:lineRule="auto"/>
-      </w:pPr>
-      <w:r>
-        <w:t>Merge and then sort ascending.</w:t>
-      </w:r>
-    </w:p>
-    <w:p>
-      <w:pPr>
-        <w:numPr>
-          <w:ilvl w:val="0"/>
-          <w:numId w:val="3"/>
-        </w:numPr>
-        <w:spacing w:after="0" w:line="240" w:lineRule="auto"/>
-      </w:pPr>
-      <w:r>
-        <w:t>Remove duplicates (use includes).</w:t>
-      </w:r>
-    </w:p>
-    <w:p>
-      <w:pPr>
-        <w:numPr>
-          <w:ilvl w:val="0"/>
-          <w:numId w:val="3"/>
-        </w:numPr>
-        <w:spacing w:after="0" w:line="240" w:lineRule="auto"/>
-      </w:pPr>
-      <w:r>
-        <w:t>Create array from Set using Array.from.</w:t>
-      </w:r>
-    </w:p>
-    <w:p>
-      <w:pPr>
-        <w:numPr>
-          <w:ilvl w:val="0"/>
-          <w:numId w:val="3"/>
-        </w:numPr>
-        <w:spacing w:after="0" w:line="240" w:lineRule="auto"/>
-      </w:pPr>
-      <w:r>
-        <w:t>Replace 2 elements starting index 1.</w:t>
-      </w:r>
-    </w:p>
-    <w:p>
-      <w:pPr>
-        <w:numPr>
-          <w:ilvl w:val="0"/>
-          <w:numId w:val="3"/>
-        </w:numPr>
-        <w:spacing w:after="0" w:line="240" w:lineRule="auto"/>
-      </w:pPr>
-      <w:r>
-        <w:t>Join numbers with -.</w:t>
-      </w:r>
-    </w:p>
-    <w:p>
-      <w:pPr>
-        <w:numPr>
-          <w:ilvl w:val="0"/>
-          <w:numId w:val="3"/>
-        </w:numPr>
-        <w:spacing w:after="0" w:line="240" w:lineRule="auto"/>
-      </w:pPr>
-      <w:r>
-        <w:t>Remove negative numbers using splice.</w:t>
-      </w:r>
-    </w:p>
-    <w:p>
-      <w:pPr>
-        <w:numPr>
-          <w:ilvl w:val="0"/>
-          <w:numId w:val="3"/>
-        </w:numPr>
-        <w:spacing w:after="0" w:line="240" w:lineRule="auto"/>
-      </w:pPr>
-      <w:r>
-        <w:t>Add multiple elements at start.</w:t>
-      </w:r>
-    </w:p>
-    <w:p>
-      <w:pPr>
-        <w:numPr>
-          <w:ilvl w:val="0"/>
-          <w:numId w:val="3"/>
-        </w:numPr>
-        <w:spacing w:after="0" w:line="240" w:lineRule="auto"/>
-      </w:pPr>
-      <w:r>
-        <w:t>Slice without using negative indexes to get last 3.</w:t>
-      </w:r>
-    </w:p>
-    <w:p>
-      <w:pPr>
-        <w:numPr>
-          <w:ilvl w:val="0"/>
-          <w:numId w:val="3"/>
-        </w:numPr>
-        <w:spacing w:after="0" w:line="240" w:lineRule="auto"/>
-      </w:pPr>
-      <w:r>
-        <w:t>Convert arguments object to array.</w:t>
-      </w:r>
-    </w:p>
-    <w:p>
-      <w:pPr>
-        <w:spacing w:after="0" w:line="240" w:lineRule="auto"/>
-        <w:ind w:firstLine="426"/>
-      </w:pPr>
-    </w:p>
-    <w:p>
-      <w:pPr>
-        <w:spacing w:after="0" w:line="240" w:lineRule="auto"/>
-        <w:ind w:firstLine="426"/>
-        <w:rPr>
-          <w:b/>
-          <w:bCs/>
-        </w:rPr>
-      </w:pPr>
+        <w:t>📝</w:t>
+      </w:r>
+      <w:r>
+        <w:t xml:space="preserve"> Hindi:</w:t>
+      </w:r>
+      <w:r>
+        <w:br/>
+      </w:r>
       <w:r>
         <w:rPr>
           <w:rFonts w:ascii="Segoe UI Emoji" w:hAnsi="Segoe UI Emoji" w:cs="Segoe UI Emoji"/>
-          <w:b/>
-          <w:bCs/>
-        </w:rPr>
-        <w:t>🔥</w:t>
-      </w:r>
-      <w:r>
-        <w:rPr>
-          <w:b/>
-          <w:bCs/>
-        </w:rPr>
-        <w:t xml:space="preserve"> JavaScript: map(), filter(), reduce()</w:t>
-      </w:r>
-    </w:p>
-    <w:p>
-      <w:pPr>
-        <w:spacing w:after="0" w:line="240" w:lineRule="auto"/>
-        <w:ind w:firstLine="426"/>
-      </w:pPr>
-      <w:r>
-        <w:pict w14:anchorId="0ADA27CD">
-          <v:rect id="_x0000_i1826" style="width:0;height:1.5pt" o:hralign="center" o:hrstd="t" o:hr="t" fillcolor="#a0a0a0" stroked="f"/>
+        </w:rPr>
+        <w:t>👉</w:t>
+      </w:r>
+      <w:r>
+        <w:t xml:space="preserve"> Har element par function chalakar </w:t>
+      </w:r>
+      <w:r>
+        <w:rPr>
+          <w:b/>
+          <w:bCs/>
+        </w:rPr>
+        <w:t>new array</w:t>
+      </w:r>
+      <w:r>
+        <w:t xml:space="preserve"> banata hai.</w:t>
+      </w:r>
+    </w:p>
+    <w:p>
+      <w:pPr>
+        <w:spacing w:after="0" w:line="240" w:lineRule="auto"/>
+        <w:ind w:firstLine="426"/>
+      </w:pPr>
+      <w:r>
+        <w:pict w14:anchorId="6E35A39C">
+          <v:rect id="_x0000_i1087" style="width:0;height:1.5pt" o:hralign="center" o:hrstd="t" o:hr="t" fillcolor="#a0a0a0" stroked="f"/>
         </w:pict>
       </w:r>
     </w:p>
@@ -4816,6 +5063,296 @@
           <w:b/>
           <w:bCs/>
         </w:rPr>
+        <w:t>🔹</w:t>
+      </w:r>
+      <w:r>
+        <w:rPr>
+          <w:b/>
+          <w:bCs/>
+        </w:rPr>
+        <w:t xml:space="preserve"> Syntax:</w:t>
+      </w:r>
+    </w:p>
+    <w:p>
+      <w:pPr>
+        <w:spacing w:after="0" w:line="240" w:lineRule="auto"/>
+        <w:ind w:firstLine="426"/>
+      </w:pPr>
+      <w:r>
+        <w:t>array.map((element, index, array) =&gt; {</w:t>
+      </w:r>
+    </w:p>
+    <w:p>
+      <w:pPr>
+        <w:spacing w:after="0" w:line="240" w:lineRule="auto"/>
+        <w:ind w:firstLine="426"/>
+      </w:pPr>
+      <w:r>
+        <w:t xml:space="preserve">   return newValue;</w:t>
+      </w:r>
+    </w:p>
+    <w:p>
+      <w:pPr>
+        <w:spacing w:after="0" w:line="240" w:lineRule="auto"/>
+        <w:ind w:firstLine="426"/>
+      </w:pPr>
+      <w:r>
+        <w:t>});</w:t>
+      </w:r>
+    </w:p>
+    <w:p>
+      <w:pPr>
+        <w:spacing w:after="0" w:line="240" w:lineRule="auto"/>
+        <w:ind w:firstLine="426"/>
+      </w:pPr>
+      <w:r>
+        <w:pict w14:anchorId="1AD28419">
+          <v:rect id="_x0000_i1088" style="width:0;height:1.5pt" o:hralign="center" o:hrstd="t" o:hr="t" fillcolor="#a0a0a0" stroked="f"/>
+        </w:pict>
+      </w:r>
+    </w:p>
+    <w:p>
+      <w:pPr>
+        <w:spacing w:after="0" w:line="240" w:lineRule="auto"/>
+        <w:ind w:firstLine="426"/>
+        <w:rPr>
+          <w:b/>
+          <w:bCs/>
+        </w:rPr>
+      </w:pPr>
+      <w:r>
+        <w:rPr>
+          <w:rFonts w:ascii="Segoe UI Emoji" w:hAnsi="Segoe UI Emoji" w:cs="Segoe UI Emoji"/>
+          <w:b/>
+          <w:bCs/>
+        </w:rPr>
+        <w:t>💡</w:t>
+      </w:r>
+      <w:r>
+        <w:rPr>
+          <w:b/>
+          <w:bCs/>
+        </w:rPr>
+        <w:t xml:space="preserve"> Example 1: Double numbers</w:t>
+      </w:r>
+    </w:p>
+    <w:p>
+      <w:pPr>
+        <w:spacing w:after="0" w:line="240" w:lineRule="auto"/>
+        <w:ind w:firstLine="426"/>
+      </w:pPr>
+      <w:r>
+        <w:t>let nums = [1, 2, 3, 4];</w:t>
+      </w:r>
+    </w:p>
+    <w:p>
+      <w:pPr>
+        <w:spacing w:after="0" w:line="240" w:lineRule="auto"/>
+        <w:ind w:firstLine="426"/>
+      </w:pPr>
+    </w:p>
+    <w:p>
+      <w:pPr>
+        <w:spacing w:after="0" w:line="240" w:lineRule="auto"/>
+        <w:ind w:firstLine="426"/>
+      </w:pPr>
+      <w:r>
+        <w:t>let result = nums.map(n =&gt; n * 2);</w:t>
+      </w:r>
+    </w:p>
+    <w:p>
+      <w:pPr>
+        <w:spacing w:after="0" w:line="240" w:lineRule="auto"/>
+        <w:ind w:firstLine="426"/>
+      </w:pPr>
+    </w:p>
+    <w:p>
+      <w:pPr>
+        <w:spacing w:after="0" w:line="240" w:lineRule="auto"/>
+        <w:ind w:firstLine="426"/>
+      </w:pPr>
+      <w:r>
+        <w:t>console.log(result);</w:t>
+      </w:r>
+    </w:p>
+    <w:p>
+      <w:pPr>
+        <w:spacing w:after="0" w:line="240" w:lineRule="auto"/>
+        <w:ind w:firstLine="426"/>
+      </w:pPr>
+      <w:r>
+        <w:rPr>
+          <w:b/>
+          <w:bCs/>
+        </w:rPr>
+        <w:t>Output:</w:t>
+      </w:r>
+    </w:p>
+    <w:p>
+      <w:pPr>
+        <w:spacing w:after="0" w:line="240" w:lineRule="auto"/>
+        <w:ind w:firstLine="426"/>
+      </w:pPr>
+      <w:r>
+        <w:t>[2, 4, 6, 8]</w:t>
+      </w:r>
+    </w:p>
+    <w:p>
+      <w:pPr>
+        <w:spacing w:after="0" w:line="240" w:lineRule="auto"/>
+        <w:ind w:firstLine="426"/>
+      </w:pPr>
+      <w:r>
+        <w:pict w14:anchorId="19226044">
+          <v:rect id="_x0000_i1089" style="width:0;height:1.5pt" o:hralign="center" o:hrstd="t" o:hr="t" fillcolor="#a0a0a0" stroked="f"/>
+        </w:pict>
+      </w:r>
+    </w:p>
+    <w:p>
+      <w:pPr>
+        <w:spacing w:after="0" w:line="240" w:lineRule="auto"/>
+        <w:ind w:firstLine="426"/>
+      </w:pPr>
+      <w:r>
+        <w:pict w14:anchorId="56D3D87C">
+          <v:rect id="_x0000_i1090" style="width:0;height:1.5pt" o:hralign="center" o:hrstd="t" o:hr="t" fillcolor="#a0a0a0" stroked="f"/>
+        </w:pict>
+      </w:r>
+    </w:p>
+    <w:p>
+      <w:pPr>
+        <w:spacing w:after="0" w:line="240" w:lineRule="auto"/>
+        <w:ind w:firstLine="426"/>
+        <w:rPr>
+          <w:b/>
+          <w:bCs/>
+        </w:rPr>
+      </w:pPr>
+      <w:r>
+        <w:rPr>
+          <w:rFonts w:ascii="Segoe UI Emoji" w:hAnsi="Segoe UI Emoji" w:cs="Segoe UI Emoji"/>
+          <w:b/>
+          <w:bCs/>
+        </w:rPr>
+        <w:t>💡</w:t>
+      </w:r>
+      <w:r>
+        <w:rPr>
+          <w:b/>
+          <w:bCs/>
+        </w:rPr>
+        <w:t xml:space="preserve"> Example 2: Convert to uppercase</w:t>
+      </w:r>
+    </w:p>
+    <w:p>
+      <w:pPr>
+        <w:spacing w:after="0" w:line="240" w:lineRule="auto"/>
+        <w:ind w:firstLine="426"/>
+      </w:pPr>
+      <w:r>
+        <w:t>let names = ["ram", "shyam"];</w:t>
+      </w:r>
+    </w:p>
+    <w:p>
+      <w:pPr>
+        <w:spacing w:after="0" w:line="240" w:lineRule="auto"/>
+        <w:ind w:firstLine="426"/>
+      </w:pPr>
+    </w:p>
+    <w:p>
+      <w:pPr>
+        <w:spacing w:after="0" w:line="240" w:lineRule="auto"/>
+        <w:ind w:firstLine="426"/>
+      </w:pPr>
+      <w:r>
+        <w:t>let upper = names.map(n =&gt; n.toUpperCase());</w:t>
+      </w:r>
+    </w:p>
+    <w:p>
+      <w:pPr>
+        <w:spacing w:after="0" w:line="240" w:lineRule="auto"/>
+        <w:ind w:firstLine="426"/>
+      </w:pPr>
+    </w:p>
+    <w:p>
+      <w:pPr>
+        <w:spacing w:after="0" w:line="240" w:lineRule="auto"/>
+        <w:ind w:firstLine="426"/>
+      </w:pPr>
+      <w:r>
+        <w:t>console.log(upper);</w:t>
+      </w:r>
+    </w:p>
+    <w:p>
+      <w:pPr>
+        <w:spacing w:after="0" w:line="240" w:lineRule="auto"/>
+        <w:ind w:firstLine="426"/>
+      </w:pPr>
+      <w:r>
+        <w:rPr>
+          <w:b/>
+          <w:bCs/>
+        </w:rPr>
+        <w:t>Output:</w:t>
+      </w:r>
+    </w:p>
+    <w:p>
+      <w:pPr>
+        <w:spacing w:after="0" w:line="240" w:lineRule="auto"/>
+        <w:ind w:firstLine="426"/>
+      </w:pPr>
+      <w:r>
+        <w:t>["RAM", "SHYAM"]</w:t>
+      </w:r>
+    </w:p>
+    <w:p>
+      <w:pPr>
+        <w:spacing w:after="0" w:line="240" w:lineRule="auto"/>
+        <w:ind w:firstLine="426"/>
+      </w:pPr>
+      <w:r>
+        <w:pict w14:anchorId="1824E757">
+          <v:rect id="_x0000_i1091" style="width:0;height:1.5pt" o:hralign="center" o:hrstd="t" o:hr="t" fillcolor="#a0a0a0" stroked="f"/>
+        </w:pict>
+      </w:r>
+    </w:p>
+    <w:p>
+      <w:pPr>
+        <w:spacing w:after="0" w:line="240" w:lineRule="auto"/>
+        <w:ind w:firstLine="426"/>
+      </w:pPr>
+      <w:r>
+        <w:pict w14:anchorId="5ACBA35C">
+          <v:rect id="_x0000_i1092" style="width:0;height:1.5pt" o:hralign="center" o:hrstd="t" o:hr="t" fillcolor="#a0a0a0" stroked="f"/>
+        </w:pict>
+      </w:r>
+    </w:p>
+    <w:p>
+      <w:pPr>
+        <w:spacing w:after="0" w:line="240" w:lineRule="auto"/>
+        <w:ind w:firstLine="426"/>
+      </w:pPr>
+      <w:r>
+        <w:pict w14:anchorId="5146E773">
+          <v:rect id="_x0000_i1093" style="width:0;height:1.5pt" o:hralign="center" o:hrstd="t" o:hr="t" fillcolor="#a0a0a0" stroked="f"/>
+        </w:pict>
+      </w:r>
+    </w:p>
+    <w:p>
+      <w:pPr>
+        <w:spacing w:after="0" w:line="240" w:lineRule="auto"/>
+        <w:ind w:firstLine="426"/>
+        <w:rPr>
+          <w:b/>
+          <w:bCs/>
+        </w:rPr>
+      </w:pPr>
+      <w:r>
+        <w:rPr>
+          <w:rFonts w:ascii="Segoe UI Emoji" w:hAnsi="Segoe UI Emoji" w:cs="Segoe UI Emoji"/>
+          <w:b/>
+          <w:bCs/>
+        </w:rPr>
         <w:t>✅</w:t>
       </w:r>
       <w:r>
@@ -4823,7 +5360,7 @@
           <w:b/>
           <w:bCs/>
         </w:rPr>
-        <w:t xml:space="preserve"> 1) map()</w:t>
+        <w:t xml:space="preserve"> 2) filter()</w:t>
       </w:r>
     </w:p>
     <w:p>
@@ -4861,7 +5398,7 @@
           <w:b/>
           <w:bCs/>
         </w:rPr>
-        <w:t>Creates a new array by applying a function to every element of the array.</w:t>
+        <w:t>Returns a new array containing only elements that pass a condition.</w:t>
       </w:r>
     </w:p>
     <w:p>
@@ -4888,14 +5425,406 @@
         <w:t>👉</w:t>
       </w:r>
       <w:r>
-        <w:t xml:space="preserve"> Har element par function chalakar </w:t>
-      </w:r>
-      <w:r>
-        <w:rPr>
-          <w:b/>
-          <w:bCs/>
-        </w:rPr>
-        <w:t>new array</w:t>
+        <w:t xml:space="preserve"> Condition true ho → element include hota hai.</w:t>
+      </w:r>
+    </w:p>
+    <w:p>
+      <w:pPr>
+        <w:spacing w:after="0" w:line="240" w:lineRule="auto"/>
+        <w:ind w:firstLine="426"/>
+      </w:pPr>
+      <w:r>
+        <w:pict w14:anchorId="2829F741">
+          <v:rect id="_x0000_i1094" style="width:0;height:1.5pt" o:hralign="center" o:hrstd="t" o:hr="t" fillcolor="#a0a0a0" stroked="f"/>
+        </w:pict>
+      </w:r>
+    </w:p>
+    <w:p>
+      <w:pPr>
+        <w:spacing w:after="0" w:line="240" w:lineRule="auto"/>
+        <w:ind w:firstLine="426"/>
+        <w:rPr>
+          <w:b/>
+          <w:bCs/>
+        </w:rPr>
+      </w:pPr>
+      <w:r>
+        <w:rPr>
+          <w:rFonts w:ascii="Segoe UI Emoji" w:hAnsi="Segoe UI Emoji" w:cs="Segoe UI Emoji"/>
+          <w:b/>
+          <w:bCs/>
+        </w:rPr>
+        <w:t>🔹</w:t>
+      </w:r>
+      <w:r>
+        <w:rPr>
+          <w:b/>
+          <w:bCs/>
+        </w:rPr>
+        <w:t xml:space="preserve"> Syntax:</w:t>
+      </w:r>
+    </w:p>
+    <w:p>
+      <w:pPr>
+        <w:spacing w:after="0" w:line="240" w:lineRule="auto"/>
+        <w:ind w:firstLine="426"/>
+      </w:pPr>
+      <w:r>
+        <w:t>array.filter((element, index, array) =&gt; {</w:t>
+      </w:r>
+    </w:p>
+    <w:p>
+      <w:pPr>
+        <w:spacing w:after="0" w:line="240" w:lineRule="auto"/>
+        <w:ind w:firstLine="426"/>
+      </w:pPr>
+      <w:r>
+        <w:t xml:space="preserve">   return true/false;</w:t>
+      </w:r>
+    </w:p>
+    <w:p>
+      <w:pPr>
+        <w:spacing w:after="0" w:line="240" w:lineRule="auto"/>
+        <w:ind w:firstLine="426"/>
+      </w:pPr>
+      <w:r>
+        <w:t>});</w:t>
+      </w:r>
+    </w:p>
+    <w:p>
+      <w:pPr>
+        <w:spacing w:after="0" w:line="240" w:lineRule="auto"/>
+        <w:ind w:firstLine="426"/>
+      </w:pPr>
+      <w:r>
+        <w:pict w14:anchorId="6CFF2F3C">
+          <v:rect id="_x0000_i1095" style="width:0;height:1.5pt" o:hralign="center" o:hrstd="t" o:hr="t" fillcolor="#a0a0a0" stroked="f"/>
+        </w:pict>
+      </w:r>
+    </w:p>
+    <w:p>
+      <w:pPr>
+        <w:spacing w:after="0" w:line="240" w:lineRule="auto"/>
+        <w:ind w:firstLine="426"/>
+        <w:rPr>
+          <w:b/>
+          <w:bCs/>
+        </w:rPr>
+      </w:pPr>
+      <w:r>
+        <w:rPr>
+          <w:rFonts w:ascii="Segoe UI Emoji" w:hAnsi="Segoe UI Emoji" w:cs="Segoe UI Emoji"/>
+          <w:b/>
+          <w:bCs/>
+        </w:rPr>
+        <w:t>💡</w:t>
+      </w:r>
+      <w:r>
+        <w:rPr>
+          <w:b/>
+          <w:bCs/>
+        </w:rPr>
+        <w:t xml:space="preserve"> Example 1: Get even numbers</w:t>
+      </w:r>
+    </w:p>
+    <w:p>
+      <w:pPr>
+        <w:spacing w:after="0" w:line="240" w:lineRule="auto"/>
+        <w:ind w:firstLine="426"/>
+      </w:pPr>
+      <w:r>
+        <w:t>let nums = [1, 2, 3, 4, 5];</w:t>
+      </w:r>
+    </w:p>
+    <w:p>
+      <w:pPr>
+        <w:spacing w:after="0" w:line="240" w:lineRule="auto"/>
+        <w:ind w:firstLine="426"/>
+      </w:pPr>
+    </w:p>
+    <w:p>
+      <w:pPr>
+        <w:spacing w:after="0" w:line="240" w:lineRule="auto"/>
+        <w:ind w:firstLine="426"/>
+      </w:pPr>
+      <w:r>
+        <w:t>let evens = nums.filter(n =&gt; n % 2 === 0);</w:t>
+      </w:r>
+    </w:p>
+    <w:p>
+      <w:pPr>
+        <w:spacing w:after="0" w:line="240" w:lineRule="auto"/>
+        <w:ind w:firstLine="426"/>
+      </w:pPr>
+    </w:p>
+    <w:p>
+      <w:pPr>
+        <w:spacing w:after="0" w:line="240" w:lineRule="auto"/>
+        <w:ind w:firstLine="426"/>
+      </w:pPr>
+      <w:r>
+        <w:t>console.log(evens);</w:t>
+      </w:r>
+    </w:p>
+    <w:p>
+      <w:pPr>
+        <w:spacing w:after="0" w:line="240" w:lineRule="auto"/>
+        <w:ind w:firstLine="426"/>
+      </w:pPr>
+      <w:r>
+        <w:rPr>
+          <w:b/>
+          <w:bCs/>
+        </w:rPr>
+        <w:t>Output:</w:t>
+      </w:r>
+    </w:p>
+    <w:p>
+      <w:pPr>
+        <w:spacing w:after="0" w:line="240" w:lineRule="auto"/>
+        <w:ind w:firstLine="426"/>
+      </w:pPr>
+      <w:r>
+        <w:t>[2, 4]</w:t>
+      </w:r>
+    </w:p>
+    <w:p>
+      <w:pPr>
+        <w:spacing w:after="0" w:line="240" w:lineRule="auto"/>
+        <w:ind w:firstLine="426"/>
+      </w:pPr>
+      <w:r>
+        <w:pict w14:anchorId="14C3FA99">
+          <v:rect id="_x0000_i1096" style="width:0;height:1.5pt" o:hralign="center" o:hrstd="t" o:hr="t" fillcolor="#a0a0a0" stroked="f"/>
+        </w:pict>
+      </w:r>
+    </w:p>
+    <w:p>
+      <w:pPr>
+        <w:spacing w:after="0" w:line="240" w:lineRule="auto"/>
+        <w:ind w:firstLine="426"/>
+      </w:pPr>
+      <w:r>
+        <w:pict w14:anchorId="3D718557">
+          <v:rect id="_x0000_i1097" style="width:0;height:1.5pt" o:hralign="center" o:hrstd="t" o:hr="t" fillcolor="#a0a0a0" stroked="f"/>
+        </w:pict>
+      </w:r>
+    </w:p>
+    <w:p>
+      <w:pPr>
+        <w:spacing w:after="0" w:line="240" w:lineRule="auto"/>
+        <w:ind w:firstLine="426"/>
+        <w:rPr>
+          <w:b/>
+          <w:bCs/>
+        </w:rPr>
+      </w:pPr>
+      <w:r>
+        <w:rPr>
+          <w:rFonts w:ascii="Segoe UI Emoji" w:hAnsi="Segoe UI Emoji" w:cs="Segoe UI Emoji"/>
+          <w:b/>
+          <w:bCs/>
+        </w:rPr>
+        <w:lastRenderedPageBreak/>
+        <w:t>💡</w:t>
+      </w:r>
+      <w:r>
+        <w:rPr>
+          <w:b/>
+          <w:bCs/>
+        </w:rPr>
+        <w:t xml:space="preserve"> Example 2: Price &gt; 100</w:t>
+      </w:r>
+    </w:p>
+    <w:p>
+      <w:pPr>
+        <w:spacing w:after="0" w:line="240" w:lineRule="auto"/>
+        <w:ind w:firstLine="426"/>
+      </w:pPr>
+      <w:r>
+        <w:t>let prices = [50, 200, 150, 80];</w:t>
+      </w:r>
+    </w:p>
+    <w:p>
+      <w:pPr>
+        <w:spacing w:after="0" w:line="240" w:lineRule="auto"/>
+        <w:ind w:firstLine="426"/>
+      </w:pPr>
+    </w:p>
+    <w:p>
+      <w:pPr>
+        <w:spacing w:after="0" w:line="240" w:lineRule="auto"/>
+        <w:ind w:firstLine="426"/>
+      </w:pPr>
+      <w:r>
+        <w:t>let expensive = prices.filter(p =&gt; p &gt; 100);</w:t>
+      </w:r>
+    </w:p>
+    <w:p>
+      <w:pPr>
+        <w:spacing w:after="0" w:line="240" w:lineRule="auto"/>
+        <w:ind w:firstLine="426"/>
+      </w:pPr>
+    </w:p>
+    <w:p>
+      <w:pPr>
+        <w:spacing w:after="0" w:line="240" w:lineRule="auto"/>
+        <w:ind w:firstLine="426"/>
+      </w:pPr>
+      <w:r>
+        <w:t>console.log(expensive);</w:t>
+      </w:r>
+    </w:p>
+    <w:p>
+      <w:pPr>
+        <w:spacing w:after="0" w:line="240" w:lineRule="auto"/>
+        <w:ind w:firstLine="426"/>
+      </w:pPr>
+      <w:r>
+        <w:rPr>
+          <w:b/>
+          <w:bCs/>
+        </w:rPr>
+        <w:t>Output:</w:t>
+      </w:r>
+    </w:p>
+    <w:p>
+      <w:pPr>
+        <w:spacing w:after="0" w:line="240" w:lineRule="auto"/>
+        <w:ind w:firstLine="426"/>
+      </w:pPr>
+      <w:r>
+        <w:t>[200, 150]</w:t>
+      </w:r>
+    </w:p>
+    <w:p>
+      <w:pPr>
+        <w:spacing w:after="0" w:line="240" w:lineRule="auto"/>
+        <w:ind w:firstLine="426"/>
+      </w:pPr>
+      <w:r>
+        <w:pict w14:anchorId="47153891">
+          <v:rect id="_x0000_i1098" style="width:0;height:1.5pt" o:hralign="center" o:hrstd="t" o:hr="t" fillcolor="#a0a0a0" stroked="f"/>
+        </w:pict>
+      </w:r>
+    </w:p>
+    <w:p>
+      <w:pPr>
+        <w:spacing w:after="0" w:line="240" w:lineRule="auto"/>
+        <w:ind w:firstLine="426"/>
+      </w:pPr>
+      <w:r>
+        <w:pict w14:anchorId="1427E3FA">
+          <v:rect id="_x0000_i1099" style="width:0;height:1.5pt" o:hralign="center" o:hrstd="t" o:hr="t" fillcolor="#a0a0a0" stroked="f"/>
+        </w:pict>
+      </w:r>
+    </w:p>
+    <w:p>
+      <w:pPr>
+        <w:spacing w:after="0" w:line="240" w:lineRule="auto"/>
+        <w:ind w:firstLine="426"/>
+      </w:pPr>
+      <w:r>
+        <w:pict w14:anchorId="5961A45E">
+          <v:rect id="_x0000_i1100" style="width:0;height:1.5pt" o:hralign="center" o:hrstd="t" o:hr="t" fillcolor="#a0a0a0" stroked="f"/>
+        </w:pict>
+      </w:r>
+    </w:p>
+    <w:p>
+      <w:pPr>
+        <w:spacing w:after="0" w:line="240" w:lineRule="auto"/>
+        <w:ind w:firstLine="426"/>
+        <w:rPr>
+          <w:b/>
+          <w:bCs/>
+        </w:rPr>
+      </w:pPr>
+      <w:r>
+        <w:rPr>
+          <w:rFonts w:ascii="Segoe UI Emoji" w:hAnsi="Segoe UI Emoji" w:cs="Segoe UI Emoji"/>
+          <w:b/>
+          <w:bCs/>
+        </w:rPr>
+        <w:t>✅</w:t>
+      </w:r>
+      <w:r>
+        <w:rPr>
+          <w:b/>
+          <w:bCs/>
+        </w:rPr>
+        <w:t xml:space="preserve"> 3) reduce()</w:t>
+      </w:r>
+    </w:p>
+    <w:p>
+      <w:pPr>
+        <w:spacing w:after="0" w:line="240" w:lineRule="auto"/>
+        <w:ind w:firstLine="426"/>
+        <w:rPr>
+          <w:b/>
+          <w:bCs/>
+        </w:rPr>
+      </w:pPr>
+      <w:r>
+        <w:rPr>
+          <w:rFonts w:ascii="Segoe UI Emoji" w:hAnsi="Segoe UI Emoji" w:cs="Segoe UI Emoji"/>
+          <w:b/>
+          <w:bCs/>
+        </w:rPr>
+        <w:t>📌</w:t>
+      </w:r>
+      <w:r>
+        <w:rPr>
+          <w:b/>
+          <w:bCs/>
+        </w:rPr>
+        <w:t xml:space="preserve"> Definition:</w:t>
+      </w:r>
+    </w:p>
+    <w:p>
+      <w:pPr>
+        <w:spacing w:after="0" w:line="240" w:lineRule="auto"/>
+        <w:ind w:firstLine="426"/>
+      </w:pPr>
+      <w:r>
+        <w:rPr>
+          <w:b/>
+          <w:bCs/>
+        </w:rPr>
+        <w:t>Reduces the array to a single value by applying a function step-by-step.</w:t>
+      </w:r>
+    </w:p>
+    <w:p>
+      <w:pPr>
+        <w:spacing w:after="0" w:line="240" w:lineRule="auto"/>
+        <w:ind w:firstLine="426"/>
+      </w:pPr>
+      <w:r>
+        <w:rPr>
+          <w:rFonts w:ascii="Segoe UI Emoji" w:hAnsi="Segoe UI Emoji" w:cs="Segoe UI Emoji"/>
+        </w:rPr>
+        <w:t>📝</w:t>
+      </w:r>
+      <w:r>
+        <w:t xml:space="preserve"> Hindi:</w:t>
+      </w:r>
+      <w:r>
+        <w:br/>
+      </w:r>
+      <w:r>
+        <w:rPr>
+          <w:rFonts w:ascii="Segoe UI Emoji" w:hAnsi="Segoe UI Emoji" w:cs="Segoe UI Emoji"/>
+        </w:rPr>
+        <w:t>👉</w:t>
+      </w:r>
+      <w:r>
+        <w:t xml:space="preserve"> Pura array mila kar </w:t>
+      </w:r>
+      <w:r>
+        <w:rPr>
+          <w:b/>
+          <w:bCs/>
+        </w:rPr>
+        <w:t>ek value</w:t>
       </w:r>
       <w:r>
         <w:t xml:space="preserve"> banata hai.</w:t>
@@ -4907,8 +5836,8 @@
         <w:ind w:firstLine="426"/>
       </w:pPr>
       <w:r>
-        <w:pict w14:anchorId="6E35A39C">
-          <v:rect id="_x0000_i1827" style="width:0;height:1.5pt" o:hralign="center" o:hrstd="t" o:hr="t" fillcolor="#a0a0a0" stroked="f"/>
+        <w:pict w14:anchorId="11EB8CFB">
+          <v:rect id="_x0000_i1101" style="width:0;height:1.5pt" o:hralign="center" o:hrstd="t" o:hr="t" fillcolor="#a0a0a0" stroked="f"/>
         </w:pict>
       </w:r>
     </w:p>
@@ -4943,7 +5872,7 @@
         <w:ind w:firstLine="426"/>
       </w:pPr>
       <w:r>
-        <w:t>array.map((element, index, array) =&gt; {</w:t>
+        <w:t>array.reduce((accumulator, currentValue) =&gt; {</w:t>
       </w:r>
     </w:p>
     <w:p>
@@ -4961,17 +5890,17 @@
         <w:ind w:firstLine="426"/>
       </w:pPr>
       <w:r>
-        <w:t>});</w:t>
-      </w:r>
-    </w:p>
-    <w:p>
-      <w:pPr>
-        <w:spacing w:after="0" w:line="240" w:lineRule="auto"/>
-        <w:ind w:firstLine="426"/>
-      </w:pPr>
-      <w:r>
-        <w:pict w14:anchorId="1AD28419">
-          <v:rect id="_x0000_i1828" style="width:0;height:1.5pt" o:hralign="center" o:hrstd="t" o:hr="t" fillcolor="#a0a0a0" stroked="f"/>
+        <w:t>}, initialValue);</w:t>
+      </w:r>
+    </w:p>
+    <w:p>
+      <w:pPr>
+        <w:spacing w:after="0" w:line="240" w:lineRule="auto"/>
+        <w:ind w:firstLine="426"/>
+      </w:pPr>
+      <w:r>
+        <w:pict w14:anchorId="148C4311">
+          <v:rect id="_x0000_i1102" style="width:0;height:1.5pt" o:hralign="center" o:hrstd="t" o:hr="t" fillcolor="#a0a0a0" stroked="f"/>
         </w:pict>
       </w:r>
     </w:p>
@@ -4997,46 +5926,46 @@
           <w:b/>
           <w:bCs/>
         </w:rPr>
-        <w:t xml:space="preserve"> Example 1: Double numbers</w:t>
-      </w:r>
-    </w:p>
-    <w:p>
-      <w:pPr>
-        <w:spacing w:after="0" w:line="240" w:lineRule="auto"/>
-        <w:ind w:firstLine="426"/>
-      </w:pPr>
-      <w:r>
-        <w:t>let nums = [1, 2, 3, 4];</w:t>
-      </w:r>
-    </w:p>
-    <w:p>
-      <w:pPr>
-        <w:spacing w:after="0" w:line="240" w:lineRule="auto"/>
-        <w:ind w:firstLine="426"/>
-      </w:pPr>
-    </w:p>
-    <w:p>
-      <w:pPr>
-        <w:spacing w:after="0" w:line="240" w:lineRule="auto"/>
-        <w:ind w:firstLine="426"/>
-      </w:pPr>
-      <w:r>
-        <w:t>let result = nums.map(n =&gt; n * 2);</w:t>
-      </w:r>
-    </w:p>
-    <w:p>
-      <w:pPr>
-        <w:spacing w:after="0" w:line="240" w:lineRule="auto"/>
-        <w:ind w:firstLine="426"/>
-      </w:pPr>
-    </w:p>
-    <w:p>
-      <w:pPr>
-        <w:spacing w:after="0" w:line="240" w:lineRule="auto"/>
-        <w:ind w:firstLine="426"/>
-      </w:pPr>
-      <w:r>
-        <w:t>console.log(result);</w:t>
+        <w:t xml:space="preserve"> Example 1: Sum of numbers</w:t>
+      </w:r>
+    </w:p>
+    <w:p>
+      <w:pPr>
+        <w:spacing w:after="0" w:line="240" w:lineRule="auto"/>
+        <w:ind w:firstLine="426"/>
+      </w:pPr>
+      <w:r>
+        <w:t>let nums = [10, 20, 30];</w:t>
+      </w:r>
+    </w:p>
+    <w:p>
+      <w:pPr>
+        <w:spacing w:after="0" w:line="240" w:lineRule="auto"/>
+        <w:ind w:firstLine="426"/>
+      </w:pPr>
+    </w:p>
+    <w:p>
+      <w:pPr>
+        <w:spacing w:after="0" w:line="240" w:lineRule="auto"/>
+        <w:ind w:firstLine="426"/>
+      </w:pPr>
+      <w:r>
+        <w:t>let sum = nums.reduce((total, n) =&gt; total + n, 0);</w:t>
+      </w:r>
+    </w:p>
+    <w:p>
+      <w:pPr>
+        <w:spacing w:after="0" w:line="240" w:lineRule="auto"/>
+        <w:ind w:firstLine="426"/>
+      </w:pPr>
+    </w:p>
+    <w:p>
+      <w:pPr>
+        <w:spacing w:after="0" w:line="240" w:lineRule="auto"/>
+        <w:ind w:firstLine="426"/>
+      </w:pPr>
+      <w:r>
+        <w:t>console.log(sum);</w:t>
       </w:r>
     </w:p>
     <w:p>
@@ -5058,17 +5987,17 @@
         <w:ind w:firstLine="426"/>
       </w:pPr>
       <w:r>
-        <w:t>[2, 4, 6, 8]</w:t>
-      </w:r>
-    </w:p>
-    <w:p>
-      <w:pPr>
-        <w:spacing w:after="0" w:line="240" w:lineRule="auto"/>
-        <w:ind w:firstLine="426"/>
-      </w:pPr>
-      <w:r>
-        <w:pict w14:anchorId="19226044">
-          <v:rect id="_x0000_i1829" style="width:0;height:1.5pt" o:hralign="center" o:hrstd="t" o:hr="t" fillcolor="#a0a0a0" stroked="f"/>
+        <w:t>60</w:t>
+      </w:r>
+    </w:p>
+    <w:p>
+      <w:pPr>
+        <w:spacing w:after="0" w:line="240" w:lineRule="auto"/>
+        <w:ind w:firstLine="426"/>
+      </w:pPr>
+      <w:r>
+        <w:pict w14:anchorId="63F59A65">
+          <v:rect id="_x0000_i1103" style="width:0;height:1.5pt" o:hralign="center" o:hrstd="t" o:hr="t" fillcolor="#a0a0a0" stroked="f"/>
         </w:pict>
       </w:r>
     </w:p>
@@ -5078,8 +6007,8 @@
         <w:ind w:firstLine="426"/>
       </w:pPr>
       <w:r>
-        <w:pict w14:anchorId="56D3D87C">
-          <v:rect id="_x0000_i1830" style="width:0;height:1.5pt" o:hralign="center" o:hrstd="t" o:hr="t" fillcolor="#a0a0a0" stroked="f"/>
+        <w:pict w14:anchorId="60310FDF">
+          <v:rect id="_x0000_i1104" style="width:0;height:1.5pt" o:hralign="center" o:hrstd="t" o:hr="t" fillcolor="#a0a0a0" stroked="f"/>
         </w:pict>
       </w:r>
     </w:p>
@@ -5105,46 +6034,46 @@
           <w:b/>
           <w:bCs/>
         </w:rPr>
-        <w:t xml:space="preserve"> Example 2: Convert to uppercase</w:t>
-      </w:r>
-    </w:p>
-    <w:p>
-      <w:pPr>
-        <w:spacing w:after="0" w:line="240" w:lineRule="auto"/>
-        <w:ind w:firstLine="426"/>
-      </w:pPr>
-      <w:r>
-        <w:t>let names = ["ram", "shyam"];</w:t>
-      </w:r>
-    </w:p>
-    <w:p>
-      <w:pPr>
-        <w:spacing w:after="0" w:line="240" w:lineRule="auto"/>
-        <w:ind w:firstLine="426"/>
-      </w:pPr>
-    </w:p>
-    <w:p>
-      <w:pPr>
-        <w:spacing w:after="0" w:line="240" w:lineRule="auto"/>
-        <w:ind w:firstLine="426"/>
-      </w:pPr>
-      <w:r>
-        <w:t>let upper = names.map(n =&gt; n.toUpperCase());</w:t>
-      </w:r>
-    </w:p>
-    <w:p>
-      <w:pPr>
-        <w:spacing w:after="0" w:line="240" w:lineRule="auto"/>
-        <w:ind w:firstLine="426"/>
-      </w:pPr>
-    </w:p>
-    <w:p>
-      <w:pPr>
-        <w:spacing w:after="0" w:line="240" w:lineRule="auto"/>
-        <w:ind w:firstLine="426"/>
-      </w:pPr>
-      <w:r>
-        <w:t>console.log(upper);</w:t>
+        <w:t xml:space="preserve"> Example 2: Multiply all</w:t>
+      </w:r>
+    </w:p>
+    <w:p>
+      <w:pPr>
+        <w:spacing w:after="0" w:line="240" w:lineRule="auto"/>
+        <w:ind w:firstLine="426"/>
+      </w:pPr>
+      <w:r>
+        <w:t>let nums = [2, 3, 4];</w:t>
+      </w:r>
+    </w:p>
+    <w:p>
+      <w:pPr>
+        <w:spacing w:after="0" w:line="240" w:lineRule="auto"/>
+        <w:ind w:firstLine="426"/>
+      </w:pPr>
+    </w:p>
+    <w:p>
+      <w:pPr>
+        <w:spacing w:after="0" w:line="240" w:lineRule="auto"/>
+        <w:ind w:firstLine="426"/>
+      </w:pPr>
+      <w:r>
+        <w:t>let product = nums.reduce((acc, n) =&gt; acc * n, 1);</w:t>
+      </w:r>
+    </w:p>
+    <w:p>
+      <w:pPr>
+        <w:spacing w:after="0" w:line="240" w:lineRule="auto"/>
+        <w:ind w:firstLine="426"/>
+      </w:pPr>
+    </w:p>
+    <w:p>
+      <w:pPr>
+        <w:spacing w:after="0" w:line="240" w:lineRule="auto"/>
+        <w:ind w:firstLine="426"/>
+      </w:pPr>
+      <w:r>
+        <w:t>console.log(product);</w:t>
       </w:r>
     </w:p>
     <w:p>
@@ -5166,17 +6095,17 @@
         <w:ind w:firstLine="426"/>
       </w:pPr>
       <w:r>
-        <w:t>["RAM", "SHYAM"]</w:t>
-      </w:r>
-    </w:p>
-    <w:p>
-      <w:pPr>
-        <w:spacing w:after="0" w:line="240" w:lineRule="auto"/>
-        <w:ind w:firstLine="426"/>
-      </w:pPr>
-      <w:r>
-        <w:pict w14:anchorId="1824E757">
-          <v:rect id="_x0000_i1831" style="width:0;height:1.5pt" o:hralign="center" o:hrstd="t" o:hr="t" fillcolor="#a0a0a0" stroked="f"/>
+        <w:t>24</w:t>
+      </w:r>
+    </w:p>
+    <w:p>
+      <w:pPr>
+        <w:spacing w:after="0" w:line="240" w:lineRule="auto"/>
+        <w:ind w:firstLine="426"/>
+      </w:pPr>
+      <w:r>
+        <w:pict w14:anchorId="553ACF87">
+          <v:rect id="_x0000_i1105" style="width:0;height:1.5pt" o:hralign="center" o:hrstd="t" o:hr="t" fillcolor="#a0a0a0" stroked="f"/>
         </w:pict>
       </w:r>
     </w:p>
@@ -5186,8 +6115,8 @@
         <w:ind w:firstLine="426"/>
       </w:pPr>
       <w:r>
-        <w:pict w14:anchorId="5ACBA35C">
-          <v:rect id="_x0000_i1832" style="width:0;height:1.5pt" o:hralign="center" o:hrstd="t" o:hr="t" fillcolor="#a0a0a0" stroked="f"/>
+        <w:pict w14:anchorId="4C384F00">
+          <v:rect id="_x0000_i1106" style="width:0;height:1.5pt" o:hralign="center" o:hrstd="t" o:hr="t" fillcolor="#a0a0a0" stroked="f"/>
         </w:pict>
       </w:r>
     </w:p>
@@ -5195,10 +6124,124 @@
       <w:pPr>
         <w:spacing w:after="0" w:line="240" w:lineRule="auto"/>
         <w:ind w:firstLine="426"/>
-      </w:pPr>
-      <w:r>
-        <w:pict w14:anchorId="5146E773">
-          <v:rect id="_x0000_i1833" style="width:0;height:1.5pt" o:hralign="center" o:hrstd="t" o:hr="t" fillcolor="#a0a0a0" stroked="f"/>
+        <w:rPr>
+          <w:b/>
+          <w:bCs/>
+        </w:rPr>
+      </w:pPr>
+      <w:r>
+        <w:rPr>
+          <w:rFonts w:ascii="Segoe UI Emoji" w:hAnsi="Segoe UI Emoji" w:cs="Segoe UI Emoji"/>
+          <w:b/>
+          <w:bCs/>
+        </w:rPr>
+        <w:t>💡</w:t>
+      </w:r>
+      <w:r>
+        <w:rPr>
+          <w:b/>
+          <w:bCs/>
+        </w:rPr>
+        <w:t xml:space="preserve"> Example 3: Count occurrences</w:t>
+      </w:r>
+    </w:p>
+    <w:p>
+      <w:pPr>
+        <w:spacing w:after="0" w:line="240" w:lineRule="auto"/>
+        <w:ind w:firstLine="426"/>
+      </w:pPr>
+      <w:r>
+        <w:t>let fruits = ["apple", "banana", "apple"];</w:t>
+      </w:r>
+    </w:p>
+    <w:p>
+      <w:pPr>
+        <w:spacing w:after="0" w:line="240" w:lineRule="auto"/>
+        <w:ind w:firstLine="426"/>
+      </w:pPr>
+    </w:p>
+    <w:p>
+      <w:pPr>
+        <w:spacing w:after="0" w:line="240" w:lineRule="auto"/>
+        <w:ind w:firstLine="426"/>
+      </w:pPr>
+      <w:r>
+        <w:t>let count = fruits.reduce((acc, fruit) =&gt; {</w:t>
+      </w:r>
+    </w:p>
+    <w:p>
+      <w:pPr>
+        <w:spacing w:after="0" w:line="240" w:lineRule="auto"/>
+        <w:ind w:firstLine="426"/>
+      </w:pPr>
+      <w:r>
+        <w:t xml:space="preserve">  acc[fruit] = (acc[fruit] || 0) + 1;</w:t>
+      </w:r>
+    </w:p>
+    <w:p>
+      <w:pPr>
+        <w:spacing w:after="0" w:line="240" w:lineRule="auto"/>
+        <w:ind w:firstLine="426"/>
+      </w:pPr>
+      <w:r>
+        <w:t xml:space="preserve">  return acc;</w:t>
+      </w:r>
+    </w:p>
+    <w:p>
+      <w:pPr>
+        <w:spacing w:after="0" w:line="240" w:lineRule="auto"/>
+        <w:ind w:firstLine="426"/>
+      </w:pPr>
+      <w:r>
+        <w:t>}, {});</w:t>
+      </w:r>
+    </w:p>
+    <w:p>
+      <w:pPr>
+        <w:spacing w:after="0" w:line="240" w:lineRule="auto"/>
+        <w:ind w:firstLine="426"/>
+      </w:pPr>
+    </w:p>
+    <w:p>
+      <w:pPr>
+        <w:spacing w:after="0" w:line="240" w:lineRule="auto"/>
+        <w:ind w:firstLine="426"/>
+      </w:pPr>
+      <w:r>
+        <w:lastRenderedPageBreak/>
+        <w:t>console.log(count);</w:t>
+      </w:r>
+    </w:p>
+    <w:p>
+      <w:pPr>
+        <w:spacing w:after="0" w:line="240" w:lineRule="auto"/>
+        <w:ind w:firstLine="426"/>
+      </w:pPr>
+      <w:r>
+        <w:rPr>
+          <w:b/>
+          <w:bCs/>
+        </w:rPr>
+        <w:t>Output:</w:t>
+      </w:r>
+    </w:p>
+    <w:p>
+      <w:pPr>
+        <w:spacing w:after="0" w:line="240" w:lineRule="auto"/>
+        <w:ind w:firstLine="426"/>
+      </w:pPr>
+      <w:r>
+        <w:t>{ apple: 2, banana: 1 }</w:t>
+      </w:r>
+    </w:p>
+    <w:p>
+      <w:pPr>
+        <w:spacing w:after="0" w:line="240" w:lineRule="auto"/>
+        <w:ind w:firstLine="426"/>
+      </w:pPr>
+      <w:r>
+        <w:pict w14:anchorId="273B8E7D">
+          <v:rect id="_x0000_i1107" style="width:0;height:1.5pt" o:hralign="center" o:hrstd="t" o:hr="t" fillcolor="#a0a0a0" stroked="f"/>
         </w:pict>
       </w:r>
     </w:p>
@@ -5206,916 +6249,10 @@
       <w:pPr>
         <w:spacing w:after="0" w:line="240" w:lineRule="auto"/>
         <w:ind w:firstLine="426"/>
-        <w:rPr>
-          <w:b/>
-          <w:bCs/>
-        </w:rPr>
-      </w:pPr>
-      <w:r>
-        <w:rPr>
-          <w:rFonts w:ascii="Segoe UI Emoji" w:hAnsi="Segoe UI Emoji" w:cs="Segoe UI Emoji"/>
-          <w:b/>
-          <w:bCs/>
-        </w:rPr>
-        <w:t>✅</w:t>
-      </w:r>
-      <w:r>
-        <w:rPr>
-          <w:b/>
-          <w:bCs/>
-        </w:rPr>
-        <w:t xml:space="preserve"> 2) filter()</w:t>
-      </w:r>
-    </w:p>
-    <w:p>
-      <w:pPr>
-        <w:spacing w:after="0" w:line="240" w:lineRule="auto"/>
-        <w:ind w:firstLine="426"/>
-        <w:rPr>
-          <w:b/>
-          <w:bCs/>
-        </w:rPr>
-      </w:pPr>
-      <w:r>
-        <w:rPr>
-          <w:rFonts w:ascii="Segoe UI Emoji" w:hAnsi="Segoe UI Emoji" w:cs="Segoe UI Emoji"/>
-          <w:b/>
-          <w:bCs/>
-        </w:rPr>
-        <w:lastRenderedPageBreak/>
-        <w:t>📌</w:t>
-      </w:r>
-      <w:r>
-        <w:rPr>
-          <w:b/>
-          <w:bCs/>
-        </w:rPr>
-        <w:t xml:space="preserve"> Definition:</w:t>
-      </w:r>
-    </w:p>
-    <w:p>
-      <w:pPr>
-        <w:spacing w:after="0" w:line="240" w:lineRule="auto"/>
-        <w:ind w:firstLine="426"/>
-      </w:pPr>
-      <w:r>
-        <w:rPr>
-          <w:b/>
-          <w:bCs/>
-        </w:rPr>
-        <w:t>Returns a new array containing only elements that pass a condition.</w:t>
-      </w:r>
-    </w:p>
-    <w:p>
-      <w:pPr>
-        <w:spacing w:after="0" w:line="240" w:lineRule="auto"/>
-        <w:ind w:firstLine="426"/>
-      </w:pPr>
-      <w:r>
-        <w:rPr>
-          <w:rFonts w:ascii="Segoe UI Emoji" w:hAnsi="Segoe UI Emoji" w:cs="Segoe UI Emoji"/>
-        </w:rPr>
-        <w:t>📝</w:t>
-      </w:r>
-      <w:r>
-        <w:t xml:space="preserve"> Hindi:</w:t>
-      </w:r>
-      <w:r>
-        <w:br/>
-      </w:r>
-      <w:r>
-        <w:rPr>
-          <w:rFonts w:ascii="Segoe UI Emoji" w:hAnsi="Segoe UI Emoji" w:cs="Segoe UI Emoji"/>
-        </w:rPr>
-        <w:t>👉</w:t>
-      </w:r>
-      <w:r>
-        <w:t xml:space="preserve"> Condition true ho → element include hota hai.</w:t>
-      </w:r>
-    </w:p>
-    <w:p>
-      <w:pPr>
-        <w:spacing w:after="0" w:line="240" w:lineRule="auto"/>
-        <w:ind w:firstLine="426"/>
-      </w:pPr>
-      <w:r>
-        <w:pict w14:anchorId="2829F741">
-          <v:rect id="_x0000_i1834" style="width:0;height:1.5pt" o:hralign="center" o:hrstd="t" o:hr="t" fillcolor="#a0a0a0" stroked="f"/>
-        </w:pict>
-      </w:r>
-    </w:p>
-    <w:p>
-      <w:pPr>
-        <w:spacing w:after="0" w:line="240" w:lineRule="auto"/>
-        <w:ind w:firstLine="426"/>
-        <w:rPr>
-          <w:b/>
-          <w:bCs/>
-        </w:rPr>
-      </w:pPr>
-      <w:r>
-        <w:rPr>
-          <w:rFonts w:ascii="Segoe UI Emoji" w:hAnsi="Segoe UI Emoji" w:cs="Segoe UI Emoji"/>
-          <w:b/>
-          <w:bCs/>
-        </w:rPr>
-        <w:t>🔹</w:t>
-      </w:r>
-      <w:r>
-        <w:rPr>
-          <w:b/>
-          <w:bCs/>
-        </w:rPr>
-        <w:t xml:space="preserve"> Syntax:</w:t>
-      </w:r>
-    </w:p>
-    <w:p>
-      <w:pPr>
-        <w:spacing w:after="0" w:line="240" w:lineRule="auto"/>
-        <w:ind w:firstLine="426"/>
-      </w:pPr>
-      <w:r>
-        <w:t>array.filter((element, index, array) =&gt; {</w:t>
-      </w:r>
-    </w:p>
-    <w:p>
-      <w:pPr>
-        <w:spacing w:after="0" w:line="240" w:lineRule="auto"/>
-        <w:ind w:firstLine="426"/>
-      </w:pPr>
-      <w:r>
-        <w:t xml:space="preserve">   return true/false;</w:t>
-      </w:r>
-    </w:p>
-    <w:p>
-      <w:pPr>
-        <w:spacing w:after="0" w:line="240" w:lineRule="auto"/>
-        <w:ind w:firstLine="426"/>
-      </w:pPr>
-      <w:r>
-        <w:t>});</w:t>
-      </w:r>
-    </w:p>
-    <w:p>
-      <w:pPr>
-        <w:spacing w:after="0" w:line="240" w:lineRule="auto"/>
-        <w:ind w:firstLine="426"/>
-      </w:pPr>
-      <w:r>
-        <w:pict w14:anchorId="6CFF2F3C">
-          <v:rect id="_x0000_i1835" style="width:0;height:1.5pt" o:hralign="center" o:hrstd="t" o:hr="t" fillcolor="#a0a0a0" stroked="f"/>
-        </w:pict>
-      </w:r>
-    </w:p>
-    <w:p>
-      <w:pPr>
-        <w:spacing w:after="0" w:line="240" w:lineRule="auto"/>
-        <w:ind w:firstLine="426"/>
-        <w:rPr>
-          <w:b/>
-          <w:bCs/>
-        </w:rPr>
-      </w:pPr>
-      <w:r>
-        <w:rPr>
-          <w:rFonts w:ascii="Segoe UI Emoji" w:hAnsi="Segoe UI Emoji" w:cs="Segoe UI Emoji"/>
-          <w:b/>
-          <w:bCs/>
-        </w:rPr>
-        <w:t>💡</w:t>
-      </w:r>
-      <w:r>
-        <w:rPr>
-          <w:b/>
-          <w:bCs/>
-        </w:rPr>
-        <w:t xml:space="preserve"> Example 1: Get even numbers</w:t>
-      </w:r>
-    </w:p>
-    <w:p>
-      <w:pPr>
-        <w:spacing w:after="0" w:line="240" w:lineRule="auto"/>
-        <w:ind w:firstLine="426"/>
-      </w:pPr>
-      <w:r>
-        <w:t>let nums = [1, 2, 3, 4, 5];</w:t>
-      </w:r>
-    </w:p>
-    <w:p>
-      <w:pPr>
-        <w:spacing w:after="0" w:line="240" w:lineRule="auto"/>
-        <w:ind w:firstLine="426"/>
-      </w:pPr>
-    </w:p>
-    <w:p>
-      <w:pPr>
-        <w:spacing w:after="0" w:line="240" w:lineRule="auto"/>
-        <w:ind w:firstLine="426"/>
-      </w:pPr>
-      <w:r>
-        <w:t>let evens = nums.filter(n =&gt; n % 2 === 0);</w:t>
-      </w:r>
-    </w:p>
-    <w:p>
-      <w:pPr>
-        <w:spacing w:after="0" w:line="240" w:lineRule="auto"/>
-        <w:ind w:firstLine="426"/>
-      </w:pPr>
-    </w:p>
-    <w:p>
-      <w:pPr>
-        <w:spacing w:after="0" w:line="240" w:lineRule="auto"/>
-        <w:ind w:firstLine="426"/>
-      </w:pPr>
-      <w:r>
-        <w:t>console.log(evens);</w:t>
-      </w:r>
-    </w:p>
-    <w:p>
-      <w:pPr>
-        <w:spacing w:after="0" w:line="240" w:lineRule="auto"/>
-        <w:ind w:firstLine="426"/>
-      </w:pPr>
-      <w:r>
-        <w:rPr>
-          <w:b/>
-          <w:bCs/>
-        </w:rPr>
-        <w:t>Output:</w:t>
-      </w:r>
-    </w:p>
-    <w:p>
-      <w:pPr>
-        <w:spacing w:after="0" w:line="240" w:lineRule="auto"/>
-        <w:ind w:firstLine="426"/>
-      </w:pPr>
-      <w:r>
-        <w:t>[2, 4]</w:t>
-      </w:r>
-    </w:p>
-    <w:p>
-      <w:pPr>
-        <w:spacing w:after="0" w:line="240" w:lineRule="auto"/>
-        <w:ind w:firstLine="426"/>
-      </w:pPr>
-      <w:r>
-        <w:pict w14:anchorId="14C3FA99">
-          <v:rect id="_x0000_i1836" style="width:0;height:1.5pt" o:hralign="center" o:hrstd="t" o:hr="t" fillcolor="#a0a0a0" stroked="f"/>
-        </w:pict>
-      </w:r>
-    </w:p>
-    <w:p>
-      <w:pPr>
-        <w:spacing w:after="0" w:line="240" w:lineRule="auto"/>
-        <w:ind w:firstLine="426"/>
-      </w:pPr>
-      <w:r>
-        <w:pict w14:anchorId="3D718557">
-          <v:rect id="_x0000_i1837" style="width:0;height:1.5pt" o:hralign="center" o:hrstd="t" o:hr="t" fillcolor="#a0a0a0" stroked="f"/>
-        </w:pict>
-      </w:r>
-    </w:p>
-    <w:p>
-      <w:pPr>
-        <w:spacing w:after="0" w:line="240" w:lineRule="auto"/>
-        <w:ind w:firstLine="426"/>
-        <w:rPr>
-          <w:b/>
-          <w:bCs/>
-        </w:rPr>
-      </w:pPr>
-      <w:r>
-        <w:rPr>
-          <w:rFonts w:ascii="Segoe UI Emoji" w:hAnsi="Segoe UI Emoji" w:cs="Segoe UI Emoji"/>
-          <w:b/>
-          <w:bCs/>
-        </w:rPr>
-        <w:t>💡</w:t>
-      </w:r>
-      <w:r>
-        <w:rPr>
-          <w:b/>
-          <w:bCs/>
-        </w:rPr>
-        <w:t xml:space="preserve"> Example 2: Price &gt; 100</w:t>
-      </w:r>
-    </w:p>
-    <w:p>
-      <w:pPr>
-        <w:spacing w:after="0" w:line="240" w:lineRule="auto"/>
-        <w:ind w:firstLine="426"/>
-      </w:pPr>
-      <w:r>
-        <w:t>let prices = [50, 200, 150, 80];</w:t>
-      </w:r>
-    </w:p>
-    <w:p>
-      <w:pPr>
-        <w:spacing w:after="0" w:line="240" w:lineRule="auto"/>
-        <w:ind w:firstLine="426"/>
-      </w:pPr>
-    </w:p>
-    <w:p>
-      <w:pPr>
-        <w:spacing w:after="0" w:line="240" w:lineRule="auto"/>
-        <w:ind w:firstLine="426"/>
-      </w:pPr>
-      <w:r>
-        <w:t>let expensive = prices.filter(p =&gt; p &gt; 100);</w:t>
-      </w:r>
-    </w:p>
-    <w:p>
-      <w:pPr>
-        <w:spacing w:after="0" w:line="240" w:lineRule="auto"/>
-        <w:ind w:firstLine="426"/>
-      </w:pPr>
-    </w:p>
-    <w:p>
-      <w:pPr>
-        <w:spacing w:after="0" w:line="240" w:lineRule="auto"/>
-        <w:ind w:firstLine="426"/>
-      </w:pPr>
-      <w:r>
-        <w:t>console.log(expensive);</w:t>
-      </w:r>
-    </w:p>
-    <w:p>
-      <w:pPr>
-        <w:spacing w:after="0" w:line="240" w:lineRule="auto"/>
-        <w:ind w:firstLine="426"/>
-      </w:pPr>
-      <w:r>
-        <w:rPr>
-          <w:b/>
-          <w:bCs/>
-        </w:rPr>
-        <w:t>Output:</w:t>
-      </w:r>
-    </w:p>
-    <w:p>
-      <w:pPr>
-        <w:spacing w:after="0" w:line="240" w:lineRule="auto"/>
-        <w:ind w:firstLine="426"/>
-      </w:pPr>
-      <w:r>
-        <w:t>[200, 150]</w:t>
-      </w:r>
-    </w:p>
-    <w:p>
-      <w:pPr>
-        <w:spacing w:after="0" w:line="240" w:lineRule="auto"/>
-        <w:ind w:firstLine="426"/>
-      </w:pPr>
-      <w:r>
-        <w:pict w14:anchorId="47153891">
-          <v:rect id="_x0000_i1838" style="width:0;height:1.5pt" o:hralign="center" o:hrstd="t" o:hr="t" fillcolor="#a0a0a0" stroked="f"/>
-        </w:pict>
-      </w:r>
-    </w:p>
-    <w:p>
-      <w:pPr>
-        <w:spacing w:after="0" w:line="240" w:lineRule="auto"/>
-        <w:ind w:firstLine="426"/>
-      </w:pPr>
-      <w:r>
-        <w:pict w14:anchorId="1427E3FA">
-          <v:rect id="_x0000_i1839" style="width:0;height:1.5pt" o:hralign="center" o:hrstd="t" o:hr="t" fillcolor="#a0a0a0" stroked="f"/>
-        </w:pict>
-      </w:r>
-    </w:p>
-    <w:p>
-      <w:pPr>
-        <w:spacing w:after="0" w:line="240" w:lineRule="auto"/>
-        <w:ind w:firstLine="426"/>
-      </w:pPr>
-      <w:r>
-        <w:pict w14:anchorId="5961A45E">
-          <v:rect id="_x0000_i1840" style="width:0;height:1.5pt" o:hralign="center" o:hrstd="t" o:hr="t" fillcolor="#a0a0a0" stroked="f"/>
-        </w:pict>
-      </w:r>
-    </w:p>
-    <w:p>
-      <w:pPr>
-        <w:spacing w:after="0" w:line="240" w:lineRule="auto"/>
-        <w:ind w:firstLine="426"/>
-        <w:rPr>
-          <w:b/>
-          <w:bCs/>
-        </w:rPr>
-      </w:pPr>
-      <w:r>
-        <w:rPr>
-          <w:rFonts w:ascii="Segoe UI Emoji" w:hAnsi="Segoe UI Emoji" w:cs="Segoe UI Emoji"/>
-          <w:b/>
-          <w:bCs/>
-        </w:rPr>
-        <w:t>✅</w:t>
-      </w:r>
-      <w:r>
-        <w:rPr>
-          <w:b/>
-          <w:bCs/>
-        </w:rPr>
-        <w:t xml:space="preserve"> 3) reduce()</w:t>
-      </w:r>
-    </w:p>
-    <w:p>
-      <w:pPr>
-        <w:spacing w:after="0" w:line="240" w:lineRule="auto"/>
-        <w:ind w:firstLine="426"/>
-        <w:rPr>
-          <w:b/>
-          <w:bCs/>
-        </w:rPr>
-      </w:pPr>
-      <w:r>
-        <w:rPr>
-          <w:rFonts w:ascii="Segoe UI Emoji" w:hAnsi="Segoe UI Emoji" w:cs="Segoe UI Emoji"/>
-          <w:b/>
-          <w:bCs/>
-        </w:rPr>
-        <w:t>📌</w:t>
-      </w:r>
-      <w:r>
-        <w:rPr>
-          <w:b/>
-          <w:bCs/>
-        </w:rPr>
-        <w:t xml:space="preserve"> Definition:</w:t>
-      </w:r>
-    </w:p>
-    <w:p>
-      <w:pPr>
-        <w:spacing w:after="0" w:line="240" w:lineRule="auto"/>
-        <w:ind w:firstLine="426"/>
-      </w:pPr>
-      <w:r>
-        <w:rPr>
-          <w:b/>
-          <w:bCs/>
-        </w:rPr>
-        <w:t>Reduces the array to a single value by applying a function step-by-step.</w:t>
-      </w:r>
-    </w:p>
-    <w:p>
-      <w:pPr>
-        <w:spacing w:after="0" w:line="240" w:lineRule="auto"/>
-        <w:ind w:firstLine="426"/>
-      </w:pPr>
-      <w:r>
-        <w:rPr>
-          <w:rFonts w:ascii="Segoe UI Emoji" w:hAnsi="Segoe UI Emoji" w:cs="Segoe UI Emoji"/>
-        </w:rPr>
-        <w:t>📝</w:t>
-      </w:r>
-      <w:r>
-        <w:t xml:space="preserve"> Hindi:</w:t>
-      </w:r>
-      <w:r>
-        <w:br/>
-      </w:r>
-      <w:r>
-        <w:rPr>
-          <w:rFonts w:ascii="Segoe UI Emoji" w:hAnsi="Segoe UI Emoji" w:cs="Segoe UI Emoji"/>
-        </w:rPr>
-        <w:t>👉</w:t>
-      </w:r>
-      <w:r>
-        <w:t xml:space="preserve"> Pura array mila kar </w:t>
-      </w:r>
-      <w:r>
-        <w:rPr>
-          <w:b/>
-          <w:bCs/>
-        </w:rPr>
-        <w:t>ek value</w:t>
-      </w:r>
-      <w:r>
-        <w:t xml:space="preserve"> banata hai.</w:t>
-      </w:r>
-    </w:p>
-    <w:p>
-      <w:pPr>
-        <w:spacing w:after="0" w:line="240" w:lineRule="auto"/>
-        <w:ind w:firstLine="426"/>
-      </w:pPr>
-      <w:r>
-        <w:pict w14:anchorId="11EB8CFB">
-          <v:rect id="_x0000_i1841" style="width:0;height:1.5pt" o:hralign="center" o:hrstd="t" o:hr="t" fillcolor="#a0a0a0" stroked="f"/>
-        </w:pict>
-      </w:r>
-    </w:p>
-    <w:p>
-      <w:pPr>
-        <w:spacing w:after="0" w:line="240" w:lineRule="auto"/>
-        <w:ind w:firstLine="426"/>
-        <w:rPr>
-          <w:b/>
-          <w:bCs/>
-        </w:rPr>
-      </w:pPr>
-      <w:r>
-        <w:rPr>
-          <w:rFonts w:ascii="Segoe UI Emoji" w:hAnsi="Segoe UI Emoji" w:cs="Segoe UI Emoji"/>
-          <w:b/>
-          <w:bCs/>
-        </w:rPr>
-        <w:t>🔹</w:t>
-      </w:r>
-      <w:r>
-        <w:rPr>
-          <w:b/>
-          <w:bCs/>
-        </w:rPr>
-        <w:t xml:space="preserve"> Syntax:</w:t>
-      </w:r>
-    </w:p>
-    <w:p>
-      <w:pPr>
-        <w:spacing w:after="0" w:line="240" w:lineRule="auto"/>
-        <w:ind w:firstLine="426"/>
-      </w:pPr>
-      <w:r>
-        <w:t>array.reduce((accumulator, currentValue) =&gt; {</w:t>
-      </w:r>
-    </w:p>
-    <w:p>
-      <w:pPr>
-        <w:spacing w:after="0" w:line="240" w:lineRule="auto"/>
-        <w:ind w:firstLine="426"/>
-      </w:pPr>
-      <w:r>
-        <w:t xml:space="preserve">   return newValue;</w:t>
-      </w:r>
-    </w:p>
-    <w:p>
-      <w:pPr>
-        <w:spacing w:after="0" w:line="240" w:lineRule="auto"/>
-        <w:ind w:firstLine="426"/>
-      </w:pPr>
-      <w:r>
-        <w:t>}, initialValue);</w:t>
-      </w:r>
-    </w:p>
-    <w:p>
-      <w:pPr>
-        <w:spacing w:after="0" w:line="240" w:lineRule="auto"/>
-        <w:ind w:firstLine="426"/>
-      </w:pPr>
-      <w:r>
-        <w:pict w14:anchorId="148C4311">
-          <v:rect id="_x0000_i1842" style="width:0;height:1.5pt" o:hralign="center" o:hrstd="t" o:hr="t" fillcolor="#a0a0a0" stroked="f"/>
-        </w:pict>
-      </w:r>
-    </w:p>
-    <w:p>
-      <w:pPr>
-        <w:spacing w:after="0" w:line="240" w:lineRule="auto"/>
-        <w:ind w:firstLine="426"/>
-        <w:rPr>
-          <w:b/>
-          <w:bCs/>
-        </w:rPr>
-      </w:pPr>
-      <w:r>
-        <w:rPr>
-          <w:rFonts w:ascii="Segoe UI Emoji" w:hAnsi="Segoe UI Emoji" w:cs="Segoe UI Emoji"/>
-          <w:b/>
-          <w:bCs/>
-        </w:rPr>
-        <w:t>💡</w:t>
-      </w:r>
-      <w:r>
-        <w:rPr>
-          <w:b/>
-          <w:bCs/>
-        </w:rPr>
-        <w:t xml:space="preserve"> Example 1: Sum of numbers</w:t>
-      </w:r>
-    </w:p>
-    <w:p>
-      <w:pPr>
-        <w:spacing w:after="0" w:line="240" w:lineRule="auto"/>
-        <w:ind w:firstLine="426"/>
-      </w:pPr>
-      <w:r>
-        <w:t>let nums = [10, 20, 30];</w:t>
-      </w:r>
-    </w:p>
-    <w:p>
-      <w:pPr>
-        <w:spacing w:after="0" w:line="240" w:lineRule="auto"/>
-        <w:ind w:firstLine="426"/>
-      </w:pPr>
-    </w:p>
-    <w:p>
-      <w:pPr>
-        <w:spacing w:after="0" w:line="240" w:lineRule="auto"/>
-        <w:ind w:firstLine="426"/>
-      </w:pPr>
-      <w:r>
-        <w:t>let sum = nums.reduce((total, n) =&gt; total + n, 0);</w:t>
-      </w:r>
-    </w:p>
-    <w:p>
-      <w:pPr>
-        <w:spacing w:after="0" w:line="240" w:lineRule="auto"/>
-        <w:ind w:firstLine="426"/>
-      </w:pPr>
-    </w:p>
-    <w:p>
-      <w:pPr>
-        <w:spacing w:after="0" w:line="240" w:lineRule="auto"/>
-        <w:ind w:firstLine="426"/>
-      </w:pPr>
-      <w:r>
-        <w:t>console.log(sum);</w:t>
-      </w:r>
-    </w:p>
-    <w:p>
-      <w:pPr>
-        <w:spacing w:after="0" w:line="240" w:lineRule="auto"/>
-        <w:ind w:firstLine="426"/>
-      </w:pPr>
-      <w:r>
-        <w:rPr>
-          <w:b/>
-          <w:bCs/>
-        </w:rPr>
-        <w:t>Output:</w:t>
-      </w:r>
-    </w:p>
-    <w:p>
-      <w:pPr>
-        <w:spacing w:after="0" w:line="240" w:lineRule="auto"/>
-        <w:ind w:firstLine="426"/>
-      </w:pPr>
-      <w:r>
-        <w:t>60</w:t>
-      </w:r>
-    </w:p>
-    <w:p>
-      <w:pPr>
-        <w:spacing w:after="0" w:line="240" w:lineRule="auto"/>
-        <w:ind w:firstLine="426"/>
-      </w:pPr>
-      <w:r>
-        <w:pict w14:anchorId="63F59A65">
-          <v:rect id="_x0000_i1843" style="width:0;height:1.5pt" o:hralign="center" o:hrstd="t" o:hr="t" fillcolor="#a0a0a0" stroked="f"/>
-        </w:pict>
-      </w:r>
-    </w:p>
-    <w:p>
-      <w:pPr>
-        <w:spacing w:after="0" w:line="240" w:lineRule="auto"/>
-        <w:ind w:firstLine="426"/>
-      </w:pPr>
-      <w:r>
-        <w:pict w14:anchorId="60310FDF">
-          <v:rect id="_x0000_i1844" style="width:0;height:1.5pt" o:hralign="center" o:hrstd="t" o:hr="t" fillcolor="#a0a0a0" stroked="f"/>
-        </w:pict>
-      </w:r>
-    </w:p>
-    <w:p>
-      <w:pPr>
-        <w:spacing w:after="0" w:line="240" w:lineRule="auto"/>
-        <w:ind w:firstLine="426"/>
-        <w:rPr>
-          <w:b/>
-          <w:bCs/>
-        </w:rPr>
-      </w:pPr>
-      <w:r>
-        <w:rPr>
-          <w:rFonts w:ascii="Segoe UI Emoji" w:hAnsi="Segoe UI Emoji" w:cs="Segoe UI Emoji"/>
-          <w:b/>
-          <w:bCs/>
-        </w:rPr>
-        <w:t>💡</w:t>
-      </w:r>
-      <w:r>
-        <w:rPr>
-          <w:b/>
-          <w:bCs/>
-        </w:rPr>
-        <w:t xml:space="preserve"> Example 2: Multiply all</w:t>
-      </w:r>
-    </w:p>
-    <w:p>
-      <w:pPr>
-        <w:spacing w:after="0" w:line="240" w:lineRule="auto"/>
-        <w:ind w:firstLine="426"/>
-      </w:pPr>
-      <w:r>
-        <w:t>let nums = [2, 3, 4];</w:t>
-      </w:r>
-    </w:p>
-    <w:p>
-      <w:pPr>
-        <w:spacing w:after="0" w:line="240" w:lineRule="auto"/>
-        <w:ind w:firstLine="426"/>
-      </w:pPr>
-    </w:p>
-    <w:p>
-      <w:pPr>
-        <w:spacing w:after="0" w:line="240" w:lineRule="auto"/>
-        <w:ind w:firstLine="426"/>
-      </w:pPr>
-      <w:r>
-        <w:t>let product = nums.reduce((acc, n) =&gt; acc * n, 1);</w:t>
-      </w:r>
-    </w:p>
-    <w:p>
-      <w:pPr>
-        <w:spacing w:after="0" w:line="240" w:lineRule="auto"/>
-        <w:ind w:firstLine="426"/>
-      </w:pPr>
-    </w:p>
-    <w:p>
-      <w:pPr>
-        <w:spacing w:after="0" w:line="240" w:lineRule="auto"/>
-        <w:ind w:firstLine="426"/>
-      </w:pPr>
-      <w:r>
-        <w:t>console.log(product);</w:t>
-      </w:r>
-    </w:p>
-    <w:p>
-      <w:pPr>
-        <w:spacing w:after="0" w:line="240" w:lineRule="auto"/>
-        <w:ind w:firstLine="426"/>
-      </w:pPr>
-      <w:r>
-        <w:rPr>
-          <w:b/>
-          <w:bCs/>
-        </w:rPr>
-        <w:t>Output:</w:t>
-      </w:r>
-    </w:p>
-    <w:p>
-      <w:pPr>
-        <w:spacing w:after="0" w:line="240" w:lineRule="auto"/>
-        <w:ind w:firstLine="426"/>
-      </w:pPr>
-      <w:r>
-        <w:t>24</w:t>
-      </w:r>
-    </w:p>
-    <w:p>
-      <w:pPr>
-        <w:spacing w:after="0" w:line="240" w:lineRule="auto"/>
-        <w:ind w:firstLine="426"/>
-      </w:pPr>
-      <w:r>
-        <w:pict w14:anchorId="553ACF87">
-          <v:rect id="_x0000_i1845" style="width:0;height:1.5pt" o:hralign="center" o:hrstd="t" o:hr="t" fillcolor="#a0a0a0" stroked="f"/>
-        </w:pict>
-      </w:r>
-    </w:p>
-    <w:p>
-      <w:pPr>
-        <w:spacing w:after="0" w:line="240" w:lineRule="auto"/>
-        <w:ind w:firstLine="426"/>
-      </w:pPr>
-      <w:r>
-        <w:pict w14:anchorId="4C384F00">
-          <v:rect id="_x0000_i1846" style="width:0;height:1.5pt" o:hralign="center" o:hrstd="t" o:hr="t" fillcolor="#a0a0a0" stroked="f"/>
-        </w:pict>
-      </w:r>
-    </w:p>
-    <w:p>
-      <w:pPr>
-        <w:spacing w:after="0" w:line="240" w:lineRule="auto"/>
-        <w:ind w:firstLine="426"/>
-        <w:rPr>
-          <w:b/>
-          <w:bCs/>
-        </w:rPr>
-      </w:pPr>
-      <w:r>
-        <w:rPr>
-          <w:rFonts w:ascii="Segoe UI Emoji" w:hAnsi="Segoe UI Emoji" w:cs="Segoe UI Emoji"/>
-          <w:b/>
-          <w:bCs/>
-        </w:rPr>
-        <w:t>💡</w:t>
-      </w:r>
-      <w:r>
-        <w:rPr>
-          <w:b/>
-          <w:bCs/>
-        </w:rPr>
-        <w:t xml:space="preserve"> Example 3: Count occurrences</w:t>
-      </w:r>
-    </w:p>
-    <w:p>
-      <w:pPr>
-        <w:spacing w:after="0" w:line="240" w:lineRule="auto"/>
-        <w:ind w:firstLine="426"/>
-      </w:pPr>
-      <w:r>
-        <w:t>let fruits = ["apple", "banana", "apple"];</w:t>
-      </w:r>
-    </w:p>
-    <w:p>
-      <w:pPr>
-        <w:spacing w:after="0" w:line="240" w:lineRule="auto"/>
-        <w:ind w:firstLine="426"/>
-      </w:pPr>
-    </w:p>
-    <w:p>
-      <w:pPr>
-        <w:spacing w:after="0" w:line="240" w:lineRule="auto"/>
-        <w:ind w:firstLine="426"/>
-      </w:pPr>
-      <w:r>
-        <w:t>let count = fruits.reduce((acc, fruit) =&gt; {</w:t>
-      </w:r>
-    </w:p>
-    <w:p>
-      <w:pPr>
-        <w:spacing w:after="0" w:line="240" w:lineRule="auto"/>
-        <w:ind w:firstLine="426"/>
-      </w:pPr>
-      <w:r>
-        <w:t xml:space="preserve">  acc[fruit] = (acc[fruit] || 0) + 1;</w:t>
-      </w:r>
-    </w:p>
-    <w:p>
-      <w:pPr>
-        <w:spacing w:after="0" w:line="240" w:lineRule="auto"/>
-        <w:ind w:firstLine="426"/>
-      </w:pPr>
-      <w:r>
-        <w:t xml:space="preserve">  return acc;</w:t>
-      </w:r>
-    </w:p>
-    <w:p>
-      <w:pPr>
-        <w:spacing w:after="0" w:line="240" w:lineRule="auto"/>
-        <w:ind w:firstLine="426"/>
-      </w:pPr>
-      <w:r>
-        <w:t>}, {});</w:t>
-      </w:r>
-    </w:p>
-    <w:p>
-      <w:pPr>
-        <w:spacing w:after="0" w:line="240" w:lineRule="auto"/>
-        <w:ind w:firstLine="426"/>
-      </w:pPr>
-    </w:p>
-    <w:p>
-      <w:pPr>
-        <w:spacing w:after="0" w:line="240" w:lineRule="auto"/>
-        <w:ind w:firstLine="426"/>
-      </w:pPr>
-      <w:r>
-        <w:t>console.log(count);</w:t>
-      </w:r>
-    </w:p>
-    <w:p>
-      <w:pPr>
-        <w:spacing w:after="0" w:line="240" w:lineRule="auto"/>
-        <w:ind w:firstLine="426"/>
-      </w:pPr>
-      <w:r>
-        <w:rPr>
-          <w:b/>
-          <w:bCs/>
-        </w:rPr>
-        <w:t>Output:</w:t>
-      </w:r>
-    </w:p>
-    <w:p>
-      <w:pPr>
-        <w:spacing w:after="0" w:line="240" w:lineRule="auto"/>
-        <w:ind w:firstLine="426"/>
-      </w:pPr>
-      <w:r>
-        <w:t>{ apple: 2, banana: 1 }</w:t>
-      </w:r>
-    </w:p>
-    <w:p>
-      <w:pPr>
-        <w:spacing w:after="0" w:line="240" w:lineRule="auto"/>
-        <w:ind w:firstLine="426"/>
-      </w:pPr>
-      <w:r>
-        <w:pict w14:anchorId="273B8E7D">
-          <v:rect id="_x0000_i1847" style="width:0;height:1.5pt" o:hralign="center" o:hrstd="t" o:hr="t" fillcolor="#a0a0a0" stroked="f"/>
-        </w:pict>
-      </w:r>
-    </w:p>
-    <w:p>
-      <w:pPr>
-        <w:spacing w:after="0" w:line="240" w:lineRule="auto"/>
-        <w:ind w:firstLine="426"/>
       </w:pPr>
       <w:r>
         <w:pict w14:anchorId="32D622EF">
-          <v:rect id="_x0000_i1848" style="width:0;height:1.5pt" o:hralign="center" o:hrstd="t" o:hr="t" fillcolor="#a0a0a0" stroked="f"/>
+          <v:rect id="_x0000_i1108" style="width:0;height:1.5pt" o:hralign="center" o:hrstd="t" o:hr="t" fillcolor="#a0a0a0" stroked="f"/>
         </w:pict>
       </w:r>
     </w:p>
@@ -6406,7 +6543,7 @@
       </w:pPr>
       <w:r>
         <w:pict w14:anchorId="5C06F647">
-          <v:rect id="_x0000_i1849" style="width:0;height:1.5pt" o:hralign="center" o:hrstd="t" o:hr="t" fillcolor="#a0a0a0" stroked="f"/>
+          <v:rect id="_x0000_i1109" style="width:0;height:1.5pt" o:hralign="center" o:hrstd="t" o:hr="t" fillcolor="#a0a0a0" stroked="f"/>
         </w:pict>
       </w:r>
     </w:p>
@@ -6417,7 +6554,7 @@
       </w:pPr>
       <w:r>
         <w:pict w14:anchorId="1222D843">
-          <v:rect id="_x0000_i1850" style="width:0;height:1.5pt" o:hralign="center" o:hrstd="t" o:hr="t" fillcolor="#a0a0a0" stroked="f"/>
+          <v:rect id="_x0000_i1110" style="width:0;height:1.5pt" o:hralign="center" o:hrstd="t" o:hr="t" fillcolor="#a0a0a0" stroked="f"/>
         </w:pict>
       </w:r>
     </w:p>
@@ -6453,7 +6590,7 @@
       </w:pPr>
       <w:r>
         <w:pict w14:anchorId="5DCF4D57">
-          <v:rect id="_x0000_i1851" style="width:0;height:1.5pt" o:hralign="center" o:hrstd="t" o:hr="t" fillcolor="#a0a0a0" stroked="f"/>
+          <v:rect id="_x0000_i1111" style="width:0;height:1.5pt" o:hralign="center" o:hrstd="t" o:hr="t" fillcolor="#a0a0a0" stroked="f"/>
         </w:pict>
       </w:r>
     </w:p>
@@ -6551,7 +6688,13 @@
         <w:spacing w:after="0" w:line="240" w:lineRule="auto"/>
       </w:pPr>
       <w:r>
-        <w:t>Use filter() to get words longer than 4 letters.</w:t>
+        <w:t>Use filter() to get words longer than 4 letter</w:t>
+      </w:r>
+      <w:r>
+        <w:t>it</w:t>
+      </w:r>
+      <w:r>
+        <w:t>s.</w:t>
       </w:r>
     </w:p>
     <w:p>
@@ -6575,162 +6718,389 @@
         <w:spacing w:after="0" w:line="240" w:lineRule="auto"/>
       </w:pPr>
       <w:r>
+        <w:t>Use reduce() to calculate sum of numbers.</w:t>
+      </w:r>
+    </w:p>
+    <w:p>
+      <w:pPr>
+        <w:numPr>
+          <w:ilvl w:val="0"/>
+          <w:numId w:val="4"/>
+        </w:numPr>
+        <w:spacing w:after="0" w:line="240" w:lineRule="auto"/>
+      </w:pPr>
+      <w:r>
+        <w:t>Use reduce() to find maximum value.</w:t>
+      </w:r>
+    </w:p>
+    <w:p>
+      <w:pPr>
+        <w:numPr>
+          <w:ilvl w:val="0"/>
+          <w:numId w:val="4"/>
+        </w:numPr>
+        <w:spacing w:after="0" w:line="240" w:lineRule="auto"/>
+      </w:pPr>
+      <w:r>
+        <w:t>Use reduce() to count total elements.</w:t>
+      </w:r>
+    </w:p>
+    <w:p>
+      <w:pPr>
+        <w:numPr>
+          <w:ilvl w:val="0"/>
+          <w:numId w:val="4"/>
+        </w:numPr>
+        <w:spacing w:after="0" w:line="240" w:lineRule="auto"/>
+      </w:pPr>
+      <w:r>
+        <w:t>Use map() to extract ages from objects.</w:t>
+      </w:r>
+    </w:p>
+    <w:p>
+      <w:pPr>
+        <w:numPr>
+          <w:ilvl w:val="0"/>
+          <w:numId w:val="4"/>
+        </w:numPr>
+        <w:spacing w:after="0" w:line="240" w:lineRule="auto"/>
+      </w:pPr>
+      <w:r>
+        <w:t>Use filter() to get users older than 18.</w:t>
+      </w:r>
+    </w:p>
+    <w:p>
+      <w:pPr>
+        <w:numPr>
+          <w:ilvl w:val="0"/>
+          <w:numId w:val="4"/>
+        </w:numPr>
+        <w:spacing w:after="0" w:line="240" w:lineRule="auto"/>
+      </w:pPr>
+      <w:r>
+        <w:t>Use map() to add "Mr." before names.</w:t>
+      </w:r>
+    </w:p>
+    <w:p>
+      <w:pPr>
+        <w:numPr>
+          <w:ilvl w:val="0"/>
+          <w:numId w:val="4"/>
+        </w:numPr>
+        <w:spacing w:after="0" w:line="240" w:lineRule="auto"/>
+      </w:pPr>
+      <w:r>
+        <w:t>Use filter() to remove falsy values.</w:t>
+      </w:r>
+    </w:p>
+    <w:p>
+      <w:pPr>
+        <w:numPr>
+          <w:ilvl w:val="0"/>
+          <w:numId w:val="4"/>
+        </w:numPr>
+        <w:spacing w:after="0" w:line="240" w:lineRule="auto"/>
+      </w:pPr>
+      <w:r>
+        <w:t>Use reduce() to multiply all numbers.</w:t>
+      </w:r>
+    </w:p>
+    <w:p>
+      <w:pPr>
+        <w:numPr>
+          <w:ilvl w:val="0"/>
+          <w:numId w:val="4"/>
+        </w:numPr>
+        <w:spacing w:after="0" w:line="240" w:lineRule="auto"/>
+      </w:pPr>
+      <w:r>
+        <w:t>Use map() to convert Celsius to Fahrenheit.</w:t>
+      </w:r>
+    </w:p>
+    <w:p>
+      <w:pPr>
+        <w:numPr>
+          <w:ilvl w:val="0"/>
+          <w:numId w:val="4"/>
+        </w:numPr>
+        <w:spacing w:after="0" w:line="240" w:lineRule="auto"/>
+      </w:pPr>
+      <w:r>
+        <w:t>Use filter() to get prices &lt; 100.</w:t>
+      </w:r>
+    </w:p>
+    <w:p>
+      <w:pPr>
+        <w:numPr>
+          <w:ilvl w:val="0"/>
+          <w:numId w:val="4"/>
+        </w:numPr>
+        <w:spacing w:after="0" w:line="240" w:lineRule="auto"/>
+      </w:pPr>
+      <w:r>
+        <w:t>Use reduce() to join strings.</w:t>
+      </w:r>
+    </w:p>
+    <w:p>
+      <w:pPr>
+        <w:numPr>
+          <w:ilvl w:val="0"/>
+          <w:numId w:val="4"/>
+        </w:numPr>
+        <w:spacing w:after="0" w:line="240" w:lineRule="auto"/>
+      </w:pPr>
+      <w:r>
+        <w:t>Use map() to square numbers.</w:t>
+      </w:r>
+    </w:p>
+    <w:p>
+      <w:pPr>
+        <w:numPr>
+          <w:ilvl w:val="0"/>
+          <w:numId w:val="4"/>
+        </w:numPr>
+        <w:spacing w:after="0" w:line="240" w:lineRule="auto"/>
+      </w:pPr>
+      <w:r>
+        <w:t>Use filter() to get names starting with "A".</w:t>
+      </w:r>
+    </w:p>
+    <w:p>
+      <w:pPr>
+        <w:spacing w:after="0" w:line="240" w:lineRule="auto"/>
+        <w:ind w:firstLine="426"/>
+      </w:pPr>
+      <w:r>
+        <w:pict w14:anchorId="74D6FBFD">
+          <v:rect id="_x0000_i1112" style="width:0;height:1.5pt" o:hralign="center" o:hrstd="t" o:hr="t" fillcolor="#a0a0a0" stroked="f"/>
+        </w:pict>
+      </w:r>
+    </w:p>
+    <w:p>
+      <w:pPr>
+        <w:spacing w:after="0" w:line="240" w:lineRule="auto"/>
+        <w:ind w:firstLine="426"/>
+      </w:pPr>
+      <w:r>
+        <w:pict w14:anchorId="768DFCA3">
+          <v:rect id="_x0000_i1113" style="width:0;height:1.5pt" o:hralign="center" o:hrstd="t" o:hr="t" fillcolor="#a0a0a0" stroked="f"/>
+        </w:pict>
+      </w:r>
+    </w:p>
+    <w:p>
+      <w:pPr>
+        <w:spacing w:after="0" w:line="240" w:lineRule="auto"/>
+        <w:ind w:firstLine="426"/>
+        <w:rPr>
+          <w:b/>
+          <w:bCs/>
+        </w:rPr>
+      </w:pPr>
+      <w:r>
+        <w:rPr>
+          <w:rFonts w:ascii="Segoe UI Emoji" w:hAnsi="Segoe UI Emoji" w:cs="Segoe UI Emoji"/>
+          <w:b/>
+          <w:bCs/>
+        </w:rPr>
+        <w:t>🟡</w:t>
+      </w:r>
+      <w:r>
+        <w:rPr>
+          <w:b/>
+          <w:bCs/>
+        </w:rPr>
+        <w:t xml:space="preserve"> Medium (21–35)</w:t>
+      </w:r>
+    </w:p>
+    <w:p>
+      <w:pPr>
+        <w:numPr>
+          <w:ilvl w:val="0"/>
+          <w:numId w:val="5"/>
+        </w:numPr>
+        <w:spacing w:after="0" w:line="240" w:lineRule="auto"/>
+      </w:pPr>
+      <w:r>
+        <w:t>Use map() to return only name + city from objects.</w:t>
+      </w:r>
+    </w:p>
+    <w:p>
+      <w:pPr>
+        <w:numPr>
+          <w:ilvl w:val="0"/>
+          <w:numId w:val="5"/>
+        </w:numPr>
+        <w:spacing w:after="0" w:line="240" w:lineRule="auto"/>
+      </w:pPr>
+      <w:r>
+        <w:t>Use filter() to keep odd numbers.</w:t>
+      </w:r>
+    </w:p>
+    <w:p>
+      <w:pPr>
+        <w:numPr>
+          <w:ilvl w:val="0"/>
+          <w:numId w:val="5"/>
+        </w:numPr>
+        <w:spacing w:after="0" w:line="240" w:lineRule="auto"/>
+      </w:pPr>
+      <w:r>
+        <w:t>Use reduce() to calculate average.</w:t>
+      </w:r>
+    </w:p>
+    <w:p>
+      <w:pPr>
+        <w:numPr>
+          <w:ilvl w:val="0"/>
+          <w:numId w:val="5"/>
+        </w:numPr>
+        <w:spacing w:after="0" w:line="240" w:lineRule="auto"/>
+      </w:pPr>
+      <w:r>
+        <w:t>Chain: double numbers → filter &gt; 10.</w:t>
+      </w:r>
+    </w:p>
+    <w:p>
+      <w:pPr>
+        <w:numPr>
+          <w:ilvl w:val="0"/>
+          <w:numId w:val="5"/>
+        </w:numPr>
+        <w:spacing w:after="0" w:line="240" w:lineRule="auto"/>
+      </w:pPr>
+      <w:r>
+        <w:t>Count even numbers using reduce().</w:t>
+      </w:r>
+    </w:p>
+    <w:p>
+      <w:pPr>
+        <w:numPr>
+          <w:ilvl w:val="0"/>
+          <w:numId w:val="5"/>
+        </w:numPr>
+        <w:spacing w:after="0" w:line="240" w:lineRule="auto"/>
+      </w:pPr>
+      <w:r>
+        <w:t>Group numbers into even &amp; odd using reduce().</w:t>
+      </w:r>
+    </w:p>
+    <w:p>
+      <w:pPr>
+        <w:numPr>
+          <w:ilvl w:val="0"/>
+          <w:numId w:val="5"/>
+        </w:numPr>
+        <w:spacing w:after="0" w:line="240" w:lineRule="auto"/>
+      </w:pPr>
+      <w:r>
+        <w:t>Convert array of strings to lengths.</w:t>
+      </w:r>
+    </w:p>
+    <w:p>
+      <w:pPr>
+        <w:numPr>
+          <w:ilvl w:val="0"/>
+          <w:numId w:val="5"/>
+        </w:numPr>
+        <w:spacing w:after="0" w:line="240" w:lineRule="auto"/>
+      </w:pPr>
+      <w:r>
+        <w:t>Remove duplicate values using filter().</w:t>
+      </w:r>
+    </w:p>
+    <w:p>
+      <w:pPr>
+        <w:numPr>
+          <w:ilvl w:val="0"/>
+          <w:numId w:val="5"/>
+        </w:numPr>
+        <w:spacing w:after="0" w:line="240" w:lineRule="auto"/>
+      </w:pPr>
+      <w:r>
+        <w:t>Sum prices of products.</w:t>
+      </w:r>
+    </w:p>
+    <w:p>
+      <w:pPr>
+        <w:numPr>
+          <w:ilvl w:val="0"/>
+          <w:numId w:val="5"/>
+        </w:numPr>
+        <w:spacing w:after="0" w:line="240" w:lineRule="auto"/>
+      </w:pPr>
+      <w:r>
+        <w:t>Get users whose salary &gt; 50k.</w:t>
+      </w:r>
+    </w:p>
+    <w:p>
+      <w:pPr>
+        <w:numPr>
+          <w:ilvl w:val="0"/>
+          <w:numId w:val="5"/>
+        </w:numPr>
+        <w:spacing w:after="0" w:line="240" w:lineRule="auto"/>
+      </w:pPr>
+      <w:r>
+        <w:t>Convert full names into initials.</w:t>
+      </w:r>
+    </w:p>
+    <w:p>
+      <w:pPr>
+        <w:numPr>
+          <w:ilvl w:val="0"/>
+          <w:numId w:val="5"/>
+        </w:numPr>
+        <w:spacing w:after="0" w:line="240" w:lineRule="auto"/>
+      </w:pPr>
+      <w:r>
+        <w:t>Find longest word using reduce().</w:t>
+      </w:r>
+    </w:p>
+    <w:p>
+      <w:pPr>
+        <w:numPr>
+          <w:ilvl w:val="0"/>
+          <w:numId w:val="5"/>
+        </w:numPr>
+        <w:spacing w:after="0" w:line="240" w:lineRule="auto"/>
+      </w:pPr>
+      <w:r>
         <w:lastRenderedPageBreak/>
-        <w:t>Use reduce() to calculate sum of numbers.</w:t>
-      </w:r>
-    </w:p>
-    <w:p>
-      <w:pPr>
-        <w:numPr>
-          <w:ilvl w:val="0"/>
-          <w:numId w:val="4"/>
-        </w:numPr>
-        <w:spacing w:after="0" w:line="240" w:lineRule="auto"/>
-      </w:pPr>
-      <w:r>
-        <w:t>Use reduce() to find maximum value.</w:t>
-      </w:r>
-    </w:p>
-    <w:p>
-      <w:pPr>
-        <w:numPr>
-          <w:ilvl w:val="0"/>
-          <w:numId w:val="4"/>
-        </w:numPr>
-        <w:spacing w:after="0" w:line="240" w:lineRule="auto"/>
-      </w:pPr>
-      <w:r>
-        <w:t>Use reduce() to count total elements.</w:t>
-      </w:r>
-    </w:p>
-    <w:p>
-      <w:pPr>
-        <w:numPr>
-          <w:ilvl w:val="0"/>
-          <w:numId w:val="4"/>
-        </w:numPr>
-        <w:spacing w:after="0" w:line="240" w:lineRule="auto"/>
-      </w:pPr>
-      <w:r>
-        <w:t>Use map() to extract ages from objects.</w:t>
-      </w:r>
-    </w:p>
-    <w:p>
-      <w:pPr>
-        <w:numPr>
-          <w:ilvl w:val="0"/>
-          <w:numId w:val="4"/>
-        </w:numPr>
-        <w:spacing w:after="0" w:line="240" w:lineRule="auto"/>
-      </w:pPr>
-      <w:r>
-        <w:t>Use filter() to get users older than 18.</w:t>
-      </w:r>
-    </w:p>
-    <w:p>
-      <w:pPr>
-        <w:numPr>
-          <w:ilvl w:val="0"/>
-          <w:numId w:val="4"/>
-        </w:numPr>
-        <w:spacing w:after="0" w:line="240" w:lineRule="auto"/>
-      </w:pPr>
-      <w:r>
-        <w:t>Use map() to add "Mr." before names.</w:t>
-      </w:r>
-    </w:p>
-    <w:p>
-      <w:pPr>
-        <w:numPr>
-          <w:ilvl w:val="0"/>
-          <w:numId w:val="4"/>
-        </w:numPr>
-        <w:spacing w:after="0" w:line="240" w:lineRule="auto"/>
-      </w:pPr>
-      <w:r>
-        <w:t>Use filter() to remove falsy values.</w:t>
-      </w:r>
-    </w:p>
-    <w:p>
-      <w:pPr>
-        <w:numPr>
-          <w:ilvl w:val="0"/>
-          <w:numId w:val="4"/>
-        </w:numPr>
-        <w:spacing w:after="0" w:line="240" w:lineRule="auto"/>
-      </w:pPr>
-      <w:r>
-        <w:t>Use reduce() to multiply all numbers.</w:t>
-      </w:r>
-    </w:p>
-    <w:p>
-      <w:pPr>
-        <w:numPr>
-          <w:ilvl w:val="0"/>
-          <w:numId w:val="4"/>
-        </w:numPr>
-        <w:spacing w:after="0" w:line="240" w:lineRule="auto"/>
-      </w:pPr>
-      <w:r>
-        <w:t>Use map() to convert Celsius to Fahrenheit.</w:t>
-      </w:r>
-    </w:p>
-    <w:p>
-      <w:pPr>
-        <w:numPr>
-          <w:ilvl w:val="0"/>
-          <w:numId w:val="4"/>
-        </w:numPr>
-        <w:spacing w:after="0" w:line="240" w:lineRule="auto"/>
-      </w:pPr>
-      <w:r>
-        <w:t>Use filter() to get prices &lt; 100.</w:t>
-      </w:r>
-    </w:p>
-    <w:p>
-      <w:pPr>
-        <w:numPr>
-          <w:ilvl w:val="0"/>
-          <w:numId w:val="4"/>
-        </w:numPr>
-        <w:spacing w:after="0" w:line="240" w:lineRule="auto"/>
-      </w:pPr>
-      <w:r>
-        <w:t>Use reduce() to join strings.</w:t>
-      </w:r>
-    </w:p>
-    <w:p>
-      <w:pPr>
-        <w:numPr>
-          <w:ilvl w:val="0"/>
-          <w:numId w:val="4"/>
-        </w:numPr>
-        <w:spacing w:after="0" w:line="240" w:lineRule="auto"/>
-      </w:pPr>
-      <w:r>
-        <w:t>Use map() to square numbers.</w:t>
-      </w:r>
-    </w:p>
-    <w:p>
-      <w:pPr>
-        <w:numPr>
-          <w:ilvl w:val="0"/>
-          <w:numId w:val="4"/>
-        </w:numPr>
-        <w:spacing w:after="0" w:line="240" w:lineRule="auto"/>
-      </w:pPr>
-      <w:r>
-        <w:t>Use filter() to get names starting with "A".</w:t>
-      </w:r>
-    </w:p>
-    <w:p>
-      <w:pPr>
-        <w:spacing w:after="0" w:line="240" w:lineRule="auto"/>
-        <w:ind w:firstLine="426"/>
-      </w:pPr>
-      <w:r>
-        <w:pict w14:anchorId="74D6FBFD">
-          <v:rect id="_x0000_i1852" style="width:0;height:1.5pt" o:hralign="center" o:hrstd="t" o:hr="t" fillcolor="#a0a0a0" stroked="f"/>
+        <w:t>Capitalize first letter using map().</w:t>
+      </w:r>
+    </w:p>
+    <w:p>
+      <w:pPr>
+        <w:numPr>
+          <w:ilvl w:val="0"/>
+          <w:numId w:val="5"/>
+        </w:numPr>
+        <w:spacing w:after="0" w:line="240" w:lineRule="auto"/>
+      </w:pPr>
+      <w:r>
+        <w:t>Filter objects where active = true.</w:t>
+      </w:r>
+    </w:p>
+    <w:p>
+      <w:pPr>
+        <w:numPr>
+          <w:ilvl w:val="0"/>
+          <w:numId w:val="5"/>
+        </w:numPr>
+        <w:spacing w:after="0" w:line="240" w:lineRule="auto"/>
+      </w:pPr>
+      <w:r>
+        <w:t>Flatten array of arrays using reduce().</w:t>
+      </w:r>
+    </w:p>
+    <w:p>
+      <w:pPr>
+        <w:spacing w:after="0" w:line="240" w:lineRule="auto"/>
+        <w:ind w:firstLine="426"/>
+      </w:pPr>
+      <w:r>
+        <w:pict w14:anchorId="4021F06D">
+          <v:rect id="_x0000_i1114" style="width:0;height:1.5pt" o:hralign="center" o:hrstd="t" o:hr="t" fillcolor="#a0a0a0" stroked="f"/>
         </w:pict>
       </w:r>
     </w:p>
@@ -6740,8 +7110,8 @@
         <w:ind w:firstLine="426"/>
       </w:pPr>
       <w:r>
-        <w:pict w14:anchorId="768DFCA3">
-          <v:rect id="_x0000_i1853" style="width:0;height:1.5pt" o:hralign="center" o:hrstd="t" o:hr="t" fillcolor="#a0a0a0" stroked="f"/>
+        <w:pict w14:anchorId="71115F22">
+          <v:rect id="_x0000_i1115" style="width:0;height:1.5pt" o:hralign="center" o:hrstd="t" o:hr="t" fillcolor="#a0a0a0" stroked="f"/>
         </w:pict>
       </w:r>
     </w:p>
@@ -6760,233 +7130,6 @@
           <w:b/>
           <w:bCs/>
         </w:rPr>
-        <w:t>🟡</w:t>
-      </w:r>
-      <w:r>
-        <w:rPr>
-          <w:b/>
-          <w:bCs/>
-        </w:rPr>
-        <w:t xml:space="preserve"> Medium (21–35)</w:t>
-      </w:r>
-    </w:p>
-    <w:p>
-      <w:pPr>
-        <w:numPr>
-          <w:ilvl w:val="0"/>
-          <w:numId w:val="5"/>
-        </w:numPr>
-        <w:spacing w:after="0" w:line="240" w:lineRule="auto"/>
-      </w:pPr>
-      <w:r>
-        <w:t>Use map() to return only name + city from objects.</w:t>
-      </w:r>
-    </w:p>
-    <w:p>
-      <w:pPr>
-        <w:numPr>
-          <w:ilvl w:val="0"/>
-          <w:numId w:val="5"/>
-        </w:numPr>
-        <w:spacing w:after="0" w:line="240" w:lineRule="auto"/>
-      </w:pPr>
-      <w:r>
-        <w:t>Use filter() to keep odd numbers.</w:t>
-      </w:r>
-    </w:p>
-    <w:p>
-      <w:pPr>
-        <w:numPr>
-          <w:ilvl w:val="0"/>
-          <w:numId w:val="5"/>
-        </w:numPr>
-        <w:spacing w:after="0" w:line="240" w:lineRule="auto"/>
-      </w:pPr>
-      <w:r>
-        <w:t>Use reduce() to calculate average.</w:t>
-      </w:r>
-    </w:p>
-    <w:p>
-      <w:pPr>
-        <w:numPr>
-          <w:ilvl w:val="0"/>
-          <w:numId w:val="5"/>
-        </w:numPr>
-        <w:spacing w:after="0" w:line="240" w:lineRule="auto"/>
-      </w:pPr>
-      <w:r>
-        <w:t>Chain: double numbers → filter &gt; 10.</w:t>
-      </w:r>
-    </w:p>
-    <w:p>
-      <w:pPr>
-        <w:numPr>
-          <w:ilvl w:val="0"/>
-          <w:numId w:val="5"/>
-        </w:numPr>
-        <w:spacing w:after="0" w:line="240" w:lineRule="auto"/>
-      </w:pPr>
-      <w:r>
-        <w:t>Count even numbers using reduce().</w:t>
-      </w:r>
-    </w:p>
-    <w:p>
-      <w:pPr>
-        <w:numPr>
-          <w:ilvl w:val="0"/>
-          <w:numId w:val="5"/>
-        </w:numPr>
-        <w:spacing w:after="0" w:line="240" w:lineRule="auto"/>
-      </w:pPr>
-      <w:r>
-        <w:t>Group numbers into even &amp; odd using reduce().</w:t>
-      </w:r>
-    </w:p>
-    <w:p>
-      <w:pPr>
-        <w:numPr>
-          <w:ilvl w:val="0"/>
-          <w:numId w:val="5"/>
-        </w:numPr>
-        <w:spacing w:after="0" w:line="240" w:lineRule="auto"/>
-      </w:pPr>
-      <w:r>
-        <w:t>Convert array of strings to lengths.</w:t>
-      </w:r>
-    </w:p>
-    <w:p>
-      <w:pPr>
-        <w:numPr>
-          <w:ilvl w:val="0"/>
-          <w:numId w:val="5"/>
-        </w:numPr>
-        <w:spacing w:after="0" w:line="240" w:lineRule="auto"/>
-      </w:pPr>
-      <w:r>
-        <w:t>Remove duplicate values using filter().</w:t>
-      </w:r>
-    </w:p>
-    <w:p>
-      <w:pPr>
-        <w:numPr>
-          <w:ilvl w:val="0"/>
-          <w:numId w:val="5"/>
-        </w:numPr>
-        <w:spacing w:after="0" w:line="240" w:lineRule="auto"/>
-      </w:pPr>
-      <w:r>
-        <w:t>Sum prices of products.</w:t>
-      </w:r>
-    </w:p>
-    <w:p>
-      <w:pPr>
-        <w:numPr>
-          <w:ilvl w:val="0"/>
-          <w:numId w:val="5"/>
-        </w:numPr>
-        <w:spacing w:after="0" w:line="240" w:lineRule="auto"/>
-      </w:pPr>
-      <w:r>
-        <w:t>Get users whose salary &gt; 50k.</w:t>
-      </w:r>
-    </w:p>
-    <w:p>
-      <w:pPr>
-        <w:numPr>
-          <w:ilvl w:val="0"/>
-          <w:numId w:val="5"/>
-        </w:numPr>
-        <w:spacing w:after="0" w:line="240" w:lineRule="auto"/>
-      </w:pPr>
-      <w:r>
-        <w:t>Convert full names into initials.</w:t>
-      </w:r>
-    </w:p>
-    <w:p>
-      <w:pPr>
-        <w:numPr>
-          <w:ilvl w:val="0"/>
-          <w:numId w:val="5"/>
-        </w:numPr>
-        <w:spacing w:after="0" w:line="240" w:lineRule="auto"/>
-      </w:pPr>
-      <w:r>
-        <w:t>Find longest word using reduce().</w:t>
-      </w:r>
-    </w:p>
-    <w:p>
-      <w:pPr>
-        <w:numPr>
-          <w:ilvl w:val="0"/>
-          <w:numId w:val="5"/>
-        </w:numPr>
-        <w:spacing w:after="0" w:line="240" w:lineRule="auto"/>
-      </w:pPr>
-      <w:r>
-        <w:t>Capitalize first letter using map().</w:t>
-      </w:r>
-    </w:p>
-    <w:p>
-      <w:pPr>
-        <w:numPr>
-          <w:ilvl w:val="0"/>
-          <w:numId w:val="5"/>
-        </w:numPr>
-        <w:spacing w:after="0" w:line="240" w:lineRule="auto"/>
-      </w:pPr>
-      <w:r>
-        <w:t>Filter objects where active = true.</w:t>
-      </w:r>
-    </w:p>
-    <w:p>
-      <w:pPr>
-        <w:numPr>
-          <w:ilvl w:val="0"/>
-          <w:numId w:val="5"/>
-        </w:numPr>
-        <w:spacing w:after="0" w:line="240" w:lineRule="auto"/>
-      </w:pPr>
-      <w:r>
-        <w:t>Flatten array of arrays using reduce().</w:t>
-      </w:r>
-    </w:p>
-    <w:p>
-      <w:pPr>
-        <w:spacing w:after="0" w:line="240" w:lineRule="auto"/>
-        <w:ind w:firstLine="426"/>
-      </w:pPr>
-      <w:r>
-        <w:pict w14:anchorId="4021F06D">
-          <v:rect id="_x0000_i1854" style="width:0;height:1.5pt" o:hralign="center" o:hrstd="t" o:hr="t" fillcolor="#a0a0a0" stroked="f"/>
-        </w:pict>
-      </w:r>
-    </w:p>
-    <w:p>
-      <w:pPr>
-        <w:spacing w:after="0" w:line="240" w:lineRule="auto"/>
-        <w:ind w:firstLine="426"/>
-      </w:pPr>
-      <w:r>
-        <w:pict w14:anchorId="71115F22">
-          <v:rect id="_x0000_i1855" style="width:0;height:1.5pt" o:hralign="center" o:hrstd="t" o:hr="t" fillcolor="#a0a0a0" stroked="f"/>
-        </w:pict>
-      </w:r>
-    </w:p>
-    <w:p>
-      <w:pPr>
-        <w:spacing w:after="0" w:line="240" w:lineRule="auto"/>
-        <w:ind w:firstLine="426"/>
-        <w:rPr>
-          <w:b/>
-          <w:bCs/>
-        </w:rPr>
-      </w:pPr>
-      <w:r>
-        <w:rPr>
-          <w:rFonts w:ascii="Segoe UI Emoji" w:hAnsi="Segoe UI Emoji" w:cs="Segoe UI Emoji"/>
-          <w:b/>
-          <w:bCs/>
-        </w:rPr>
         <w:t>🔴</w:t>
       </w:r>
       <w:r>
@@ -7162,7 +7305,6 @@
         <w:spacing w:after="0" w:line="240" w:lineRule="auto"/>
       </w:pPr>
       <w:r>
-        <w:lastRenderedPageBreak/>
         <w:t>Group students by grade.</w:t>
       </w:r>
     </w:p>
@@ -7186,7 +7328,7 @@
     </w:p>
     <w:sectPr>
       <w:pgSz w:w="11906" w:h="16838"/>
-      <w:pgMar w:top="1440" w:right="1440" w:bottom="1440" w:left="426" w:header="708" w:footer="708" w:gutter="0"/>
+      <w:pgMar w:top="993" w:right="1440" w:bottom="709" w:left="426" w:header="708" w:footer="708" w:gutter="0"/>
       <w:cols w:space="708"/>
       <w:docGrid w:linePitch="360"/>
     </w:sectPr>
